--- a/docx/02-ponte-en-su-sitio/02-ponte-en-su-sitio.docx
+++ b/docx/02-ponte-en-su-sitio/02-ponte-en-su-sitio.docx
@@ -533,7 +533,7 @@
     </w:p>
     <w:bookmarkEnd w:id="16"/>
     <w:bookmarkEnd w:id="17"/>
-    <w:bookmarkStart w:id="26" w:name="qué-es-la-empatía"/>
+    <w:bookmarkStart w:id="29" w:name="qué-es-la-empatía"/>
     <w:p>
       <w:pPr>
         <w:pStyle w:val="Heading1"/>
@@ -654,13 +654,159 @@
       </w:r>
     </w:p>
     <w:bookmarkEnd w:id="18"/>
-    <w:bookmarkStart w:id="19" w:name="Xdcd47f8ebfda25f5c73e8a2a55145ccedea1f18"/>
+    <w:bookmarkStart w:id="19" w:name="X388302c41e9d9c2c27b77a4851d25f854ed778e"/>
     <w:p>
       <w:pPr>
         <w:pStyle w:val="Heading2"/>
       </w:pPr>
       <w:r>
+        <w:t xml:space="preserve">💡 Por qué importa (spoiler: todos hemos sido el otro)</w:t>
+      </w:r>
+    </w:p>
+    <w:p>
+      <w:pPr>
+        <w:pStyle w:val="FirstParagraph"/>
+      </w:pPr>
+      <w:r>
+        <w:t xml:space="preserve">Antes de nada, una verdad incómoda:</w:t>
+      </w:r>
+      <w:r>
+        <w:t xml:space="preserve"> </w:t>
+      </w:r>
+      <w:r>
+        <w:rPr>
+          <w:b/>
+          <w:bCs/>
+        </w:rPr>
+        <w:t xml:space="preserve">todos hemos sido el compañero callado</w:t>
+      </w:r>
+      <w:r>
+        <w:t xml:space="preserve">. Un mal día, una noticia familiar, un examen que no salió, un recreo en el que nadie te eligió. En ese momento, ¿qué te habría gustado que hiciera alguien?</w:t>
+      </w:r>
+    </w:p>
+    <w:p>
+      <w:pPr>
+        <w:pStyle w:val="BodyText"/>
+      </w:pPr>
+      <w:r>
+        <w:t xml:space="preserve">Esa pregunta es la empatía entera en una sola frase. No es un don de buenos ni una materia optativa: es lo que hace que un grupo sea un</w:t>
+      </w:r>
+      <w:r>
+        <w:t xml:space="preserve"> </w:t>
+      </w:r>
+      <w:r>
+        <w:rPr>
+          <w:b/>
+          <w:bCs/>
+        </w:rPr>
+        <w:t xml:space="preserve">equipo</w:t>
+      </w:r>
+      <w:r>
+        <w:t xml:space="preserve"> </w:t>
+      </w:r>
+      <w:r>
+        <w:t xml:space="preserve">o sea un</w:t>
+      </w:r>
+      <w:r>
+        <w:t xml:space="preserve"> </w:t>
+      </w:r>
+      <w:r>
+        <w:rPr>
+          <w:b/>
+          <w:bCs/>
+        </w:rPr>
+        <w:t xml:space="preserve">patio de colegio con 17 años</w:t>
+      </w:r>
+      <w:r>
+        <w:t xml:space="preserve">. La diferencia la pone quien se atreve a mirar al de al lado.</w:t>
+      </w:r>
+    </w:p>
+    <w:p>
+      <w:pPr>
+        <w:pStyle w:val="BodyText"/>
+      </w:pPr>
+      <w:r>
+        <w:t xml:space="preserve">📌</w:t>
+      </w:r>
+      <w:r>
+        <w:t xml:space="preserve"> </w:t>
+      </w:r>
+      <w:r>
+        <w:rPr>
+          <w:b/>
+          <w:bCs/>
+        </w:rPr>
+        <w:t xml:space="preserve">Dato clave:</w:t>
+      </w:r>
+      <w:r>
+        <w:t xml:space="preserve"> </w:t>
+      </w:r>
+      <w:r>
+        <w:t xml:space="preserve">la empatía no se siente solo:</w:t>
+      </w:r>
+      <w:r>
+        <w:t xml:space="preserve"> </w:t>
+      </w:r>
+      <w:r>
+        <w:rPr>
+          <w:b/>
+          <w:bCs/>
+        </w:rPr>
+        <w:t xml:space="preserve">se hace</w:t>
+      </w:r>
+      <w:r>
+        <w:t xml:space="preserve">. Se puede fingir al principio (preguntar aunque no te apetezca, escuchar aunque tengas prisa) y termina siendo real. Como todo músculo: primero esfuerzo, luego costumbre.</w:t>
+      </w:r>
+    </w:p>
+    <w:p>
+      <w:r>
+        <w:pict>
+          <v:rect style="width:0;height:1.5pt" o:hralign="center" o:hrstd="t" o:hr="t"/>
+        </w:pict>
+      </w:r>
+    </w:p>
+    <w:bookmarkEnd w:id="19"/>
+    <w:bookmarkStart w:id="20" w:name="Xdcd47f8ebfda25f5c73e8a2a55145ccedea1f18"/>
+    <w:p>
+      <w:pPr>
+        <w:pStyle w:val="Heading2"/>
+      </w:pPr>
+      <w:r>
         <w:t xml:space="preserve">🎭 Empatía, simpatía e indiferencia: no es lo mismo</w:t>
+      </w:r>
+    </w:p>
+    <w:p>
+      <w:pPr>
+        <w:pStyle w:val="FirstParagraph"/>
+      </w:pPr>
+      <w:r>
+        <w:t xml:space="preserve">Aquí está la clave de la unidad — tres formas de ver</w:t>
+      </w:r>
+      <w:r>
+        <w:t xml:space="preserve"> </w:t>
+      </w:r>
+      <w:r>
+        <w:rPr>
+          <w:b/>
+          <w:bCs/>
+        </w:rPr>
+        <w:t xml:space="preserve">el mismo día de otra persona</w:t>
+      </w:r>
+      <w:r>
+        <w:t xml:space="preserve">:</w:t>
+      </w:r>
+    </w:p>
+    <w:p>
+      <w:pPr>
+        <w:pStyle w:val="BodyText"/>
+      </w:pPr>
+    </w:p>
+    <w:p>
+      <w:pPr>
+        <w:pStyle w:val="BodyText"/>
+      </w:pPr>
+      <w:r>
+        <w:t xml:space="preserve">🎭 Las tres reacciones posibles — y lo que deja cada una</w:t>
       </w:r>
     </w:p>
     <w:tbl>
@@ -730,6 +876,12 @@
               <w:pStyle w:val="Compact"/>
             </w:pPr>
             <w:r>
+              <w:t xml:space="preserve">😊</w:t>
+            </w:r>
+            <w:r>
+              <w:t xml:space="preserve"> </w:t>
+            </w:r>
+            <w:r>
               <w:rPr>
                 <w:b/>
                 <w:bCs/>
@@ -780,6 +932,12 @@
               <w:pStyle w:val="Compact"/>
             </w:pPr>
             <w:r>
+              <w:t xml:space="preserve">😞</w:t>
+            </w:r>
+            <w:r>
+              <w:t xml:space="preserve"> </w:t>
+            </w:r>
+            <w:r>
               <w:rPr>
                 <w:b/>
                 <w:bCs/>
@@ -830,6 +988,12 @@
               <w:pStyle w:val="Compact"/>
             </w:pPr>
             <w:r>
+              <w:t xml:space="preserve">😐</w:t>
+            </w:r>
+            <w:r>
+              <w:t xml:space="preserve"> </w:t>
+            </w:r>
+            <w:r>
               <w:rPr>
                 <w:b/>
                 <w:bCs/>
@@ -878,7 +1042,23 @@
         <w:pStyle w:val="BodyText"/>
       </w:pPr>
       <w:r>
-        <w:t xml:space="preserve">La empatía no es decir</w:t>
+        <w:t xml:space="preserve">La empatía</w:t>
+      </w:r>
+      <w:r>
+        <w:t xml:space="preserve"> </w:t>
+      </w:r>
+      <w:r>
+        <w:rPr>
+          <w:b/>
+          <w:bCs/>
+        </w:rPr>
+        <w:t xml:space="preserve">no</w:t>
+      </w:r>
+      <w:r>
+        <w:t xml:space="preserve"> </w:t>
+      </w:r>
+      <w:r>
+        <w:t xml:space="preserve">es decir</w:t>
       </w:r>
       <w:r>
         <w:t xml:space="preserve"> </w:t>
@@ -887,7 +1067,78 @@
         <w:t xml:space="preserve">“pobrecito”</w:t>
       </w:r>
       <w:r>
-        <w:t xml:space="preserve">. Es tratar al otro como un igual al que le pasan cosas, igual que a ti. Y la indiferencia, en un grupo, es la que alimenta los conflictos: lo que se calla, crece.</w:t>
+        <w:t xml:space="preserve">. Es tratar al otro como un</w:t>
+      </w:r>
+      <w:r>
+        <w:t xml:space="preserve"> </w:t>
+      </w:r>
+      <w:r>
+        <w:rPr>
+          <w:b/>
+          <w:bCs/>
+        </w:rPr>
+        <w:t xml:space="preserve">igual</w:t>
+      </w:r>
+      <w:r>
+        <w:t xml:space="preserve"> </w:t>
+      </w:r>
+      <w:r>
+        <w:t xml:space="preserve">al que le pasan cosas, igual que a ti. Y la indiferencia, en un grupo, es la que más conflictos alimenta:</w:t>
+      </w:r>
+      <w:r>
+        <w:t xml:space="preserve"> </w:t>
+      </w:r>
+      <w:r>
+        <w:rPr>
+          <w:b/>
+          <w:bCs/>
+        </w:rPr>
+        <w:t xml:space="preserve">lo que se calla, crece</w:t>
+      </w:r>
+      <w:r>
+        <w:t xml:space="preserve">.</w:t>
+      </w:r>
+    </w:p>
+    <w:p>
+      <w:pPr>
+        <w:pStyle w:val="BlockText"/>
+      </w:pPr>
+      <w:r>
+        <w:t xml:space="preserve">💡</w:t>
+      </w:r>
+      <w:r>
+        <w:t xml:space="preserve"> </w:t>
+      </w:r>
+      <w:r>
+        <w:rPr>
+          <w:b/>
+          <w:bCs/>
+        </w:rPr>
+        <w:t xml:space="preserve">Truco de ROSA:</w:t>
+      </w:r>
+      <w:r>
+        <w:t xml:space="preserve"> </w:t>
+      </w:r>
+      <w:r>
+        <w:t xml:space="preserve">“Pobrecito”</w:t>
+      </w:r>
+      <w:r>
+        <w:t xml:space="preserve"> </w:t>
+      </w:r>
+      <w:r>
+        <w:t xml:space="preserve">es la frase más peligrosa de la tienda. Suena a cariño y suena a derrota. Mejor:</w:t>
+      </w:r>
+      <w:r>
+        <w:t xml:space="preserve"> </w:t>
+      </w:r>
+      <w:r>
+        <w:t xml:space="preserve">“¿Qué necesitas?”</w:t>
+      </w:r>
+      <w:r>
+        <w:t xml:space="preserve"> </w:t>
+      </w:r>
+      <w:r>
+        <w:t xml:space="preserve">— eso sí que es preguntar de verdad.</w:t>
       </w:r>
     </w:p>
     <w:p>
@@ -897,8 +1148,8 @@
         </w:pict>
       </w:r>
     </w:p>
-    <w:bookmarkEnd w:id="19"/>
-    <w:bookmarkStart w:id="20" w:name="la-regla-del-y-si-fuera-yo"/>
+    <w:bookmarkEnd w:id="20"/>
+    <w:bookmarkStart w:id="21" w:name="la-regla-del-y-si-fuera-yo"/>
     <w:p>
       <w:pPr>
         <w:pStyle w:val="Heading2"/>
@@ -975,7 +1226,72 @@
         <w:t xml:space="preserve"> </w:t>
       </w:r>
       <w:r>
-        <w:t xml:space="preserve">puede arruinarte la semana entera. Y que el que ríe hoy, mañana puede ser el que se caiga.</w:t>
+        <w:t xml:space="preserve">puede arruinarte la semana entera. Y que</w:t>
+      </w:r>
+      <w:r>
+        <w:t xml:space="preserve"> </w:t>
+      </w:r>
+      <w:r>
+        <w:rPr>
+          <w:b/>
+          <w:bCs/>
+        </w:rPr>
+        <w:t xml:space="preserve">el que ríe hoy, mañana puede ser el que se caiga</w:t>
+      </w:r>
+      <w:r>
+        <w:t xml:space="preserve">.</w:t>
+      </w:r>
+    </w:p>
+    <w:p>
+      <w:pPr>
+        <w:pStyle w:val="BodyText"/>
+      </w:pPr>
+      <w:r>
+        <w:t xml:space="preserve">😬</w:t>
+      </w:r>
+      <w:r>
+        <w:t xml:space="preserve"> </w:t>
+      </w:r>
+      <w:r>
+        <w:rPr>
+          <w:b/>
+          <w:bCs/>
+        </w:rPr>
+        <w:t xml:space="preserve">Fail de DANI:</w:t>
+      </w:r>
+      <w:r>
+        <w:t xml:space="preserve"> </w:t>
+      </w:r>
+      <w:r>
+        <w:t xml:space="preserve">la semana siguiente, vio caersele a otro una lata… y rio. Hasta que ROSA le preguntó:</w:t>
+      </w:r>
+      <w:r>
+        <w:t xml:space="preserve"> </w:t>
+      </w:r>
+      <w:r>
+        <w:rPr>
+          <w:i/>
+          <w:iCs/>
+        </w:rPr>
+        <w:t xml:space="preserve">“¿Te acuerdas de tu caja? Pues esa es la que acaba de caersele a él.”</w:t>
+      </w:r>
+      <w:r>
+        <w:t xml:space="preserve"> </w:t>
+      </w:r>
+      <w:r>
+        <w:t xml:space="preserve">La regla del</w:t>
+      </w:r>
+      <w:r>
+        <w:t xml:space="preserve"> </w:t>
+      </w:r>
+      <w:r>
+        <w:t xml:space="preserve">“y si fuera yo”</w:t>
+      </w:r>
+      <w:r>
+        <w:t xml:space="preserve"> </w:t>
+      </w:r>
+      <w:r>
+        <w:t xml:space="preserve">también se olvida cuando ya estás del lado del que ríe.</w:t>
       </w:r>
     </w:p>
     <w:p>
@@ -985,8 +1301,8 @@
         </w:pict>
       </w:r>
     </w:p>
-    <w:bookmarkEnd w:id="20"/>
-    <w:bookmarkStart w:id="21" w:name="empatía-en-pantalla-cyberempatía"/>
+    <w:bookmarkEnd w:id="21"/>
+    <w:bookmarkStart w:id="22" w:name="empatía-en-pantalla-cyberempatía"/>
     <w:p>
       <w:pPr>
         <w:pStyle w:val="Heading2"/>
@@ -1000,7 +1316,23 @@
         <w:pStyle w:val="FirstParagraph"/>
       </w:pPr>
       <w:r>
-        <w:t xml:space="preserve">En pantalla se olvida lo fácil: que detrás de cada nick hay una persona con su día, sus nervios y su abuela. Reglas de oro del chat:</w:t>
+        <w:t xml:space="preserve">En pantalla se olvida lo fácil: que</w:t>
+      </w:r>
+      <w:r>
+        <w:t xml:space="preserve"> </w:t>
+      </w:r>
+      <w:r>
+        <w:rPr>
+          <w:b/>
+          <w:bCs/>
+        </w:rPr>
+        <w:t xml:space="preserve">detrás de cada nick hay una persona</w:t>
+      </w:r>
+      <w:r>
+        <w:t xml:space="preserve"> </w:t>
+      </w:r>
+      <w:r>
+        <w:t xml:space="preserve">con su día, sus nervios y su abuela. Reglas de oro del chat:</w:t>
       </w:r>
     </w:p>
     <w:p>
@@ -1012,6 +1344,12 @@
         </w:numPr>
       </w:pPr>
       <w:r>
+        <w:t xml:space="preserve">🖼️</w:t>
+      </w:r>
+      <w:r>
+        <w:t xml:space="preserve"> </w:t>
+      </w:r>
+      <w:r>
         <w:rPr>
           <w:b/>
           <w:bCs/>
@@ -1034,6 +1372,12 @@
         </w:numPr>
       </w:pPr>
       <w:r>
+        <w:t xml:space="preserve">💬</w:t>
+      </w:r>
+      <w:r>
+        <w:t xml:space="preserve"> </w:t>
+      </w:r>
+      <w:r>
         <w:rPr>
           <w:b/>
           <w:bCs/>
@@ -1044,7 +1388,20 @@
         <w:t xml:space="preserve"> </w:t>
       </w:r>
       <w:r>
-        <w:t xml:space="preserve">si alguien contesta corto, no asumas lo peor ni lo mejores; pregunta.</w:t>
+        <w:t xml:space="preserve">si alguien contesta corto, no asumas lo peor ni lo mejor;</w:t>
+      </w:r>
+      <w:r>
+        <w:t xml:space="preserve"> </w:t>
+      </w:r>
+      <w:r>
+        <w:rPr>
+          <w:b/>
+          <w:bCs/>
+        </w:rPr>
+        <w:t xml:space="preserve">pregunta</w:t>
+      </w:r>
+      <w:r>
+        <w:t xml:space="preserve">.</w:t>
       </w:r>
     </w:p>
     <w:p>
@@ -1056,6 +1413,12 @@
         </w:numPr>
       </w:pPr>
       <w:r>
+        <w:t xml:space="preserve">👥</w:t>
+      </w:r>
+      <w:r>
+        <w:t xml:space="preserve"> </w:t>
+      </w:r>
+      <w:r>
         <w:rPr>
           <w:b/>
           <w:bCs/>
@@ -1066,7 +1429,88 @@
         <w:t xml:space="preserve"> </w:t>
       </w:r>
       <w:r>
-        <w:t xml:space="preserve">el grupo de la clase es un lugar con público; usa eso a favor, no en contra.</w:t>
+        <w:t xml:space="preserve">el grupo de la clase es un lugar con público; usa eso a</w:t>
+      </w:r>
+      <w:r>
+        <w:t xml:space="preserve"> </w:t>
+      </w:r>
+      <w:r>
+        <w:rPr>
+          <w:b/>
+          <w:bCs/>
+        </w:rPr>
+        <w:t xml:space="preserve">favor</w:t>
+      </w:r>
+      <w:r>
+        <w:t xml:space="preserve">, no en contra.</w:t>
+      </w:r>
+    </w:p>
+    <w:p>
+      <w:pPr>
+        <w:pStyle w:val="Compact"/>
+        <w:numPr>
+          <w:ilvl w:val="0"/>
+          <w:numId w:val="1003"/>
+        </w:numPr>
+      </w:pPr>
+      <w:r>
+        <w:t xml:space="preserve">🌙</w:t>
+      </w:r>
+      <w:r>
+        <w:t xml:space="preserve"> </w:t>
+      </w:r>
+      <w:r>
+        <w:rPr>
+          <w:b/>
+          <w:bCs/>
+        </w:rPr>
+        <w:t xml:space="preserve">A las 3 de la mañana se escribe peor:</w:t>
+      </w:r>
+      <w:r>
+        <w:t xml:space="preserve"> </w:t>
+      </w:r>
+      <w:r>
+        <w:t xml:space="preserve">si un mensaje te cabrea, duerme encima. Mañana seguirá ahí (o ya no importará).</w:t>
+      </w:r>
+    </w:p>
+    <w:p>
+      <w:pPr>
+        <w:pStyle w:val="FirstParagraph"/>
+      </w:pPr>
+      <w:r>
+        <w:rPr>
+          <w:b/>
+          <w:bCs/>
+        </w:rPr>
+        <w:t xml:space="preserve">Ejemplo real:</w:t>
+      </w:r>
+      <w:r>
+        <w:t xml:space="preserve"> </w:t>
+      </w:r>
+      <w:r>
+        <w:t xml:space="preserve">en el grupo de clase circuló una captura de un chat privado. Para quien la compartió fue</w:t>
+      </w:r>
+      <w:r>
+        <w:t xml:space="preserve"> </w:t>
+      </w:r>
+      <w:r>
+        <w:t xml:space="preserve">“una risa de 5 segundos”</w:t>
+      </w:r>
+      <w:r>
+        <w:t xml:space="preserve">; para quien salía en la captura,</w:t>
+      </w:r>
+      <w:r>
+        <w:t xml:space="preserve"> </w:t>
+      </w:r>
+      <w:r>
+        <w:rPr>
+          <w:b/>
+          <w:bCs/>
+        </w:rPr>
+        <w:t xml:space="preserve">dejó de escribir en el grupo durante dos meses</w:t>
+      </w:r>
+      <w:r>
+        <w:t xml:space="preserve">. Eso es cyberempatía: el impacto lo paga otro.</w:t>
       </w:r>
     </w:p>
     <w:p>
@@ -1076,211 +1520,34 @@
         </w:pict>
       </w:r>
     </w:p>
-    <w:bookmarkEnd w:id="21"/>
-    <w:bookmarkStart w:id="22" w:name="mini-chequeo"/>
+    <w:p>
+      <w:pPr>
+        <w:pStyle w:val="FirstParagraph"/>
+      </w:pPr>
+      <w:r>
+        <w:t xml:space="preserve">👤 Nombre:</w:t>
+      </w:r>
+      <w:r>
+        <w:t xml:space="preserve"> </w:t>
+      </w:r>
+      <w:r>
+        <w:t xml:space="preserve">📅 Fecha:</w:t>
+      </w:r>
+      <w:r>
+        <w:t xml:space="preserve"> </w:t>
+      </w:r>
+      <w:r>
+        <w:t xml:space="preserve">🏫 Grupo:</w:t>
+      </w:r>
+    </w:p>
+    <w:bookmarkEnd w:id="22"/>
+    <w:bookmarkStart w:id="23" w:name="a-por-ellos"/>
     <w:p>
       <w:pPr>
         <w:pStyle w:val="Heading2"/>
       </w:pPr>
       <w:r>
-        <w:t xml:space="preserve">🧠 Mini-chequeo</w:t>
-      </w:r>
-    </w:p>
-    <w:p>
-      <w:pPr>
-        <w:pStyle w:val="Compact"/>
-        <w:numPr>
-          <w:ilvl w:val="0"/>
-          <w:numId w:val="1004"/>
-        </w:numPr>
-      </w:pPr>
-      <w:r>
-        <w:t xml:space="preserve">Un compañero llega nuevo y no habla con nadie. ¿Qué es indiferencia y qué es empatía en esa situación?</w:t>
-      </w:r>
-    </w:p>
-    <w:p>
-      <w:pPr>
-        <w:pStyle w:val="Compact"/>
-        <w:numPr>
-          <w:ilvl w:val="0"/>
-          <w:numId w:val="1004"/>
-        </w:numPr>
-      </w:pPr>
-      <w:r>
-        <w:t xml:space="preserve">¿Por qué la simpatía (</w:t>
-      </w:r>
-      <w:r>
-        <w:t xml:space="preserve">“pobrecito”</w:t>
-      </w:r>
-      <w:r>
-        <w:t xml:space="preserve">) puede hacer más daño que ayuda?</w:t>
-      </w:r>
-    </w:p>
-    <w:p>
-      <w:pPr>
-        <w:pStyle w:val="Compact"/>
-        <w:numPr>
-          <w:ilvl w:val="0"/>
-          <w:numId w:val="1004"/>
-        </w:numPr>
-      </w:pPr>
-      <w:r>
-        <w:t xml:space="preserve">Piensa en un meme o burla reenviado en un chat. ¿Cómo se sentiría quien aparece en él?</w:t>
-      </w:r>
-    </w:p>
-    <w:p>
-      <w:r>
-        <w:pict>
-          <v:rect style="width:0;height:1.5pt" o:hralign="center" o:hrstd="t" o:hr="t"/>
-        </w:pict>
-      </w:r>
-    </w:p>
-    <w:bookmarkEnd w:id="22"/>
-    <w:bookmarkStart w:id="23" w:name="resumen-en-3-frases"/>
-    <w:p>
-      <w:pPr>
-        <w:pStyle w:val="Heading2"/>
-      </w:pPr>
-      <w:r>
-        <w:t xml:space="preserve">✅ Resumen en 3 frases</w:t>
-      </w:r>
-    </w:p>
-    <w:p>
-      <w:pPr>
-        <w:pStyle w:val="Compact"/>
-        <w:numPr>
-          <w:ilvl w:val="0"/>
-          <w:numId w:val="1005"/>
-        </w:numPr>
-      </w:pPr>
-      <w:r>
-        <w:t xml:space="preserve">La empatía es ponerse en el lugar del otro antes de opinar; la simpatía es lástima desde arriba; la indiferencia es mirar a otro lado.</w:t>
-      </w:r>
-    </w:p>
-    <w:p>
-      <w:pPr>
-        <w:pStyle w:val="Compact"/>
-        <w:numPr>
-          <w:ilvl w:val="0"/>
-          <w:numId w:val="1005"/>
-        </w:numPr>
-      </w:pPr>
-      <w:r>
-        <w:t xml:space="preserve">La regla del</w:t>
-      </w:r>
-      <w:r>
-        <w:t xml:space="preserve"> </w:t>
-      </w:r>
-      <w:r>
-        <w:t xml:space="preserve">“y si fuera yo”</w:t>
-      </w:r>
-      <w:r>
-        <w:t xml:space="preserve"> </w:t>
-      </w:r>
-      <w:r>
-        <w:t xml:space="preserve">basta un segundo y evita la mayoría de comentarios que dañan.</w:t>
-      </w:r>
-    </w:p>
-    <w:p>
-      <w:pPr>
-        <w:pStyle w:val="Compact"/>
-        <w:numPr>
-          <w:ilvl w:val="0"/>
-          <w:numId w:val="1005"/>
-        </w:numPr>
-      </w:pPr>
-      <w:r>
-        <w:t xml:space="preserve">En pantalla hay personas: antes de reenviar, piensa en quien sale en la imagen.</w:t>
-      </w:r>
-    </w:p>
-    <w:p>
-      <w:r>
-        <w:pict>
-          <v:rect style="width:0;height:1.5pt" o:hralign="center" o:hrstd="t" o:hr="t"/>
-        </w:pict>
-      </w:r>
-    </w:p>
-    <w:bookmarkEnd w:id="23"/>
-    <w:bookmarkStart w:id="25" w:name="vocabulario-rápido"/>
-    <w:p>
-      <w:pPr>
-        <w:pStyle w:val="Heading2"/>
-      </w:pPr>
-      <w:r>
-        <w:t xml:space="preserve">🐛 Vocabulario rápido</w:t>
-      </w:r>
-    </w:p>
-    <w:p>
-      <w:pPr>
-        <w:pStyle w:val="Compact"/>
-        <w:numPr>
-          <w:ilvl w:val="0"/>
-          <w:numId w:val="1006"/>
-        </w:numPr>
-      </w:pPr>
-      <w:r>
-        <w:rPr>
-          <w:b/>
-          <w:bCs/>
-        </w:rPr>
-        <w:t xml:space="preserve">Empatía:</w:t>
-      </w:r>
-      <w:r>
-        <w:t xml:space="preserve"> </w:t>
-      </w:r>
-      <w:r>
-        <w:t xml:space="preserve">sentir con el otro; entender su punto de vista y sus emociones.</w:t>
-      </w:r>
-    </w:p>
-    <w:p>
-      <w:pPr>
-        <w:pStyle w:val="Compact"/>
-        <w:numPr>
-          <w:ilvl w:val="0"/>
-          <w:numId w:val="1006"/>
-        </w:numPr>
-      </w:pPr>
-      <w:r>
-        <w:rPr>
-          <w:b/>
-          <w:bCs/>
-        </w:rPr>
-        <w:t xml:space="preserve">Simpatía:</w:t>
-      </w:r>
-      <w:r>
-        <w:t xml:space="preserve"> </w:t>
-      </w:r>
-      <w:r>
-        <w:t xml:space="preserve">sentir lástima por el otro desde una posición de superioridad.</w:t>
-      </w:r>
-    </w:p>
-    <w:p>
-      <w:pPr>
-        <w:pStyle w:val="Compact"/>
-        <w:numPr>
-          <w:ilvl w:val="0"/>
-          <w:numId w:val="1006"/>
-        </w:numPr>
-      </w:pPr>
-      <w:r>
-        <w:rPr>
-          <w:b/>
-          <w:bCs/>
-        </w:rPr>
-        <w:t xml:space="preserve">Cyberempatía:</w:t>
-      </w:r>
-      <w:r>
-        <w:t xml:space="preserve"> </w:t>
-      </w:r>
-      <w:r>
-        <w:t xml:space="preserve">la empatía aplicada a lo que publicas, comentas y reenvías en redes.</w:t>
-      </w:r>
-    </w:p>
-    <w:p>
-      <w:r>
-        <w:pict>
-          <v:rect style="width:0;height:1.5pt" o:hralign="center" o:hrstd="t" o:hr="t"/>
-        </w:pict>
+        <w:t xml:space="preserve">✍️ A por ellos</w:t>
       </w:r>
     </w:p>
     <w:p>
@@ -1288,939 +1555,99 @@
         <w:pStyle w:val="FirstParagraph"/>
       </w:pPr>
       <w:r>
-        <w:t xml:space="preserve">📚</w:t>
-      </w:r>
-      <w:r>
-        <w:t xml:space="preserve"> </w:t>
-      </w:r>
-      <w:hyperlink r:id="rId24">
-        <w:r>
-          <w:rPr>
-            <w:rStyle w:val="Hyperlink"/>
-          </w:rPr>
-          <w:t xml:space="preserve">Volver al índice de Ponte en su sitio</w:t>
-        </w:r>
-      </w:hyperlink>
-      <w:r>
-        <w:t xml:space="preserve"> </w:t>
-      </w:r>
-      <w:r>
-        <w:t xml:space="preserve">·</w:t>
-      </w:r>
-      <w:r>
-        <w:t xml:space="preserve"> </w:t>
-      </w:r>
-      <w:r>
-        <w:rPr>
-          <w:b/>
-          <w:bCs/>
-        </w:rPr>
-        <w:t xml:space="preserve">Anterior:</w:t>
-      </w:r>
-      <w:r>
-        <w:t xml:space="preserve"> </w:t>
-      </w:r>
-      <w:hyperlink r:id="rId24">
-        <w:r>
-          <w:rPr>
-            <w:rStyle w:val="Hyperlink"/>
-          </w:rPr>
-          <w:t xml:space="preserve">Índice</w:t>
-        </w:r>
-      </w:hyperlink>
-      <w:r>
-        <w:t xml:space="preserve"> </w:t>
-      </w:r>
-      <w:r>
-        <w:t xml:space="preserve">·</w:t>
-      </w:r>
-      <w:r>
-        <w:t xml:space="preserve"> </w:t>
-      </w:r>
-      <w:r>
-        <w:rPr>
-          <w:b/>
-          <w:bCs/>
-        </w:rPr>
-        <w:t xml:space="preserve">Siguiente:</w:t>
-      </w:r>
-      <w:r>
-        <w:t xml:space="preserve"> </w:t>
-      </w:r>
-      <w:hyperlink r:id="rId11">
-        <w:r>
-          <w:rPr>
-            <w:rStyle w:val="Hyperlink"/>
-          </w:rPr>
-          <w:t xml:space="preserve">Cómo se practica</w:t>
-        </w:r>
-      </w:hyperlink>
-    </w:p>
-    <w:bookmarkEnd w:id="25"/>
-    <w:bookmarkEnd w:id="26"/>
-    <w:bookmarkStart w:id="38" w:name="cómo-se-practica"/>
-    <w:p>
-      <w:pPr>
-        <w:pStyle w:val="Heading1"/>
-      </w:pPr>
-      <w:r>
-        <w:t xml:space="preserve">2 — Cómo se practica</w:t>
-      </w:r>
-    </w:p>
-    <w:p>
-      <w:pPr>
-        <w:pStyle w:val="FirstParagraph"/>
-      </w:pPr>
-      <w:r>
-        <w:t xml:space="preserve">Cinco gestos que se pueden hacer desde mañana 🤝</w:t>
-      </w:r>
-    </w:p>
-    <w:p>
-      <w:pPr>
-        <w:pStyle w:val="BlockText"/>
-      </w:pPr>
-      <w:r>
-        <w:t xml:space="preserve">🗺️</w:t>
-      </w:r>
-      <w:r>
-        <w:t xml:space="preserve"> </w:t>
-      </w:r>
-      <w:r>
-        <w:rPr>
-          <w:b/>
-          <w:bCs/>
-        </w:rPr>
-        <w:t xml:space="preserve">Estás en:</w:t>
-      </w:r>
-      <w:r>
-        <w:t xml:space="preserve"> </w:t>
-      </w:r>
-      <w:r>
-        <w:t xml:space="preserve">🤝</w:t>
-      </w:r>
-      <w:r>
-        <w:t xml:space="preserve"> </w:t>
-      </w:r>
-      <w:r>
-        <w:rPr>
-          <w:b/>
-          <w:bCs/>
-        </w:rPr>
-        <w:t xml:space="preserve">Ponte en su sitio</w:t>
-      </w:r>
-      <w:r>
-        <w:t xml:space="preserve"> </w:t>
-      </w:r>
-      <w:r>
-        <w:t xml:space="preserve">→ 2 · Cómo se practica</w:t>
-      </w:r>
-    </w:p>
-    <w:p>
-      <w:r>
-        <w:pict>
-          <v:rect style="width:0;height:1.5pt" o:hralign="center" o:hrstd="t" o:hr="t"/>
-        </w:pict>
-      </w:r>
-    </w:p>
-    <w:bookmarkStart w:id="27" w:name="en-corto-1"/>
-    <w:p>
-      <w:pPr>
-        <w:pStyle w:val="Heading2"/>
-      </w:pPr>
-      <w:r>
-        <w:t xml:space="preserve">📬 En corto</w:t>
-      </w:r>
-    </w:p>
-    <w:p>
-      <w:pPr>
-        <w:pStyle w:val="BlockText"/>
-      </w:pPr>
-      <w:r>
-        <w:t xml:space="preserve">La empatía no es un talento que se tenga:</w:t>
-      </w:r>
-      <w:r>
-        <w:t xml:space="preserve"> </w:t>
-      </w:r>
-      <w:r>
-        <w:rPr>
-          <w:b/>
-          <w:bCs/>
-        </w:rPr>
-        <w:t xml:space="preserve">se practica con cinco gestos concretos</w:t>
-      </w:r>
-      <w:r>
-        <w:t xml:space="preserve"> </w:t>
-      </w:r>
-      <w:r>
-        <w:t xml:space="preserve">que caben en cualquier recreo, clase o chat.</w:t>
-      </w:r>
-    </w:p>
-    <w:p>
-      <w:r>
-        <w:pict>
-          <v:rect style="width:0;height:1.5pt" o:hralign="center" o:hrstd="t" o:hr="t"/>
-        </w:pict>
-      </w:r>
-    </w:p>
-    <w:bookmarkEnd w:id="27"/>
-    <w:bookmarkStart w:id="33" w:name="los-cinco-gestos-de-la-empatía-práctica"/>
-    <w:p>
-      <w:pPr>
-        <w:pStyle w:val="Heading2"/>
-      </w:pPr>
-      <w:r>
-        <w:t xml:space="preserve">🤝 Los cinco gestos de la empatía práctica</w:t>
-      </w:r>
-    </w:p>
-    <w:bookmarkStart w:id="28" w:name="escuchar-sin-interrumpir"/>
-    <w:p>
-      <w:pPr>
-        <w:pStyle w:val="Heading3"/>
-      </w:pPr>
-      <w:r>
-        <w:t xml:space="preserve">1. Escuchar sin interrumpir</w:t>
-      </w:r>
-    </w:p>
-    <w:p>
-      <w:pPr>
-        <w:pStyle w:val="FirstParagraph"/>
-      </w:pPr>
-      <w:r>
-        <w:t xml:space="preserve">Suena fácil y es lo más difícil de la clase. Interrumpir dice</w:t>
-      </w:r>
-      <w:r>
-        <w:t xml:space="preserve"> </w:t>
-      </w:r>
-      <w:r>
-        <w:t xml:space="preserve">“lo que voy a decir yo es más importante que tu día”</w:t>
-      </w:r>
-      <w:r>
-        <w:t xml:space="preserve">. Escuchar entero, y luego contestar. Prueba: la próxima vez, cuenta mentalmente hasta dos antes de responder.</w:t>
-      </w:r>
-    </w:p>
-    <w:bookmarkEnd w:id="28"/>
-    <w:bookmarkStart w:id="29" w:name="preguntar-de-verdad"/>
-    <w:p>
-      <w:pPr>
-        <w:pStyle w:val="Heading3"/>
-      </w:pPr>
-      <w:r>
-        <w:t xml:space="preserve">2. Preguntar de verdad</w:t>
-      </w:r>
-    </w:p>
-    <w:p>
-      <w:pPr>
-        <w:pStyle w:val="FirstParagraph"/>
-      </w:pPr>
-      <w:r>
-        <w:t xml:space="preserve">No el</w:t>
-      </w:r>
-      <w:r>
-        <w:t xml:space="preserve"> </w:t>
-      </w:r>
-      <w:r>
-        <w:t xml:space="preserve">“¿qué tal?”</w:t>
-      </w:r>
-      <w:r>
-        <w:t xml:space="preserve"> </w:t>
-      </w:r>
-      <w:r>
-        <w:t xml:space="preserve">de rutina al que todos respondemos</w:t>
-      </w:r>
-      <w:r>
-        <w:t xml:space="preserve"> </w:t>
-      </w:r>
-      <w:r>
-        <w:t xml:space="preserve">“bien”</w:t>
-      </w:r>
-      <w:r>
-        <w:t xml:space="preserve"> </w:t>
-      </w:r>
-      <w:r>
-        <w:t xml:space="preserve">sin pensar. Prueba a preguntar y</w:t>
-      </w:r>
-      <w:r>
-        <w:t xml:space="preserve"> </w:t>
-      </w:r>
-      <w:r>
-        <w:rPr>
-          <w:b/>
-          <w:bCs/>
-        </w:rPr>
-        <w:t xml:space="preserve">esperar la respuesta</w:t>
-      </w:r>
-      <w:r>
-        <w:t xml:space="preserve">:</w:t>
-      </w:r>
-    </w:p>
-    <w:p>
-      <w:pPr>
-        <w:pStyle w:val="BlockText"/>
-      </w:pPr>
-      <w:r>
-        <w:t xml:space="preserve">— ¿Qué tal el examen? — Regular. — ¿La parte de nóminas? — Ahí me perdí…</w:t>
-      </w:r>
-    </w:p>
-    <w:p>
-      <w:pPr>
-        <w:pStyle w:val="FirstParagraph"/>
-      </w:pPr>
-      <w:r>
-        <w:t xml:space="preserve">Esa segunda pregunta es la diferencia entre pasar de largo y estar.</w:t>
-      </w:r>
-    </w:p>
-    <w:bookmarkEnd w:id="29"/>
-    <w:bookmarkStart w:id="30" w:name="no-juzgar-de-primeras"/>
-    <w:p>
-      <w:pPr>
-        <w:pStyle w:val="Heading3"/>
-      </w:pPr>
-      <w:r>
-        <w:t xml:space="preserve">3. No juzgar de primeras</w:t>
-      </w:r>
-    </w:p>
-    <w:p>
-      <w:pPr>
-        <w:pStyle w:val="FirstParagraph"/>
-      </w:pPr>
-      <w:r>
-        <w:t xml:space="preserve">La primera explicación que te llega de alguien casi nunca es la historia completa. Regla práctica:</w:t>
-      </w:r>
-      <w:r>
-        <w:t xml:space="preserve"> </w:t>
-      </w:r>
-      <w:r>
-        <w:rPr>
-          <w:b/>
-          <w:bCs/>
-        </w:rPr>
-        <w:t xml:space="preserve">primero entender, después opinar</w:t>
-      </w:r>
-      <w:r>
-        <w:t xml:space="preserve">. Si vas a juzgar con datos a medias, mejor no juzgues aún.</w:t>
-      </w:r>
-    </w:p>
-    <w:bookmarkEnd w:id="30"/>
-    <w:bookmarkStart w:id="31" w:name="describir-antes-de-comentar"/>
-    <w:p>
-      <w:pPr>
-        <w:pStyle w:val="Heading3"/>
-      </w:pPr>
-      <w:r>
-        <w:t xml:space="preserve">4. Describir antes de comentar</w:t>
-      </w:r>
-    </w:p>
-    <w:p>
-      <w:pPr>
-        <w:pStyle w:val="FirstParagraph"/>
-      </w:pPr>
-      <w:r>
-        <w:t xml:space="preserve">En vez de</w:t>
-      </w:r>
-      <w:r>
-        <w:t xml:space="preserve"> </w:t>
-      </w:r>
-      <w:r>
-        <w:t xml:space="preserve">“qué torpe”</w:t>
-      </w:r>
-      <w:r>
-        <w:t xml:space="preserve">, describe:</w:t>
-      </w:r>
-      <w:r>
-        <w:t xml:space="preserve"> </w:t>
-      </w:r>
-      <w:r>
-        <w:t xml:space="preserve">“se te ha caído la caja”</w:t>
-      </w:r>
-      <w:r>
-        <w:t xml:space="preserve">. En vez de</w:t>
-      </w:r>
-      <w:r>
-        <w:t xml:space="preserve"> </w:t>
-      </w:r>
-      <w:r>
-        <w:t xml:space="preserve">“qué exagerado”</w:t>
-      </w:r>
-      <w:r>
-        <w:t xml:space="preserve">, describe:</w:t>
-      </w:r>
-      <w:r>
-        <w:t xml:space="preserve"> </w:t>
-      </w:r>
-      <w:r>
-        <w:t xml:space="preserve">“te has puesto muy nervioso con el cliente”</w:t>
-      </w:r>
-      <w:r>
-        <w:t xml:space="preserve">. Los hechos no heriden; los adjetivos sí.</w:t>
-      </w:r>
-    </w:p>
-    <w:bookmarkEnd w:id="31"/>
-    <w:bookmarkStart w:id="32" w:name="el-silencio-que-apoya"/>
-    <w:p>
-      <w:pPr>
-        <w:pStyle w:val="Heading3"/>
-      </w:pPr>
-      <w:r>
-        <w:t xml:space="preserve">5. El silencio que apoya</w:t>
-      </w:r>
-    </w:p>
-    <w:p>
-      <w:pPr>
-        <w:pStyle w:val="FirstParagraph"/>
-      </w:pPr>
-      <w:r>
-        <w:t xml:space="preserve">Cuando alguien se atreve a hablar de algo serio (nervios, un mal día, una duda tonta), lo peor es el silencio del grupo mirando a otro lado. Un</w:t>
-      </w:r>
-      <w:r>
-        <w:t xml:space="preserve"> </w:t>
-      </w:r>
-      <w:r>
-        <w:t xml:space="preserve">“ámbito, te escucho”</w:t>
-      </w:r>
-      <w:r>
-        <w:t xml:space="preserve"> </w:t>
-      </w:r>
-      <w:r>
-        <w:t xml:space="preserve">o un simple asentimiento con la cabeza ya es apoyo. No hace falta un discurso.</w:t>
-      </w:r>
-    </w:p>
-    <w:p>
-      <w:r>
-        <w:pict>
-          <v:rect style="width:0;height:1.5pt" o:hralign="center" o:hrstd="t" o:hr="t"/>
-        </w:pict>
-      </w:r>
-    </w:p>
-    <w:bookmarkEnd w:id="32"/>
-    <w:bookmarkEnd w:id="33"/>
-    <w:bookmarkStart w:id="34" w:name="Xcca0ea7217c58ae2c0d1ba0696d8c77870e64cc"/>
-    <w:p>
-      <w:pPr>
-        <w:pStyle w:val="Heading2"/>
-      </w:pPr>
-      <w:r>
-        <w:t xml:space="preserve">🧪 Prueba de la semana: el experimento del</w:t>
-      </w:r>
-      <w:r>
-        <w:t xml:space="preserve"> </w:t>
-      </w:r>
-      <w:r>
-        <w:t xml:space="preserve">“¿qué tal de verdad?”</w:t>
-      </w:r>
-    </w:p>
-    <w:p>
-      <w:pPr>
-        <w:pStyle w:val="FirstParagraph"/>
-      </w:pPr>
-      <w:r>
-        <w:t xml:space="preserve">Durante cinco días, elige a una persona distinta cada día (compañero, familiar, quien te atienda en una tienda) y pregúntale</w:t>
-      </w:r>
-      <w:r>
-        <w:t xml:space="preserve"> </w:t>
-      </w:r>
-      <w:r>
-        <w:t xml:space="preserve">“¿qué tal?”</w:t>
-      </w:r>
-      <w:r>
-        <w:t xml:space="preserve"> </w:t>
-      </w:r>
-      <w:r>
-        <w:rPr>
-          <w:b/>
-          <w:bCs/>
-        </w:rPr>
-        <w:t xml:space="preserve">de verdad</w:t>
-      </w:r>
-      <w:r>
-        <w:t xml:space="preserve">: con tiempo, mirando y esperando. Apunta en el móvil qué descubriste. Verás que la gente, cuando se siente escuchada, te cuenta cosas que no esperabas.</w:t>
-      </w:r>
-    </w:p>
-    <w:p>
-      <w:r>
-        <w:pict>
-          <v:rect style="width:0;height:1.5pt" o:hralign="center" o:hrstd="t" o:hr="t"/>
-        </w:pict>
-      </w:r>
-    </w:p>
-    <w:bookmarkEnd w:id="34"/>
-    <w:bookmarkStart w:id="35" w:name="mini-chequeo-1"/>
-    <w:p>
-      <w:pPr>
-        <w:pStyle w:val="Heading2"/>
-      </w:pPr>
-      <w:r>
-        <w:t xml:space="preserve">🧠 Mini-chequeo</w:t>
-      </w:r>
-    </w:p>
-    <w:p>
-      <w:pPr>
-        <w:pStyle w:val="Compact"/>
-        <w:numPr>
-          <w:ilvl w:val="0"/>
-          <w:numId w:val="1007"/>
-        </w:numPr>
-      </w:pPr>
-      <w:r>
-        <w:t xml:space="preserve">¿Qué gesto de los cinco se te da peor y por qué?</w:t>
-      </w:r>
-    </w:p>
-    <w:p>
-      <w:pPr>
-        <w:pStyle w:val="Compact"/>
-        <w:numPr>
-          <w:ilvl w:val="0"/>
-          <w:numId w:val="1007"/>
-        </w:numPr>
-      </w:pPr>
-      <w:r>
-        <w:t xml:space="preserve">Reescribe</w:t>
-      </w:r>
-      <w:r>
-        <w:t xml:space="preserve"> </w:t>
-      </w:r>
-      <w:r>
-        <w:t xml:space="preserve">“qué exagerado eres”</w:t>
-      </w:r>
-      <w:r>
-        <w:t xml:space="preserve"> </w:t>
-      </w:r>
-      <w:r>
-        <w:t xml:space="preserve">usando descripción de hechos.</w:t>
-      </w:r>
-    </w:p>
-    <w:p>
-      <w:pPr>
-        <w:pStyle w:val="Compact"/>
-        <w:numPr>
-          <w:ilvl w:val="0"/>
-          <w:numId w:val="1007"/>
-        </w:numPr>
-      </w:pPr>
-      <w:r>
-        <w:t xml:space="preserve">¿Por qué el silencio del grupo es tan dañoso para quien habla?</w:t>
-      </w:r>
-    </w:p>
-    <w:p>
-      <w:r>
-        <w:pict>
-          <v:rect style="width:0;height:1.5pt" o:hralign="center" o:hrstd="t" o:hr="t"/>
-        </w:pict>
-      </w:r>
-    </w:p>
-    <w:bookmarkEnd w:id="35"/>
-    <w:bookmarkStart w:id="36" w:name="resumen-en-3-frases-1"/>
-    <w:p>
-      <w:pPr>
-        <w:pStyle w:val="Heading2"/>
-      </w:pPr>
-      <w:r>
-        <w:t xml:space="preserve">✅ Resumen en 3 frases</w:t>
-      </w:r>
-    </w:p>
-    <w:p>
-      <w:pPr>
-        <w:pStyle w:val="Compact"/>
-        <w:numPr>
-          <w:ilvl w:val="0"/>
-          <w:numId w:val="1008"/>
-        </w:numPr>
-      </w:pPr>
-      <w:r>
-        <w:t xml:space="preserve">La empatía se practica: escuchar entero, preguntar de verdad, no juzgar de primeras, describir en vez de etiquetar y apoyar con presencia.</w:t>
-      </w:r>
-    </w:p>
-    <w:p>
-      <w:pPr>
-        <w:pStyle w:val="Compact"/>
-        <w:numPr>
-          <w:ilvl w:val="0"/>
-          <w:numId w:val="1008"/>
-        </w:numPr>
-      </w:pPr>
-      <w:r>
-        <w:t xml:space="preserve">Primero entender, después opinar: la primera versión rara vez es la historia completa.</w:t>
-      </w:r>
-    </w:p>
-    <w:p>
-      <w:pPr>
-        <w:pStyle w:val="Compact"/>
-        <w:numPr>
-          <w:ilvl w:val="0"/>
-          <w:numId w:val="1008"/>
-        </w:numPr>
-      </w:pPr>
-      <w:r>
-        <w:t xml:space="preserve">Un</w:t>
-      </w:r>
-      <w:r>
-        <w:t xml:space="preserve"> </w:t>
-      </w:r>
-      <w:r>
-        <w:t xml:space="preserve">“te escucho”</w:t>
-      </w:r>
-      <w:r>
-        <w:t xml:space="preserve"> </w:t>
-      </w:r>
-      <w:r>
-        <w:t xml:space="preserve">ya es apoyo; no hace falta discurso.</w:t>
-      </w:r>
-    </w:p>
-    <w:p>
-      <w:r>
-        <w:pict>
-          <v:rect style="width:0;height:1.5pt" o:hralign="center" o:hrstd="t" o:hr="t"/>
-        </w:pict>
-      </w:r>
-    </w:p>
-    <w:bookmarkEnd w:id="36"/>
-    <w:bookmarkStart w:id="37" w:name="vocabulario-rápido-1"/>
-    <w:p>
-      <w:pPr>
-        <w:pStyle w:val="Heading2"/>
-      </w:pPr>
-      <w:r>
-        <w:t xml:space="preserve">🐛 Vocabulario rápido</w:t>
-      </w:r>
-    </w:p>
-    <w:p>
-      <w:pPr>
-        <w:pStyle w:val="Compact"/>
-        <w:numPr>
-          <w:ilvl w:val="0"/>
-          <w:numId w:val="1009"/>
-        </w:numPr>
-      </w:pPr>
-      <w:r>
-        <w:rPr>
-          <w:b/>
-          <w:bCs/>
-        </w:rPr>
-        <w:t xml:space="preserve">Escucha activa:</w:t>
-      </w:r>
-      <w:r>
-        <w:t xml:space="preserve"> </w:t>
-      </w:r>
-      <w:r>
-        <w:t xml:space="preserve">prestar atención de verdad, sin preparar ya tu respuesta.</w:t>
-      </w:r>
-    </w:p>
-    <w:p>
-      <w:pPr>
-        <w:pStyle w:val="Compact"/>
-        <w:numPr>
-          <w:ilvl w:val="0"/>
-          <w:numId w:val="1009"/>
-        </w:numPr>
-      </w:pPr>
-      <w:r>
-        <w:rPr>
-          <w:b/>
-          <w:bCs/>
-        </w:rPr>
-        <w:t xml:space="preserve">Atribución precipitada:</w:t>
-      </w:r>
-      <w:r>
-        <w:t xml:space="preserve"> </w:t>
-      </w:r>
-      <w:r>
-        <w:t xml:space="preserve">sacar conclusiones de alguien con datos a medias (el juicio de primeras).</w:t>
-      </w:r>
-    </w:p>
-    <w:p>
-      <w:pPr>
-        <w:pStyle w:val="Compact"/>
-        <w:numPr>
-          <w:ilvl w:val="0"/>
-          <w:numId w:val="1009"/>
-        </w:numPr>
-      </w:pPr>
-      <w:r>
-        <w:rPr>
-          <w:b/>
-          <w:bCs/>
-        </w:rPr>
-        <w:t xml:space="preserve">Apoyo social:</w:t>
-      </w:r>
-      <w:r>
-        <w:t xml:space="preserve"> </w:t>
-      </w:r>
-      <w:r>
-        <w:t xml:space="preserve">sentir que hay alguien que te escucha; es el antídoto contra el aislamiento.</w:t>
-      </w:r>
-    </w:p>
-    <w:p>
-      <w:r>
-        <w:pict>
-          <v:rect style="width:0;height:1.5pt" o:hralign="center" o:hrstd="t" o:hr="t"/>
-        </w:pict>
-      </w:r>
-    </w:p>
-    <w:p>
-      <w:pPr>
-        <w:pStyle w:val="FirstParagraph"/>
-      </w:pPr>
-      <w:r>
-        <w:t xml:space="preserve">📚</w:t>
-      </w:r>
-      <w:r>
-        <w:t xml:space="preserve"> </w:t>
-      </w:r>
-      <w:hyperlink r:id="rId24">
-        <w:r>
-          <w:rPr>
-            <w:rStyle w:val="Hyperlink"/>
-          </w:rPr>
-          <w:t xml:space="preserve">Volver al índice de Ponte en su sitio</w:t>
-        </w:r>
-      </w:hyperlink>
-      <w:r>
-        <w:t xml:space="preserve"> </w:t>
-      </w:r>
-      <w:r>
-        <w:t xml:space="preserve">·</w:t>
-      </w:r>
-      <w:r>
-        <w:t xml:space="preserve"> </w:t>
-      </w:r>
-      <w:r>
-        <w:rPr>
-          <w:b/>
-          <w:bCs/>
-        </w:rPr>
-        <w:t xml:space="preserve">Anterior:</w:t>
-      </w:r>
-      <w:r>
-        <w:t xml:space="preserve"> </w:t>
-      </w:r>
-      <w:hyperlink r:id="rId10">
-        <w:r>
-          <w:rPr>
-            <w:rStyle w:val="Hyperlink"/>
-          </w:rPr>
-          <w:t xml:space="preserve">Qué es la empatía</w:t>
-        </w:r>
-      </w:hyperlink>
-      <w:r>
-        <w:t xml:space="preserve"> </w:t>
-      </w:r>
-      <w:r>
-        <w:t xml:space="preserve">·</w:t>
-      </w:r>
-      <w:r>
-        <w:t xml:space="preserve"> </w:t>
-      </w:r>
-      <w:r>
-        <w:rPr>
-          <w:b/>
-          <w:bCs/>
-        </w:rPr>
-        <w:t xml:space="preserve">Siguiente:</w:t>
-      </w:r>
-      <w:r>
-        <w:t xml:space="preserve"> </w:t>
-      </w:r>
-      <w:hyperlink r:id="rId12">
-        <w:r>
-          <w:rPr>
-            <w:rStyle w:val="Hyperlink"/>
-          </w:rPr>
-          <w:t xml:space="preserve">🎮 Juegos y retos</w:t>
-        </w:r>
-      </w:hyperlink>
-    </w:p>
-    <w:bookmarkEnd w:id="37"/>
-    <w:bookmarkEnd w:id="38"/>
-    <w:bookmarkStart w:id="46" w:name="juegos-y-retos"/>
-    <w:p>
-      <w:pPr>
-        <w:pStyle w:val="Heading1"/>
-      </w:pPr>
-      <w:r>
-        <w:t xml:space="preserve">3 — Juegos y retos</w:t>
-      </w:r>
-    </w:p>
-    <w:p>
-      <w:pPr>
-        <w:pStyle w:val="FirstParagraph"/>
-      </w:pPr>
-      <w:r>
-        <w:t xml:space="preserve">El fail de DANI, la telaraña y logros 🎮</w:t>
-      </w:r>
-    </w:p>
-    <w:p>
-      <w:pPr>
-        <w:pStyle w:val="BlockText"/>
-      </w:pPr>
-      <w:r>
-        <w:t xml:space="preserve">🗺️</w:t>
-      </w:r>
-      <w:r>
-        <w:t xml:space="preserve"> </w:t>
-      </w:r>
-      <w:r>
-        <w:rPr>
-          <w:b/>
-          <w:bCs/>
-        </w:rPr>
-        <w:t xml:space="preserve">Estás en:</w:t>
-      </w:r>
-      <w:r>
-        <w:t xml:space="preserve"> </w:t>
-      </w:r>
-      <w:r>
-        <w:t xml:space="preserve">🤝</w:t>
-      </w:r>
-      <w:r>
-        <w:t xml:space="preserve"> </w:t>
-      </w:r>
-      <w:r>
-        <w:rPr>
-          <w:b/>
-          <w:bCs/>
-        </w:rPr>
-        <w:t xml:space="preserve">Ponte en su sitio</w:t>
-      </w:r>
-      <w:r>
-        <w:t xml:space="preserve"> </w:t>
-      </w:r>
-      <w:r>
-        <w:t xml:space="preserve">→ 3 · Juegos y retos</w:t>
-      </w:r>
-    </w:p>
-    <w:p>
-      <w:r>
-        <w:pict>
-          <v:rect style="width:0;height:1.5pt" o:hralign="center" o:hrstd="t" o:hr="t"/>
-        </w:pict>
-      </w:r>
-    </w:p>
-    <w:bookmarkStart w:id="39" w:name="el-fail-de-dani-un-clic-gratis"/>
-    <w:p>
-      <w:pPr>
-        <w:pStyle w:val="Heading2"/>
-      </w:pPr>
-      <w:r>
-        <w:t xml:space="preserve">😬 El fail de DANI: un clic gratis</w:t>
-      </w:r>
-    </w:p>
-    <w:p>
-      <w:pPr>
-        <w:pStyle w:val="FirstParagraph"/>
-      </w:pPr>
-      <w:r>
-        <w:t xml:space="preserve">El grupo de la tienda tenía un chat. Alguien mandó una foto de un cliente, con comentarios. DANI, sin pensar, lo reenvió a otro chat</w:t>
-      </w:r>
-      <w:r>
-        <w:t xml:space="preserve"> </w:t>
-      </w:r>
-      <w:r>
-        <w:t xml:space="preserve">“porque daba risa”</w:t>
-      </w:r>
-      <w:r>
-        <w:t xml:space="preserve">. A las dos horas, la foto había vuelto. Y con ella, la mala cara de Rosa.</w:t>
-      </w:r>
-    </w:p>
-    <w:p>
-      <w:pPr>
-        <w:pStyle w:val="BlockText"/>
-      </w:pPr>
-      <w:r>
-        <w:t xml:space="preserve">—</w:t>
-      </w:r>
-      <w:r>
-        <w:t xml:space="preserve"> </w:t>
-      </w:r>
-      <w:r>
-        <w:rPr>
-          <w:b/>
-          <w:bCs/>
-        </w:rPr>
-        <w:t xml:space="preserve">ROSA:</w:t>
-      </w:r>
-      <w:r>
-        <w:t xml:space="preserve"> </w:t>
-      </w:r>
-      <w:r>
-        <w:t xml:space="preserve">¿El cliente de la foto? Tuvo que venir a quejarse en persona. ¿Y el que rió contigo? Ni se acuerda.</w:t>
-      </w:r>
-      <w:r>
-        <w:t xml:space="preserve"> </w:t>
-      </w:r>
-      <w:r>
-        <w:t xml:space="preserve">—</w:t>
-      </w:r>
-      <w:r>
-        <w:t xml:space="preserve"> </w:t>
-      </w:r>
-      <w:r>
-        <w:rPr>
-          <w:b/>
-          <w:bCs/>
-        </w:rPr>
-        <w:t xml:space="preserve">DANI:</w:t>
-      </w:r>
-      <w:r>
-        <w:t xml:space="preserve"> </w:t>
-      </w:r>
-      <w:r>
-        <w:t xml:space="preserve">Yo solo la reenvié…</w:t>
-      </w:r>
-      <w:r>
-        <w:t xml:space="preserve"> </w:t>
-      </w:r>
-      <w:r>
-        <w:t xml:space="preserve">—</w:t>
-      </w:r>
-      <w:r>
-        <w:t xml:space="preserve"> </w:t>
-      </w:r>
-      <w:r>
-        <w:rPr>
-          <w:b/>
-          <w:bCs/>
-        </w:rPr>
-        <w:t xml:space="preserve">ROSA:</w:t>
-      </w:r>
-      <w:r>
-        <w:t xml:space="preserve"> </w:t>
-      </w:r>
-      <w:r>
-        <w:t xml:space="preserve">Un clic también es un click. Detrás de esa foto hay una persona con su día, su ropa y sus nervios. ¿Y si el de la foto eres tú el lunes con la caja en el suelo?</w:t>
-      </w:r>
-    </w:p>
-    <w:p>
-      <w:pPr>
-        <w:pStyle w:val="FirstParagraph"/>
-      </w:pPr>
-      <w:r>
-        <w:rPr>
-          <w:b/>
-          <w:bCs/>
-        </w:rPr>
-        <w:t xml:space="preserve">La lección:</w:t>
-      </w:r>
-      <w:r>
-        <w:t xml:space="preserve"> </w:t>
-      </w:r>
-      <w:r>
-        <w:t xml:space="preserve">en pantalla parece gratis porque no ves la cara. Pero la persona de la foto la ve. Cyberempatía: piensa dos veces antes de reenviar, y no reenvíes nada con personas que no hayas tenido en cuenta.</w:t>
-      </w:r>
-    </w:p>
-    <w:p>
-      <w:r>
-        <w:pict>
-          <v:rect style="width:0;height:1.5pt" o:hralign="center" o:hrstd="t" o:hr="t"/>
-        </w:pict>
-      </w:r>
-    </w:p>
-    <w:bookmarkEnd w:id="39"/>
-    <w:bookmarkStart w:id="40" w:name="cara-a-cara-empatía-vs-simpatía"/>
-    <w:p>
-      <w:pPr>
-        <w:pStyle w:val="Heading2"/>
-      </w:pPr>
-      <w:r>
-        <w:t xml:space="preserve">⚔️ Cara a cara: Empatía vs Simpatía</w:t>
+        <w:rPr>
+          <w:b/>
+          <w:bCs/>
+        </w:rPr>
+        <w:t xml:space="preserve">1. ✏️ Completa:</w:t>
+      </w:r>
+      <w:r>
+        <w:t xml:space="preserve"> </w:t>
+      </w:r>
+      <w:r>
+        <w:t xml:space="preserve">la empatía es ponerse en el ______ del otro</w:t>
+      </w:r>
+      <w:r>
+        <w:t xml:space="preserve"> </w:t>
+      </w:r>
+      <w:r>
+        <w:rPr>
+          <w:b/>
+          <w:bCs/>
+        </w:rPr>
+        <w:t xml:space="preserve">antes</w:t>
+      </w:r>
+      <w:r>
+        <w:t xml:space="preserve"> </w:t>
+      </w:r>
+      <w:r>
+        <w:t xml:space="preserve">de opinar; la simpatía es ______ desde arriba; la indiferencia es mirar a otro ______.</w:t>
+      </w:r>
+    </w:p>
+    <w:p>
+      <w:pPr>
+        <w:pStyle w:val="BodyText"/>
+      </w:pPr>
+      <w:r>
+        <w:rPr>
+          <w:b/>
+          <w:bCs/>
+        </w:rPr>
+        <w:t xml:space="preserve">2. 🎯 Decide qué es:</w:t>
+      </w:r>
+      <w:r>
+        <w:t xml:space="preserve"> </w:t>
+      </w:r>
+      <w:r>
+        <w:t xml:space="preserve">en cada caso, marca</w:t>
+      </w:r>
+      <w:r>
+        <w:t xml:space="preserve"> </w:t>
+      </w:r>
+      <w:r>
+        <w:rPr>
+          <w:b/>
+          <w:bCs/>
+        </w:rPr>
+        <w:t xml:space="preserve">E</w:t>
+      </w:r>
+      <w:r>
+        <w:t xml:space="preserve"> </w:t>
+      </w:r>
+      <w:r>
+        <w:t xml:space="preserve">(empatía),</w:t>
+      </w:r>
+      <w:r>
+        <w:t xml:space="preserve"> </w:t>
+      </w:r>
+      <w:r>
+        <w:rPr>
+          <w:b/>
+          <w:bCs/>
+        </w:rPr>
+        <w:t xml:space="preserve">S</w:t>
+      </w:r>
+      <w:r>
+        <w:t xml:space="preserve"> </w:t>
+      </w:r>
+      <w:r>
+        <w:t xml:space="preserve">(simpatía) o</w:t>
+      </w:r>
+      <w:r>
+        <w:t xml:space="preserve"> </w:t>
+      </w:r>
+      <w:r>
+        <w:rPr>
+          <w:b/>
+          <w:bCs/>
+        </w:rPr>
+        <w:t xml:space="preserve">I</w:t>
+      </w:r>
+      <w:r>
+        <w:t xml:space="preserve"> </w:t>
+      </w:r>
+      <w:r>
+        <w:t xml:space="preserve">(indiferencia):</w:t>
       </w:r>
     </w:p>
     <w:tbl>
@@ -2244,30 +1671,18 @@
               <w:pStyle w:val="Compact"/>
             </w:pPr>
             <w:r>
-              <w:t xml:space="preserve">⚔️ Simpatía (</w:t>
-            </w:r>
-            <w:r>
-              <w:t xml:space="preserve">“pobrecito”</w:t>
-            </w:r>
-            <w:r>
-              <w:t xml:space="preserve">)</w:t>
-            </w:r>
-          </w:p>
-        </w:tc>
-        <w:tc>
-          <w:tcPr/>
-          <w:p>
-            <w:pPr>
-              <w:pStyle w:val="Compact"/>
-            </w:pPr>
-            <w:r>
-              <w:t xml:space="preserve">⚔️ Empatía (</w:t>
-            </w:r>
-            <w:r>
-              <w:t xml:space="preserve">“ponte en su sitio”</w:t>
-            </w:r>
-            <w:r>
-              <w:t xml:space="preserve">)</w:t>
+              <w:t xml:space="preserve">Caso</w:t>
+            </w:r>
+          </w:p>
+        </w:tc>
+        <w:tc>
+          <w:tcPr/>
+          <w:p>
+            <w:pPr>
+              <w:pStyle w:val="Compact"/>
+            </w:pPr>
+            <w:r>
+              <w:t xml:space="preserve">E/S/I</w:t>
             </w:r>
           </w:p>
         </w:tc>
@@ -2280,19 +1695,16 @@
               <w:pStyle w:val="Compact"/>
             </w:pPr>
             <w:r>
-              <w:t xml:space="preserve">Lástima desde arriba</w:t>
-            </w:r>
-          </w:p>
-        </w:tc>
-        <w:tc>
-          <w:tcPr/>
-          <w:p>
-            <w:pPr>
-              <w:pStyle w:val="Compact"/>
-            </w:pPr>
-            <w:r>
-              <w:t xml:space="preserve">Respeto desde el lado</w:t>
-            </w:r>
+              <w:t xml:space="preserve">“Pobrecito, qué mala suerte tienes”</w:t>
+            </w:r>
+          </w:p>
+        </w:tc>
+        <w:tc>
+          <w:tcPr/>
+          <w:p>
+            <w:pPr>
+              <w:pStyle w:val="Compact"/>
+            </w:pPr>
           </w:p>
         </w:tc>
       </w:tr>
@@ -2304,19 +1716,16 @@
               <w:pStyle w:val="Compact"/>
             </w:pPr>
             <w:r>
-              <w:t xml:space="preserve">El otro se siente pequeño</w:t>
-            </w:r>
-          </w:p>
-        </w:tc>
-        <w:tc>
-          <w:tcPr/>
-          <w:p>
-            <w:pPr>
-              <w:pStyle w:val="Compact"/>
-            </w:pPr>
-            <w:r>
-              <w:t xml:space="preserve">El otro se siente igual</w:t>
-            </w:r>
+              <w:t xml:space="preserve">“¿Qué tal te fue con el cliente? Cuéntame”</w:t>
+            </w:r>
+          </w:p>
+        </w:tc>
+        <w:tc>
+          <w:tcPr/>
+          <w:p>
+            <w:pPr>
+              <w:pStyle w:val="Compact"/>
+            </w:pPr>
           </w:p>
         </w:tc>
       </w:tr>
@@ -2328,19 +1737,16 @@
               <w:pStyle w:val="Compact"/>
             </w:pPr>
             <w:r>
-              <w:t xml:space="preserve">“Qué mal lo tienes…”</w:t>
-            </w:r>
-          </w:p>
-        </w:tc>
-        <w:tc>
-          <w:tcPr/>
-          <w:p>
-            <w:pPr>
-              <w:pStyle w:val="Compact"/>
-            </w:pPr>
-            <w:r>
-              <w:t xml:space="preserve">“¿Qué necesitas?”</w:t>
-            </w:r>
+              <w:t xml:space="preserve">Se cae una compañera y el grupo sigue mirando el móvil</w:t>
+            </w:r>
+          </w:p>
+        </w:tc>
+        <w:tc>
+          <w:tcPr/>
+          <w:p>
+            <w:pPr>
+              <w:pStyle w:val="Compact"/>
+            </w:pPr>
           </w:p>
         </w:tc>
       </w:tr>
@@ -2352,47 +1758,262 @@
               <w:pStyle w:val="Compact"/>
             </w:pPr>
             <w:r>
-              <w:t xml:space="preserve">Termina en comentario</w:t>
-            </w:r>
-          </w:p>
-        </w:tc>
-        <w:tc>
-          <w:tcPr/>
-          <w:p>
-            <w:pPr>
-              <w:pStyle w:val="Compact"/>
-            </w:pPr>
-            <w:r>
-              <w:t xml:space="preserve">Termina en acción</w:t>
-            </w:r>
+              <w:t xml:space="preserve">“Veo que no estás hoy, ¿hablamos?”</w:t>
+            </w:r>
+          </w:p>
+        </w:tc>
+        <w:tc>
+          <w:tcPr/>
+          <w:p>
+            <w:pPr>
+              <w:pStyle w:val="Compact"/>
+            </w:pPr>
           </w:p>
         </w:tc>
       </w:tr>
     </w:tbl>
     <w:p>
       <w:pPr>
+        <w:pStyle w:val="BodyText"/>
+      </w:pPr>
+      <w:r>
+        <w:rPr>
+          <w:b/>
+          <w:bCs/>
+        </w:rPr>
+        <w:t xml:space="preserve">3. 🧩 La regla del</w:t>
+      </w:r>
+      <w:r>
+        <w:rPr>
+          <w:b/>
+          <w:bCs/>
+        </w:rPr>
+        <w:t xml:space="preserve"> </w:t>
+      </w:r>
+      <w:r>
+        <w:rPr>
+          <w:b/>
+          <w:bCs/>
+        </w:rPr>
+        <w:t xml:space="preserve">“y si fuera yo”</w:t>
+      </w:r>
+      <w:r>
+        <w:rPr>
+          <w:b/>
+          <w:bCs/>
+        </w:rPr>
+        <w:t xml:space="preserve">:</w:t>
+      </w:r>
+      <w:r>
+        <w:t xml:space="preserve"> </w:t>
+      </w:r>
+      <w:r>
+        <w:t xml:space="preserve">piensa en un comentario o meme que hayas visto sobre alguien de clase.</w:t>
+      </w:r>
+      <w:r>
+        <w:t xml:space="preserve"> </w:t>
+      </w:r>
+      <w:r>
+        <w:rPr>
+          <w:b/>
+          <w:bCs/>
+        </w:rPr>
+        <w:t xml:space="preserve">¿Y si salieras tú?</w:t>
+      </w:r>
+      <w:r>
+        <w:t xml:space="preserve"> </w:t>
+      </w:r>
+      <w:r>
+        <w:t xml:space="preserve">¿Cómo se sentiría?</w:t>
+      </w:r>
+    </w:p>
+    <w:p>
+      <w:pPr>
         <w:pStyle w:val="BlockText"/>
       </w:pPr>
       <w:r>
-        <w:t xml:space="preserve">💡</w:t>
-      </w:r>
-      <w:r>
-        <w:t xml:space="preserve"> </w:t>
-      </w:r>
-      <w:r>
-        <w:rPr>
-          <w:b/>
-          <w:bCs/>
-        </w:rPr>
-        <w:t xml:space="preserve">El veredicto de ROSA:</w:t>
-      </w:r>
-      <w:r>
-        <w:t xml:space="preserve"> </w:t>
-      </w:r>
-      <w:r>
-        <w:t xml:space="preserve">la simpatía te deja a ti sintiéndote bien por ayudar; la empatía deja al otro sintiéndote útil. Elige la que deja bien al otro.</w:t>
-      </w:r>
-    </w:p>
+        <w:t xml:space="preserve">El comentario/meme:</w:t>
+      </w:r>
+      <w:r>
+        <w:t xml:space="preserve"> </w:t>
+      </w:r>
+      <w:r>
+        <w:t xml:space="preserve"> </w:t>
+      </w:r>
+      <w:r>
+        <w:t xml:space="preserve">Si saliera yo:</w:t>
+      </w:r>
+      <w:r>
+        <w:t xml:space="preserve"> </w:t>
+      </w:r>
+    </w:p>
+    <w:p>
+      <w:pPr>
+        <w:pStyle w:val="FirstParagraph"/>
+      </w:pPr>
+      <w:r>
+        <w:rPr>
+          <w:b/>
+          <w:bCs/>
+        </w:rPr>
+        <w:t xml:space="preserve">4. 📱 Cyberempatía:</w:t>
+      </w:r>
+      <w:r>
+        <w:t xml:space="preserve"> </w:t>
+      </w:r>
+      <w:r>
+        <w:t xml:space="preserve">un compañero pone una story burlándose de otro. Escribe</w:t>
+      </w:r>
+      <w:r>
+        <w:t xml:space="preserve"> </w:t>
+      </w:r>
+      <w:r>
+        <w:rPr>
+          <w:b/>
+          <w:bCs/>
+        </w:rPr>
+        <w:t xml:space="preserve">la frase que escribirías tú en el chat</w:t>
+      </w:r>
+      <w:r>
+        <w:t xml:space="preserve"> </w:t>
+      </w:r>
+      <w:r>
+        <w:t xml:space="preserve">(sin humillar a nadie):</w:t>
+      </w:r>
+    </w:p>
+    <w:p>
+      <w:pPr>
+        <w:pStyle w:val="BlockText"/>
+      </w:pPr>
+      <w:r>
+        <w:t xml:space="preserve"> </w:t>
+      </w:r>
+    </w:p>
+    <w:p>
+      <w:pPr>
+        <w:pStyle w:val="FirstParagraph"/>
+      </w:pPr>
+      <w:r>
+        <w:rPr>
+          <w:b/>
+          <w:bCs/>
+        </w:rPr>
+        <w:t xml:space="preserve">5. 🔍 De la simpatía a la empatía:</w:t>
+      </w:r>
+      <w:r>
+        <w:t xml:space="preserve"> </w:t>
+      </w:r>
+      <w:r>
+        <w:t xml:space="preserve">reescribe cada frase lastimera como pregunta empática:</w:t>
+      </w:r>
+    </w:p>
+    <w:tbl>
+      <w:tblPr>
+        <w:tblStyle w:val="Table"/>
+        <w:tblW w:type="auto" w:w="0"/>
+        <w:tblLook w:firstRow="1" w:lastRow="0" w:firstColumn="0" w:lastColumn="0" w:noHBand="0" w:noVBand="0" w:val="0020"/>
+      </w:tblPr>
+      <w:tblGrid>
+        <w:gridCol w:w="3960"/>
+        <w:gridCol w:w="3960"/>
+      </w:tblGrid>
+      <w:tr>
+        <w:trPr>
+          <w:tblHeader w:val="on"/>
+        </w:trPr>
+        <w:tc>
+          <w:tcPr/>
+          <w:p>
+            <w:pPr>
+              <w:pStyle w:val="Compact"/>
+            </w:pPr>
+            <w:r>
+              <w:t xml:space="preserve">❌</w:t>
+            </w:r>
+            <w:r>
+              <w:t xml:space="preserve"> </w:t>
+            </w:r>
+            <w:r>
+              <w:t xml:space="preserve">“Pobrecito…”</w:t>
+            </w:r>
+          </w:p>
+        </w:tc>
+        <w:tc>
+          <w:tcPr/>
+          <w:p>
+            <w:pPr>
+              <w:pStyle w:val="Compact"/>
+            </w:pPr>
+            <w:r>
+              <w:t xml:space="preserve">✅ Pregunta empática</w:t>
+            </w:r>
+          </w:p>
+        </w:tc>
+      </w:tr>
+      <w:tr>
+        <w:tc>
+          <w:tcPr/>
+          <w:p>
+            <w:pPr>
+              <w:pStyle w:val="Compact"/>
+            </w:pPr>
+            <w:r>
+              <w:t xml:space="preserve">“Pobrecito, qué examen más duro”</w:t>
+            </w:r>
+          </w:p>
+        </w:tc>
+        <w:tc>
+          <w:tcPr/>
+          <w:p>
+            <w:pPr>
+              <w:pStyle w:val="Compact"/>
+            </w:pPr>
+          </w:p>
+        </w:tc>
+      </w:tr>
+      <w:tr>
+        <w:tc>
+          <w:tcPr/>
+          <w:p>
+            <w:pPr>
+              <w:pStyle w:val="Compact"/>
+            </w:pPr>
+            <w:r>
+              <w:t xml:space="preserve">“Qué va, con lo listo que eras”</w:t>
+            </w:r>
+          </w:p>
+        </w:tc>
+        <w:tc>
+          <w:tcPr/>
+          <w:p>
+            <w:pPr>
+              <w:pStyle w:val="Compact"/>
+            </w:pPr>
+          </w:p>
+        </w:tc>
+      </w:tr>
+      <w:tr>
+        <w:tc>
+          <w:tcPr/>
+          <w:p>
+            <w:pPr>
+              <w:pStyle w:val="Compact"/>
+            </w:pPr>
+            <w:r>
+              <w:t xml:space="preserve">“Qué mala leche tiene esa profe”</w:t>
+            </w:r>
+          </w:p>
+        </w:tc>
+        <w:tc>
+          <w:tcPr/>
+          <w:p>
+            <w:pPr>
+              <w:pStyle w:val="Compact"/>
+            </w:pPr>
+          </w:p>
+        </w:tc>
+      </w:tr>
+    </w:tbl>
     <w:p>
       <w:r>
         <w:pict>
@@ -2400,14 +2021,14 @@
         </w:pict>
       </w:r>
     </w:p>
-    <w:bookmarkEnd w:id="40"/>
-    <w:bookmarkStart w:id="41" w:name="reto-mental"/>
+    <w:bookmarkEnd w:id="23"/>
+    <w:bookmarkStart w:id="24" w:name="mini-dinámica-el-día-de-otro-5-min"/>
     <w:p>
       <w:pPr>
         <w:pStyle w:val="Heading2"/>
       </w:pPr>
       <w:r>
-        <w:t xml:space="preserve">🧠 Reto mental</w:t>
+        <w:t xml:space="preserve">🎭 Mini dinámica: El día de otro 👥 5 min</w:t>
       </w:r>
     </w:p>
     <w:p>
@@ -2415,7 +2036,119 @@
         <w:pStyle w:val="FirstParagraph"/>
       </w:pPr>
       <w:r>
-        <w:t xml:space="preserve">Piensa antes de mirar las soluciones:</w:t>
+        <w:t xml:space="preserve">En parejas: uno cuenta algo real (aunque sea pequeño) de su día — un susto, una ilusión, algo aburrido. El otro</w:t>
+      </w:r>
+      <w:r>
+        <w:t xml:space="preserve"> </w:t>
+      </w:r>
+      <w:r>
+        <w:rPr>
+          <w:b/>
+          <w:bCs/>
+        </w:rPr>
+        <w:t xml:space="preserve">solo puede preguntar</w:t>
+      </w:r>
+      <w:r>
+        <w:t xml:space="preserve"> </w:t>
+      </w:r>
+      <w:r>
+        <w:t xml:space="preserve">(nada de opinar ni dar consejos:</w:t>
+      </w:r>
+      <w:r>
+        <w:t xml:space="preserve"> </w:t>
+      </w:r>
+      <w:r>
+        <w:t xml:space="preserve">“¿y eso cómo te dejó?”</w:t>
+      </w:r>
+      <w:r>
+        <w:t xml:space="preserve">,</w:t>
+      </w:r>
+      <w:r>
+        <w:t xml:space="preserve"> </w:t>
+      </w:r>
+      <w:r>
+        <w:t xml:space="preserve">“¿y qué hiciste?”</w:t>
+      </w:r>
+      <w:r>
+        <w:t xml:space="preserve">). 2 minutos y se cambian.</w:t>
+      </w:r>
+    </w:p>
+    <w:p>
+      <w:pPr>
+        <w:pStyle w:val="BlockText"/>
+      </w:pPr>
+      <w:r>
+        <w:t xml:space="preserve">♿</w:t>
+      </w:r>
+      <w:r>
+        <w:t xml:space="preserve"> </w:t>
+      </w:r>
+      <w:r>
+        <w:rPr>
+          <w:b/>
+          <w:bCs/>
+        </w:rPr>
+        <w:t xml:space="preserve">Inclusión:</w:t>
+      </w:r>
+      <w:r>
+        <w:t xml:space="preserve"> </w:t>
+      </w:r>
+      <w:r>
+        <w:t xml:space="preserve">quien no quiera contar algo personal puede describir su</w:t>
+      </w:r>
+      <w:r>
+        <w:t xml:space="preserve"> </w:t>
+      </w:r>
+      <w:r>
+        <w:rPr>
+          <w:b/>
+          <w:bCs/>
+        </w:rPr>
+        <w:t xml:space="preserve">finde</w:t>
+      </w:r>
+      <w:r>
+        <w:t xml:space="preserve"> </w:t>
+      </w:r>
+      <w:r>
+        <w:t xml:space="preserve">o su</w:t>
+      </w:r>
+      <w:r>
+        <w:t xml:space="preserve"> </w:t>
+      </w:r>
+      <w:r>
+        <w:rPr>
+          <w:b/>
+          <w:bCs/>
+        </w:rPr>
+        <w:t xml:space="preserve">última película</w:t>
+      </w:r>
+      <w:r>
+        <w:t xml:space="preserve">. El objetivo es practicar la escucha, no exhibir intimidad.</w:t>
+      </w:r>
+    </w:p>
+    <w:p>
+      <w:r>
+        <w:pict>
+          <v:rect style="width:0;height:1.5pt" o:hralign="center" o:hrstd="t" o:hr="t"/>
+        </w:pict>
+      </w:r>
+    </w:p>
+    <w:bookmarkEnd w:id="24"/>
+    <w:bookmarkStart w:id="25" w:name="soluciones-y-pistas"/>
+    <w:p>
+      <w:pPr>
+        <w:pStyle w:val="Heading2"/>
+      </w:pPr>
+      <w:r>
+        <w:t xml:space="preserve">🔑 Soluciones y pistas</w:t>
+      </w:r>
+    </w:p>
+    <w:p>
+      <w:pPr>
+        <w:pStyle w:val="FirstParagraph"/>
+      </w:pPr>
+      <w:r>
+        <w:t xml:space="preserve">🔄 Ver soluciones</w:t>
       </w:r>
     </w:p>
     <w:p>
@@ -2423,11 +2156,15 @@
         <w:pStyle w:val="Compact"/>
         <w:numPr>
           <w:ilvl w:val="0"/>
-          <w:numId w:val="1010"/>
+          <w:numId w:val="1004"/>
         </w:numPr>
       </w:pPr>
       <w:r>
-        <w:t xml:space="preserve">Un compañero llega a clase callado y no se ríe de nadie. ¿Qué gesto empatía (de los cinco) usarías?</w:t>
+        <w:rPr>
+          <w:b/>
+          <w:bCs/>
+        </w:rPr>
+        <w:t xml:space="preserve">lugar, lástima, lado.</w:t>
       </w:r>
     </w:p>
     <w:p>
@@ -2435,20 +2172,11 @@
         <w:pStyle w:val="Compact"/>
         <w:numPr>
           <w:ilvl w:val="0"/>
-          <w:numId w:val="1010"/>
+          <w:numId w:val="1004"/>
         </w:numPr>
       </w:pPr>
       <w:r>
-        <w:t xml:space="preserve">Reescribe con hechos:</w:t>
-      </w:r>
-      <w:r>
-        <w:t xml:space="preserve"> </w:t>
-      </w:r>
-      <w:r>
-        <w:t xml:space="preserve">“estás siempre de mal humor”</w:t>
-      </w:r>
-      <w:r>
-        <w:t xml:space="preserve">.</w:t>
+        <w:t xml:space="preserve">S · E · I · E.</w:t>
       </w:r>
     </w:p>
     <w:p>
@@ -2456,19 +2184,11 @@
         <w:pStyle w:val="Compact"/>
         <w:numPr>
           <w:ilvl w:val="0"/>
-          <w:numId w:val="1010"/>
+          <w:numId w:val="1004"/>
         </w:numPr>
       </w:pPr>
       <w:r>
-        <w:t xml:space="preserve">Estás en un chat y mandan un meme con la cara de alguien de clase. ¿Qué haces?</w:t>
-      </w:r>
-    </w:p>
-    <w:p>
-      <w:pPr>
-        <w:pStyle w:val="FirstParagraph"/>
-      </w:pPr>
-      <w:r>
-        <w:t xml:space="preserve">🔄 Respuestas</w:t>
+        <w:t xml:space="preserve">Cada cual su caso. Pista: si dudas, pregúntate si a ti te gustaría que se burlaran de ti en el mismo chat.</w:t>
       </w:r>
     </w:p>
     <w:p>
@@ -2476,17 +2196,38 @@
         <w:pStyle w:val="Compact"/>
         <w:numPr>
           <w:ilvl w:val="0"/>
-          <w:numId w:val="1011"/>
+          <w:numId w:val="1004"/>
         </w:numPr>
       </w:pPr>
       <w:r>
-        <w:t xml:space="preserve">Acercarte y preguntar de verdad (</w:t>
-      </w:r>
-      <w:r>
-        <w:t xml:space="preserve">“¿qué tal el examen?”</w:t>
-      </w:r>
-      <w:r>
-        <w:t xml:space="preserve">) con tiempo y escuchando entero. Y con el silencio que apoya si no quiere hablar: presencia sin presión.</w:t>
+        <w:t xml:space="preserve">Ejemplos:</w:t>
+      </w:r>
+      <w:r>
+        <w:t xml:space="preserve"> </w:t>
+      </w:r>
+      <w:r>
+        <w:t xml:space="preserve">“Eh, dejadlo, que es de persona”</w:t>
+      </w:r>
+      <w:r>
+        <w:t xml:space="preserve">,</w:t>
+      </w:r>
+      <w:r>
+        <w:t xml:space="preserve"> </w:t>
+      </w:r>
+      <w:r>
+        <w:t xml:space="preserve">“¿Y si fuera alguno de vosotros?”</w:t>
+      </w:r>
+      <w:r>
+        <w:t xml:space="preserve">,</w:t>
+      </w:r>
+      <w:r>
+        <w:t xml:space="preserve"> </w:t>
+      </w:r>
+      <w:r>
+        <w:t xml:space="preserve">“Vamos a dejar la burla, que duele”</w:t>
+      </w:r>
+      <w:r>
+        <w:t xml:space="preserve">.</w:t>
       </w:r>
     </w:p>
     <w:p>
@@ -2494,38 +2235,29 @@
         <w:pStyle w:val="Compact"/>
         <w:numPr>
           <w:ilvl w:val="0"/>
-          <w:numId w:val="1011"/>
+          <w:numId w:val="1004"/>
         </w:numPr>
       </w:pPr>
       <w:r>
-        <w:t xml:space="preserve">Descripción de hechos:</w:t>
-      </w:r>
-      <w:r>
-        <w:t xml:space="preserve"> </w:t>
-      </w:r>
-      <w:r>
-        <w:t xml:space="preserve">“estos días contestas muy corto y te has ido al fondo del aula”</w:t>
-      </w:r>
-      <w:r>
-        <w:t xml:space="preserve">. Hechos, sin adjetivos.</w:t>
-      </w:r>
-    </w:p>
-    <w:p>
-      <w:pPr>
-        <w:pStyle w:val="Compact"/>
-        <w:numPr>
-          <w:ilvl w:val="0"/>
-          <w:numId w:val="1011"/>
-        </w:numPr>
-      </w:pPr>
-      <w:r>
-        <w:t xml:space="preserve">No lo reenvíes. Si te parece de mal gusto, puedes decirlo sin exponer a nadie (</w:t>
-      </w:r>
-      <w:r>
-        <w:t xml:space="preserve">“guay, no reenviéis eso, que sale fulano”</w:t>
-      </w:r>
-      <w:r>
-        <w:t xml:space="preserve">). Si la burla persiste con la misma persona, es señal: se apoya a esa persona y se avisa.</w:t>
+        <w:t xml:space="preserve">“¿Qué tal te salió el examen?”</w:t>
+      </w:r>
+      <w:r>
+        <w:t xml:space="preserve">,</w:t>
+      </w:r>
+      <w:r>
+        <w:t xml:space="preserve"> </w:t>
+      </w:r>
+      <w:r>
+        <w:t xml:space="preserve">“¿Lo intentaste? ¿Cómo lo viste?”</w:t>
+      </w:r>
+      <w:r>
+        <w:t xml:space="preserve">,</w:t>
+      </w:r>
+      <w:r>
+        <w:t xml:space="preserve"> </w:t>
+      </w:r>
+      <w:r>
+        <w:t xml:space="preserve">“¿Qué pasó con esa profe?”</w:t>
       </w:r>
     </w:p>
     <w:p>
@@ -2535,159 +2267,14 @@
         </w:pict>
       </w:r>
     </w:p>
-    <w:bookmarkEnd w:id="41"/>
-    <w:bookmarkStart w:id="42" w:name="trabajo-en-equipo-la-telaraña"/>
+    <w:bookmarkEnd w:id="25"/>
+    <w:bookmarkStart w:id="26" w:name="dudas-de-10-segundos"/>
     <w:p>
       <w:pPr>
         <w:pStyle w:val="Heading2"/>
       </w:pPr>
       <w:r>
-        <w:t xml:space="preserve">🤝 Trabajo en equipo: La telaraña</w:t>
-      </w:r>
-    </w:p>
-    <w:p>
-      <w:pPr>
-        <w:pStyle w:val="FirstParagraph"/>
-      </w:pPr>
-      <w:r>
-        <w:rPr>
-          <w:b/>
-          <w:bCs/>
-        </w:rPr>
-        <w:t xml:space="preserve">Objetivo:</w:t>
-      </w:r>
-      <w:r>
-        <w:t xml:space="preserve"> </w:t>
-      </w:r>
-      <w:r>
-        <w:t xml:space="preserve">tejer en círculo una red de cosas positivas reales sobre los que participan.</w:t>
-      </w:r>
-      <w:r>
-        <w:t xml:space="preserve"> </w:t>
-      </w:r>
-      <w:r>
-        <w:rPr>
-          <w:b/>
-          <w:bCs/>
-        </w:rPr>
-        <w:t xml:space="preserve">Tiempo:</w:t>
-      </w:r>
-      <w:r>
-        <w:t xml:space="preserve"> </w:t>
-      </w:r>
-      <w:r>
-        <w:t xml:space="preserve">15-20 min ·</w:t>
-      </w:r>
-      <w:r>
-        <w:t xml:space="preserve"> </w:t>
-      </w:r>
-      <w:r>
-        <w:rPr>
-          <w:b/>
-          <w:bCs/>
-        </w:rPr>
-        <w:t xml:space="preserve">Material:</w:t>
-      </w:r>
-      <w:r>
-        <w:t xml:space="preserve"> </w:t>
-      </w:r>
-      <w:r>
-        <w:t xml:space="preserve">una pelota o madeja de lana.</w:t>
-      </w:r>
-    </w:p>
-    <w:p>
-      <w:pPr>
-        <w:pStyle w:val="Compact"/>
-        <w:numPr>
-          <w:ilvl w:val="0"/>
-          <w:numId w:val="1012"/>
-        </w:numPr>
-      </w:pPr>
-      <w:r>
-        <w:t xml:space="preserve">Todo el grupo en círculo. Quien empieza se queda con el extremo de la lana y dice</w:t>
-      </w:r>
-      <w:r>
-        <w:t xml:space="preserve"> </w:t>
-      </w:r>
-      <w:r>
-        <w:rPr>
-          <w:b/>
-          <w:bCs/>
-        </w:rPr>
-        <w:t xml:space="preserve">el nombre de alguien del círculo</w:t>
-      </w:r>
-      <w:r>
-        <w:t xml:space="preserve"> </w:t>
-      </w:r>
-      <w:r>
-        <w:t xml:space="preserve">más</w:t>
-      </w:r>
-      <w:r>
-        <w:t xml:space="preserve"> </w:t>
-      </w:r>
-      <w:r>
-        <w:rPr>
-          <w:b/>
-          <w:bCs/>
-        </w:rPr>
-        <w:t xml:space="preserve">una cosa positiva y concreta</w:t>
-      </w:r>
-      <w:r>
-        <w:t xml:space="preserve"> </w:t>
-      </w:r>
-      <w:r>
-        <w:t xml:space="preserve">que haya visto en él/ella (</w:t>
-      </w:r>
-      <w:r>
-        <w:t xml:space="preserve">“Ana, el otro día me ayudaste con el tema de la caja”</w:t>
-      </w:r>
-      <w:r>
-        <w:t xml:space="preserve">).</w:t>
-      </w:r>
-    </w:p>
-    <w:p>
-      <w:pPr>
-        <w:pStyle w:val="Compact"/>
-        <w:numPr>
-          <w:ilvl w:val="0"/>
-          <w:numId w:val="1012"/>
-        </w:numPr>
-      </w:pPr>
-      <w:r>
-        <w:t xml:space="preserve">Quien es nombrado se queda con la lana, se tira suave de ella para que quede tensa, y repite el proceso con otra persona distinta.</w:t>
-      </w:r>
-    </w:p>
-    <w:p>
-      <w:pPr>
-        <w:pStyle w:val="Compact"/>
-        <w:numPr>
-          <w:ilvl w:val="0"/>
-          <w:numId w:val="1012"/>
-        </w:numPr>
-      </w:pPr>
-      <w:r>
-        <w:t xml:space="preserve">Se sigue hasta que la telaraña cubra a todo el grupo y la lana acabe.</w:t>
-      </w:r>
-    </w:p>
-    <w:p>
-      <w:pPr>
-        <w:pStyle w:val="Compact"/>
-        <w:numPr>
-          <w:ilvl w:val="0"/>
-          <w:numId w:val="1012"/>
-        </w:numPr>
-      </w:pPr>
-      <w:r>
-        <w:t xml:space="preserve">Cierre: todos ven la red. Frase de clausura:</w:t>
-      </w:r>
-      <w:r>
-        <w:t xml:space="preserve"> </w:t>
-      </w:r>
-      <w:r>
-        <w:t xml:space="preserve">“esto es lo que sostiene la clase: la red que acabáis de tejer”</w:t>
-      </w:r>
-      <w:r>
-        <w:t xml:space="preserve">.</w:t>
+        <w:t xml:space="preserve">🤷 Dudas de 10 segundos</w:t>
       </w:r>
     </w:p>
     <w:p>
@@ -2695,39 +2282,84 @@
         <w:pStyle w:val="BlockText"/>
       </w:pPr>
       <w:r>
-        <w:t xml:space="preserve">♿</w:t>
-      </w:r>
-      <w:r>
-        <w:t xml:space="preserve"> </w:t>
-      </w:r>
-      <w:r>
-        <w:rPr>
-          <w:b/>
-          <w:bCs/>
-        </w:rPr>
-        <w:t xml:space="preserve">Inclusión:</w:t>
-      </w:r>
-      <w:r>
-        <w:t xml:space="preserve"> </w:t>
-      </w:r>
-      <w:r>
-        <w:t xml:space="preserve">la docencia vigila que</w:t>
-      </w:r>
-      <w:r>
-        <w:t xml:space="preserve"> </w:t>
-      </w:r>
-      <w:r>
-        <w:rPr>
-          <w:b/>
-          <w:bCs/>
-        </w:rPr>
-        <w:t xml:space="preserve">nadie quede sin ser nombrado</w:t>
-      </w:r>
-      <w:r>
-        <w:t xml:space="preserve"> </w:t>
-      </w:r>
-      <w:r>
-        <w:t xml:space="preserve">y que solo se digan cosas verdaderas y concretas (nada inventado ni irónico). En grupos muy conflictivos, variante escrita: cada uno escribe el cumplido en un post-it anónimo para su destinatario, sin hablar en público.</w:t>
+        <w:rPr>
+          <w:b/>
+          <w:bCs/>
+        </w:rPr>
+        <w:t xml:space="preserve">¿Y si me piden que escuche y no tengo tiempo?</w:t>
+      </w:r>
+      <w:r>
+        <w:t xml:space="preserve"> </w:t>
+      </w:r>
+      <w:r>
+        <w:t xml:space="preserve">Dilo honesto:</w:t>
+      </w:r>
+      <w:r>
+        <w:t xml:space="preserve"> </w:t>
+      </w:r>
+      <w:r>
+        <w:t xml:space="preserve">“Ahora no puedo, ¿me buscas al recreo?”</w:t>
+      </w:r>
+      <w:r>
+        <w:t xml:space="preserve"> </w:t>
+      </w:r>
+      <w:r>
+        <w:t xml:space="preserve">Es mejor un</w:t>
+      </w:r>
+      <w:r>
+        <w:t xml:space="preserve"> </w:t>
+      </w:r>
+      <w:r>
+        <w:t xml:space="preserve">“no puedo ahora”</w:t>
+      </w:r>
+      <w:r>
+        <w:t xml:space="preserve"> </w:t>
+      </w:r>
+      <w:r>
+        <w:t xml:space="preserve">que un</w:t>
+      </w:r>
+      <w:r>
+        <w:t xml:space="preserve"> </w:t>
+      </w:r>
+      <w:r>
+        <w:t xml:space="preserve">“sí”</w:t>
+      </w:r>
+      <w:r>
+        <w:t xml:space="preserve"> </w:t>
+      </w:r>
+      <w:r>
+        <w:t xml:space="preserve">de mentira. La empatía incluye la tuya.</w:t>
+      </w:r>
+    </w:p>
+    <w:p>
+      <w:pPr>
+        <w:pStyle w:val="BlockText"/>
+      </w:pPr>
+      <w:r>
+        <w:rPr>
+          <w:b/>
+          <w:bCs/>
+        </w:rPr>
+        <w:t xml:space="preserve">¿Y si alguien no merece empatía?</w:t>
+      </w:r>
+      <w:r>
+        <w:t xml:space="preserve"> </w:t>
+      </w:r>
+      <w:r>
+        <w:t xml:space="preserve">Merece</w:t>
+      </w:r>
+      <w:r>
+        <w:t xml:space="preserve"> </w:t>
+      </w:r>
+      <w:r>
+        <w:rPr>
+          <w:b/>
+          <w:bCs/>
+        </w:rPr>
+        <w:t xml:space="preserve">respeto</w:t>
+      </w:r>
+      <w:r>
+        <w:t xml:space="preserve">, que es mínimo. Y a veces el que peor se porta es el que más la necesita. Tú decides cuánta energía inviertes, pero no hace falta convertirte en su enemigo.</w:t>
       </w:r>
     </w:p>
     <w:p>
@@ -2737,8 +2369,8 @@
         </w:pict>
       </w:r>
     </w:p>
-    <w:bookmarkEnd w:id="42"/>
-    <w:bookmarkStart w:id="43" w:name="logros-de-la-unidad"/>
+    <w:bookmarkEnd w:id="26"/>
+    <w:bookmarkStart w:id="28" w:name="logros-de-la-unidad"/>
     <w:p>
       <w:pPr>
         <w:pStyle w:val="Heading2"/>
@@ -2769,7 +2401,7 @@
               <w:pStyle w:val="Compact"/>
             </w:pPr>
             <w:r>
-              <w:t xml:space="preserve">Logro</w:t>
+              <w:t xml:space="preserve">🏆 Logro</w:t>
             </w:r>
           </w:p>
         </w:tc>
@@ -2793,7 +2425,7 @@
               <w:pStyle w:val="Compact"/>
             </w:pPr>
             <w:r>
-              <w:t xml:space="preserve">🪞</w:t>
+              <w:t xml:space="preserve">🎭</w:t>
             </w:r>
             <w:r>
               <w:t xml:space="preserve"> </w:t>
@@ -2803,18 +2435,18 @@
                 <w:b/>
                 <w:bCs/>
               </w:rPr>
-              <w:t xml:space="preserve">Espejo empático</w:t>
-            </w:r>
-          </w:p>
-        </w:tc>
-        <w:tc>
-          <w:tcPr/>
-          <w:p>
-            <w:pPr>
-              <w:pStyle w:val="Compact"/>
-            </w:pPr>
-            <w:r>
-              <w:t xml:space="preserve">Cinco días preguntando</w:t>
+              <w:t xml:space="preserve">Traductor de días</w:t>
+            </w:r>
+          </w:p>
+        </w:tc>
+        <w:tc>
+          <w:tcPr/>
+          <w:p>
+            <w:pPr>
+              <w:pStyle w:val="Compact"/>
+            </w:pPr>
+            <w:r>
+              <w:t xml:space="preserve">Preguntar</w:t>
             </w:r>
             <w:r>
               <w:t xml:space="preserve"> </w:t>
@@ -2826,7 +2458,7 @@
               <w:t xml:space="preserve"> </w:t>
             </w:r>
             <w:r>
-              <w:t xml:space="preserve">a cinco personas distintas</w:t>
+              <w:t xml:space="preserve">a tres personas esta semana</w:t>
             </w:r>
           </w:p>
         </w:tc>
@@ -2849,18 +2481,18 @@
                 <w:b/>
                 <w:bCs/>
               </w:rPr>
-              <w:t xml:space="preserve">No reenviado</w:t>
-            </w:r>
-          </w:p>
-        </w:tc>
-        <w:tc>
-          <w:tcPr/>
-          <w:p>
-            <w:pPr>
-              <w:pStyle w:val="Compact"/>
-            </w:pPr>
-            <w:r>
-              <w:t xml:space="preserve">Gestionar una semana entera un chat sin reenviar ninguna burla</w:t>
+              <w:t xml:space="preserve">Freno de memes</w:t>
+            </w:r>
+          </w:p>
+        </w:tc>
+        <w:tc>
+          <w:tcPr/>
+          <w:p>
+            <w:pPr>
+              <w:pStyle w:val="Compact"/>
+            </w:pPr>
+            <w:r>
+              <w:t xml:space="preserve">Parar o no reenviar un meme de alguien (cuenta)</w:t>
             </w:r>
           </w:p>
         </w:tc>
@@ -2873,7 +2505,7 @@
               <w:pStyle w:val="Compact"/>
             </w:pPr>
             <w:r>
-              <w:t xml:space="preserve">👂</w:t>
+              <w:t xml:space="preserve">📱</w:t>
             </w:r>
             <w:r>
               <w:t xml:space="preserve"> </w:t>
@@ -2883,18 +2515,18 @@
                 <w:b/>
                 <w:bCs/>
               </w:rPr>
-              <w:t xml:space="preserve">Escucha entera</w:t>
-            </w:r>
-          </w:p>
-        </w:tc>
-        <w:tc>
-          <w:tcPr/>
-          <w:p>
-            <w:pPr>
-              <w:pStyle w:val="Compact"/>
-            </w:pPr>
-            <w:r>
-              <w:t xml:space="preserve">Dejar que alguien termine su historia sin interrumpir, tres veces</w:t>
+              <w:t xml:space="preserve">Cyberbuen rollo</w:t>
+            </w:r>
+          </w:p>
+        </w:tc>
+        <w:tc>
+          <w:tcPr/>
+          <w:p>
+            <w:pPr>
+              <w:pStyle w:val="Compact"/>
+            </w:pPr>
+            <w:r>
+              <w:t xml:space="preserve">Escribir en el chat algo que apoye a alguien</w:t>
             </w:r>
           </w:p>
         </w:tc>
@@ -2907,149 +2539,17 @@
         </w:pict>
       </w:r>
     </w:p>
-    <w:bookmarkEnd w:id="43"/>
-    <w:bookmarkStart w:id="44" w:name="dudas-de-10-segundos"/>
-    <w:p>
-      <w:pPr>
-        <w:pStyle w:val="Heading2"/>
-      </w:pPr>
-      <w:r>
-        <w:t xml:space="preserve">🤷 Dudas de 10 segundos</w:t>
-      </w:r>
-    </w:p>
-    <w:p>
-      <w:pPr>
-        <w:pStyle w:val="BlockText"/>
-      </w:pPr>
-      <w:r>
-        <w:rPr>
-          <w:b/>
-          <w:bCs/>
-        </w:rPr>
-        <w:t xml:space="preserve">¿Y si me pongo en su sitio y me pasan factura?</w:t>
-      </w:r>
-      <w:r>
-        <w:t xml:space="preserve"> </w:t>
-      </w:r>
-      <w:r>
-        <w:t xml:space="preserve">La empatía no es cargar con los problemas de otros: es entenderlos. Puedes entender el mal día de alguien sin arreglarlo tú; a veces entender ya es arreglar media cosa.</w:t>
-      </w:r>
-    </w:p>
-    <w:p>
-      <w:pPr>
-        <w:pStyle w:val="BlockText"/>
-      </w:pPr>
-      <w:r>
-        <w:rPr>
-          <w:b/>
-          <w:bCs/>
-        </w:rPr>
-        <w:t xml:space="preserve">¿Empatía con quien me ha hecho daño?</w:t>
-      </w:r>
-      <w:r>
-        <w:t xml:space="preserve"> </w:t>
-      </w:r>
-      <w:r>
-        <w:t xml:space="preserve">Entender su porqué no significa que esté bien hecho. La empatía te ayuda a responder sin hundirte; los límites (la unidad de Líneas rojas) siguen en pie.</w:t>
-      </w:r>
-    </w:p>
-    <w:p>
-      <w:r>
-        <w:pict>
-          <v:rect style="width:0;height:1.5pt" o:hralign="center" o:hrstd="t" o:hr="t"/>
-        </w:pict>
-      </w:r>
-    </w:p>
-    <w:bookmarkEnd w:id="44"/>
-    <w:bookmarkStart w:id="45" w:name="poscréditos"/>
-    <w:p>
-      <w:pPr>
-        <w:pStyle w:val="Heading2"/>
-      </w:pPr>
-      <w:r>
-        <w:t xml:space="preserve">🎬 Poscréditos</w:t>
-      </w:r>
-    </w:p>
     <w:p>
       <w:pPr>
         <w:pStyle w:val="FirstParagraph"/>
       </w:pPr>
       <w:r>
-        <w:t xml:space="preserve">DANI llega tarde a la tienda, con cara de pocos amigos. Rosa no dice nada. Le deja un café al lado de la caja.</w:t>
-      </w:r>
-    </w:p>
-    <w:p>
-      <w:pPr>
-        <w:pStyle w:val="BlockText"/>
-      </w:pPr>
-      <w:r>
-        <w:t xml:space="preserve">—</w:t>
-      </w:r>
-      <w:r>
-        <w:t xml:space="preserve"> </w:t>
-      </w:r>
-      <w:r>
-        <w:rPr>
-          <w:b/>
-          <w:bCs/>
-        </w:rPr>
-        <w:t xml:space="preserve">DANI:</w:t>
-      </w:r>
-      <w:r>
-        <w:t xml:space="preserve"> </w:t>
-      </w:r>
-      <w:r>
-        <w:t xml:space="preserve">¿Por qué el café?</w:t>
-      </w:r>
-      <w:r>
-        <w:t xml:space="preserve"> </w:t>
-      </w:r>
-      <w:r>
-        <w:t xml:space="preserve">—</w:t>
-      </w:r>
-      <w:r>
-        <w:t xml:space="preserve"> </w:t>
-      </w:r>
-      <w:r>
-        <w:rPr>
-          <w:b/>
-          <w:bCs/>
-        </w:rPr>
-        <w:t xml:space="preserve">ROSA:</w:t>
-      </w:r>
-      <w:r>
-        <w:t xml:space="preserve"> </w:t>
-      </w:r>
-      <w:r>
-        <w:t xml:space="preserve">Porque veo que hoy el tuyo no da para mucho. Mañana me lo explicas, o no. Aquí estamos.</w:t>
-      </w:r>
-    </w:p>
-    <w:p>
-      <w:pPr>
-        <w:pStyle w:val="FirstParagraph"/>
-      </w:pPr>
-      <w:r>
-        <w:t xml:space="preserve">Dos horas después, DANI atendió mejor que nunca. Un café también es empatía.</w:t>
-      </w:r>
-    </w:p>
-    <w:p>
-      <w:r>
-        <w:pict>
-          <v:rect style="width:0;height:1.5pt" o:hralign="center" o:hrstd="t" o:hr="t"/>
-        </w:pict>
-      </w:r>
-    </w:p>
-    <w:p>
-      <w:pPr>
-        <w:pStyle w:val="FirstParagraph"/>
-      </w:pPr>
-      <w:r>
         <w:t xml:space="preserve">📚</w:t>
       </w:r>
       <w:r>
         <w:t xml:space="preserve"> </w:t>
       </w:r>
-      <w:hyperlink r:id="rId24">
+      <w:hyperlink r:id="rId27">
         <w:r>
           <w:rPr>
             <w:rStyle w:val="Hyperlink"/>
@@ -3072,6 +2572,33 @@
           <w:bCs/>
         </w:rPr>
         <w:t xml:space="preserve">Anterior:</w:t>
+      </w:r>
+      <w:r>
+        <w:t xml:space="preserve"> </w:t>
+      </w:r>
+      <w:hyperlink r:id="rId27">
+        <w:r>
+          <w:rPr>
+            <w:rStyle w:val="Hyperlink"/>
+          </w:rPr>
+          <w:t xml:space="preserve">Índice</w:t>
+        </w:r>
+      </w:hyperlink>
+      <w:r>
+        <w:t xml:space="preserve"> </w:t>
+      </w:r>
+      <w:r>
+        <w:t xml:space="preserve">·</w:t>
+      </w:r>
+      <w:r>
+        <w:t xml:space="preserve"> </w:t>
+      </w:r>
+      <w:r>
+        <w:rPr>
+          <w:b/>
+          <w:bCs/>
+        </w:rPr>
+        <w:t xml:space="preserve">Siguiente:</w:t>
       </w:r>
       <w:r>
         <w:t xml:space="preserve"> </w:t>
@@ -3084,6 +2611,4654 @@
           <w:t xml:space="preserve">Cómo se practica</w:t>
         </w:r>
       </w:hyperlink>
+    </w:p>
+    <w:bookmarkEnd w:id="28"/>
+    <w:bookmarkEnd w:id="29"/>
+    <w:bookmarkStart w:id="45" w:name="cómo-se-practica"/>
+    <w:p>
+      <w:pPr>
+        <w:pStyle w:val="Heading1"/>
+      </w:pPr>
+      <w:r>
+        <w:t xml:space="preserve">2 — Cómo se practica</w:t>
+      </w:r>
+    </w:p>
+    <w:p>
+      <w:pPr>
+        <w:pStyle w:val="FirstParagraph"/>
+      </w:pPr>
+      <w:r>
+        <w:t xml:space="preserve">Cinco gestos que se pueden hacer desde mañana 🤝</w:t>
+      </w:r>
+    </w:p>
+    <w:p>
+      <w:pPr>
+        <w:pStyle w:val="BlockText"/>
+      </w:pPr>
+      <w:r>
+        <w:t xml:space="preserve">🗺️</w:t>
+      </w:r>
+      <w:r>
+        <w:t xml:space="preserve"> </w:t>
+      </w:r>
+      <w:r>
+        <w:rPr>
+          <w:b/>
+          <w:bCs/>
+        </w:rPr>
+        <w:t xml:space="preserve">Estás en:</w:t>
+      </w:r>
+      <w:r>
+        <w:t xml:space="preserve"> </w:t>
+      </w:r>
+      <w:r>
+        <w:t xml:space="preserve">🤝</w:t>
+      </w:r>
+      <w:r>
+        <w:t xml:space="preserve"> </w:t>
+      </w:r>
+      <w:r>
+        <w:rPr>
+          <w:b/>
+          <w:bCs/>
+        </w:rPr>
+        <w:t xml:space="preserve">Ponte en su sitio</w:t>
+      </w:r>
+      <w:r>
+        <w:t xml:space="preserve"> </w:t>
+      </w:r>
+      <w:r>
+        <w:t xml:space="preserve">→ 2 · Cómo se practica</w:t>
+      </w:r>
+    </w:p>
+    <w:p>
+      <w:r>
+        <w:pict>
+          <v:rect style="width:0;height:1.5pt" o:hralign="center" o:hrstd="t" o:hr="t"/>
+        </w:pict>
+      </w:r>
+    </w:p>
+    <w:bookmarkStart w:id="30" w:name="en-corto-1"/>
+    <w:p>
+      <w:pPr>
+        <w:pStyle w:val="Heading2"/>
+      </w:pPr>
+      <w:r>
+        <w:t xml:space="preserve">📬 En corto</w:t>
+      </w:r>
+    </w:p>
+    <w:p>
+      <w:pPr>
+        <w:pStyle w:val="BlockText"/>
+      </w:pPr>
+      <w:r>
+        <w:t xml:space="preserve">La empatía no es un talento que se tenga:</w:t>
+      </w:r>
+      <w:r>
+        <w:t xml:space="preserve"> </w:t>
+      </w:r>
+      <w:r>
+        <w:rPr>
+          <w:b/>
+          <w:bCs/>
+        </w:rPr>
+        <w:t xml:space="preserve">se practica con cinco gestos concretos</w:t>
+      </w:r>
+      <w:r>
+        <w:t xml:space="preserve"> </w:t>
+      </w:r>
+      <w:r>
+        <w:t xml:space="preserve">que caben en cualquier recreo, clase o chat.</w:t>
+      </w:r>
+    </w:p>
+    <w:p>
+      <w:r>
+        <w:pict>
+          <v:rect style="width:0;height:1.5pt" o:hralign="center" o:hrstd="t" o:hr="t"/>
+        </w:pict>
+      </w:r>
+    </w:p>
+    <w:bookmarkEnd w:id="30"/>
+    <w:bookmarkStart w:id="31" w:name="Xfd2ca4091b1068754addad026a7ee5cc7646c03"/>
+    <w:p>
+      <w:pPr>
+        <w:pStyle w:val="Heading2"/>
+      </w:pPr>
+      <w:r>
+        <w:t xml:space="preserve">💡 La empatía no es un sentimiento: es una lista de la compra</w:t>
+      </w:r>
+    </w:p>
+    <w:p>
+      <w:pPr>
+        <w:pStyle w:val="FirstParagraph"/>
+      </w:pPr>
+      <w:r>
+        <w:t xml:space="preserve">Mucha gente cree que la empatía es</w:t>
+      </w:r>
+      <w:r>
+        <w:t xml:space="preserve"> </w:t>
+      </w:r>
+      <w:r>
+        <w:t xml:space="preserve">“sentir mucho”</w:t>
+      </w:r>
+      <w:r>
+        <w:t xml:space="preserve"> </w:t>
+      </w:r>
+      <w:r>
+        <w:t xml:space="preserve">o ser una persona especial.</w:t>
+      </w:r>
+      <w:r>
+        <w:t xml:space="preserve"> </w:t>
+      </w:r>
+      <w:r>
+        <w:rPr>
+          <w:b/>
+          <w:bCs/>
+        </w:rPr>
+        <w:t xml:space="preserve">No.</w:t>
+      </w:r>
+      <w:r>
+        <w:t xml:space="preserve"> </w:t>
+      </w:r>
+      <w:r>
+        <w:t xml:space="preserve">La empatía es hacer</w:t>
+      </w:r>
+      <w:r>
+        <w:t xml:space="preserve"> </w:t>
+      </w:r>
+      <w:r>
+        <w:rPr>
+          <w:b/>
+          <w:bCs/>
+        </w:rPr>
+        <w:t xml:space="preserve">cosas observables</w:t>
+      </w:r>
+      <w:r>
+        <w:t xml:space="preserve">: preguntar, esperar, describir, callar cuando toca. Cosas que un robot podría copiar.</w:t>
+      </w:r>
+    </w:p>
+    <w:p>
+      <w:pPr>
+        <w:pStyle w:val="BodyText"/>
+      </w:pPr>
+      <w:r>
+        <w:t xml:space="preserve">Y una noticia buenísima:</w:t>
+      </w:r>
+      <w:r>
+        <w:t xml:space="preserve"> </w:t>
+      </w:r>
+      <w:r>
+        <w:rPr>
+          <w:b/>
+          <w:bCs/>
+        </w:rPr>
+        <w:t xml:space="preserve">si se puede copiar, se puede aprender</w:t>
+      </w:r>
+      <w:r>
+        <w:t xml:space="preserve">. Nadie nace sabiendo escuchar; se aprende igual que se aprende a atender en una caja. Los cinco gestos de debajo son tu manual de instrucciones. Los practicas 30 días y la gente nota que</w:t>
+      </w:r>
+      <w:r>
+        <w:t xml:space="preserve"> </w:t>
+      </w:r>
+      <w:r>
+        <w:t xml:space="preserve">“estás cambiado”</w:t>
+      </w:r>
+      <w:r>
+        <w:t xml:space="preserve"> </w:t>
+      </w:r>
+      <w:r>
+        <w:t xml:space="preserve">— sin que sepas explicar bien por qué.</w:t>
+      </w:r>
+    </w:p>
+    <w:p>
+      <w:pPr>
+        <w:pStyle w:val="BlockText"/>
+      </w:pPr>
+      <w:r>
+        <w:t xml:space="preserve">💡</w:t>
+      </w:r>
+      <w:r>
+        <w:t xml:space="preserve"> </w:t>
+      </w:r>
+      <w:r>
+        <w:rPr>
+          <w:b/>
+          <w:bCs/>
+        </w:rPr>
+        <w:t xml:space="preserve">Analogía de ROSA:</w:t>
+      </w:r>
+      <w:r>
+        <w:t xml:space="preserve"> </w:t>
+      </w:r>
+      <w:r>
+        <w:t xml:space="preserve">“La empatía es como limpiar la tienda: no hace falta que te inspire, hace falta que lo hagas. Y si lo haces cada día, el sitio se nota.”</w:t>
+      </w:r>
+    </w:p>
+    <w:p>
+      <w:r>
+        <w:pict>
+          <v:rect style="width:0;height:1.5pt" o:hralign="center" o:hrstd="t" o:hr="t"/>
+        </w:pict>
+      </w:r>
+    </w:p>
+    <w:bookmarkEnd w:id="31"/>
+    <w:bookmarkStart w:id="37" w:name="los-cinco-gestos-de-la-empatía-práctica"/>
+    <w:p>
+      <w:pPr>
+        <w:pStyle w:val="Heading2"/>
+      </w:pPr>
+      <w:r>
+        <w:t xml:space="preserve">🤝 Los cinco gestos de la empatía práctica</w:t>
+      </w:r>
+    </w:p>
+    <w:p>
+      <w:pPr>
+        <w:pStyle w:val="FirstParagraph"/>
+      </w:pPr>
+      <w:r>
+        <w:t xml:space="preserve">De un vistazo — después los desglosamos con ejemplos:</w:t>
+      </w:r>
+    </w:p>
+    <w:p>
+      <w:pPr>
+        <w:pStyle w:val="BodyText"/>
+      </w:pPr>
+    </w:p>
+    <w:p>
+      <w:pPr>
+        <w:pStyle w:val="BodyText"/>
+      </w:pPr>
+      <w:r>
+        <w:t xml:space="preserve">🤝 Los 5 gestos — del escuche al</w:t>
+      </w:r>
+      <w:r>
+        <w:t xml:space="preserve"> </w:t>
+      </w:r>
+      <w:r>
+        <w:t xml:space="preserve">“te escucho”</w:t>
+      </w:r>
+    </w:p>
+    <w:bookmarkStart w:id="32" w:name="escuchar-sin-interrumpir"/>
+    <w:p>
+      <w:pPr>
+        <w:pStyle w:val="Heading3"/>
+      </w:pPr>
+      <w:r>
+        <w:t xml:space="preserve">1. 👂 Escuchar sin interrumpir</w:t>
+      </w:r>
+    </w:p>
+    <w:p>
+      <w:pPr>
+        <w:pStyle w:val="FirstParagraph"/>
+      </w:pPr>
+      <w:r>
+        <w:t xml:space="preserve">Suena fácil y es</w:t>
+      </w:r>
+      <w:r>
+        <w:t xml:space="preserve"> </w:t>
+      </w:r>
+      <w:r>
+        <w:rPr>
+          <w:b/>
+          <w:bCs/>
+        </w:rPr>
+        <w:t xml:space="preserve">lo más difícil de la clase</w:t>
+      </w:r>
+      <w:r>
+        <w:t xml:space="preserve">. Interrumpir dice:</w:t>
+      </w:r>
+      <w:r>
+        <w:t xml:space="preserve"> </w:t>
+      </w:r>
+      <w:r>
+        <w:rPr>
+          <w:i/>
+          <w:iCs/>
+        </w:rPr>
+        <w:t xml:space="preserve">“lo que voy a decir yo es más importante que tu día”</w:t>
+      </w:r>
+      <w:r>
+        <w:t xml:space="preserve">. Escuchar entero, y</w:t>
+      </w:r>
+      <w:r>
+        <w:t xml:space="preserve"> </w:t>
+      </w:r>
+      <w:r>
+        <w:rPr>
+          <w:b/>
+          <w:bCs/>
+        </w:rPr>
+        <w:t xml:space="preserve">después</w:t>
+      </w:r>
+      <w:r>
+        <w:t xml:space="preserve"> </w:t>
+      </w:r>
+      <w:r>
+        <w:t xml:space="preserve">contestar.</w:t>
+      </w:r>
+    </w:p>
+    <w:p>
+      <w:pPr>
+        <w:pStyle w:val="Compact"/>
+        <w:numPr>
+          <w:ilvl w:val="0"/>
+          <w:numId w:val="1005"/>
+        </w:numPr>
+      </w:pPr>
+      <w:r>
+        <w:t xml:space="preserve">⏱️</w:t>
+      </w:r>
+      <w:r>
+        <w:t xml:space="preserve"> </w:t>
+      </w:r>
+      <w:r>
+        <w:rPr>
+          <w:b/>
+          <w:bCs/>
+        </w:rPr>
+        <w:t xml:space="preserve">Truco del reloj:</w:t>
+      </w:r>
+      <w:r>
+        <w:t xml:space="preserve"> </w:t>
+      </w:r>
+      <w:r>
+        <w:t xml:space="preserve">cuenta mentalmente hasta dos antes de responder. Parece una tontería y cambia el 50 % de tus conversaciones.</w:t>
+      </w:r>
+    </w:p>
+    <w:p>
+      <w:pPr>
+        <w:pStyle w:val="Compact"/>
+        <w:numPr>
+          <w:ilvl w:val="0"/>
+          <w:numId w:val="1005"/>
+        </w:numPr>
+      </w:pPr>
+      <w:r>
+        <w:t xml:space="preserve">🧠</w:t>
+      </w:r>
+      <w:r>
+        <w:t xml:space="preserve"> </w:t>
+      </w:r>
+      <w:r>
+        <w:rPr>
+          <w:b/>
+          <w:bCs/>
+        </w:rPr>
+        <w:t xml:space="preserve">Por qué cuesta:</w:t>
+      </w:r>
+      <w:r>
+        <w:t xml:space="preserve"> </w:t>
+      </w:r>
+      <w:r>
+        <w:t xml:space="preserve">mientras el otro habla, tu cerebro ya está preparando tu frase. Eso no es escucha: es</w:t>
+      </w:r>
+      <w:r>
+        <w:t xml:space="preserve"> </w:t>
+      </w:r>
+      <w:r>
+        <w:rPr>
+          <w:b/>
+          <w:bCs/>
+        </w:rPr>
+        <w:t xml:space="preserve">tu turno con pausa</w:t>
+      </w:r>
+      <w:r>
+        <w:t xml:space="preserve">.</w:t>
+      </w:r>
+    </w:p>
+    <w:p>
+      <w:pPr>
+        <w:pStyle w:val="FirstParagraph"/>
+      </w:pPr>
+      <w:r>
+        <w:rPr>
+          <w:b/>
+          <w:bCs/>
+        </w:rPr>
+        <w:t xml:space="preserve">Ejemplo real:</w:t>
+      </w:r>
+      <w:r>
+        <w:t xml:space="preserve"> </w:t>
+      </w:r>
+      <w:r>
+        <w:t xml:space="preserve">Marta cuenta su mal día y a mitad la interrumpen con</w:t>
+      </w:r>
+      <w:r>
+        <w:t xml:space="preserve"> </w:t>
+      </w:r>
+      <w:r>
+        <w:rPr>
+          <w:i/>
+          <w:iCs/>
+        </w:rPr>
+        <w:t xml:space="preserve">“¡ah, a mí me pasó peor!”</w:t>
+      </w:r>
+      <w:r>
+        <w:t xml:space="preserve">. Marta deja de contar. No porque la interrumpieran: porque vio que su historia ya no interesaba.</w:t>
+      </w:r>
+    </w:p>
+    <w:bookmarkEnd w:id="32"/>
+    <w:bookmarkStart w:id="33" w:name="preguntar-de-verdad"/>
+    <w:p>
+      <w:pPr>
+        <w:pStyle w:val="Heading3"/>
+      </w:pPr>
+      <w:r>
+        <w:t xml:space="preserve">2. ❓ Preguntar de verdad</w:t>
+      </w:r>
+    </w:p>
+    <w:p>
+      <w:pPr>
+        <w:pStyle w:val="FirstParagraph"/>
+      </w:pPr>
+      <w:r>
+        <w:t xml:space="preserve">No el</w:t>
+      </w:r>
+      <w:r>
+        <w:t xml:space="preserve"> </w:t>
+      </w:r>
+      <w:r>
+        <w:t xml:space="preserve">“¿qué tal?”</w:t>
+      </w:r>
+      <w:r>
+        <w:t xml:space="preserve"> </w:t>
+      </w:r>
+      <w:r>
+        <w:t xml:space="preserve">de rutina al que todos respondemos</w:t>
+      </w:r>
+      <w:r>
+        <w:t xml:space="preserve"> </w:t>
+      </w:r>
+      <w:r>
+        <w:t xml:space="preserve">“bien”</w:t>
+      </w:r>
+      <w:r>
+        <w:t xml:space="preserve"> </w:t>
+      </w:r>
+      <w:r>
+        <w:t xml:space="preserve">sin pensar. Prueba a preguntar y</w:t>
+      </w:r>
+      <w:r>
+        <w:t xml:space="preserve"> </w:t>
+      </w:r>
+      <w:r>
+        <w:rPr>
+          <w:b/>
+          <w:bCs/>
+        </w:rPr>
+        <w:t xml:space="preserve">esperar la respuesta</w:t>
+      </w:r>
+      <w:r>
+        <w:t xml:space="preserve">:</w:t>
+      </w:r>
+    </w:p>
+    <w:p>
+      <w:pPr>
+        <w:pStyle w:val="BlockText"/>
+      </w:pPr>
+      <w:r>
+        <w:t xml:space="preserve">— ¿Qué tal el examen? — Regular. — ¿La parte de</w:t>
+      </w:r>
+      <w:r>
+        <w:t xml:space="preserve"> </w:t>
+      </w:r>
+      <w:r>
+        <w:rPr>
+          <w:b/>
+          <w:bCs/>
+        </w:rPr>
+        <w:t xml:space="preserve">nóminas</w:t>
+      </w:r>
+      <w:r>
+        <w:t xml:space="preserve">? — Ahí me perdí…</w:t>
+      </w:r>
+    </w:p>
+    <w:p>
+      <w:pPr>
+        <w:pStyle w:val="FirstParagraph"/>
+      </w:pPr>
+      <w:r>
+        <w:rPr>
+          <w:b/>
+          <w:bCs/>
+        </w:rPr>
+        <w:t xml:space="preserve">Esa segunda pregunta es la diferencia entre pasar de largo y estar.</w:t>
+      </w:r>
+      <w:r>
+        <w:t xml:space="preserve"> </w:t>
+      </w:r>
+      <w:r>
+        <w:t xml:space="preserve">Cómo se hace:</w:t>
+      </w:r>
+    </w:p>
+    <w:tbl>
+      <w:tblPr>
+        <w:tblStyle w:val="Table"/>
+        <w:tblW w:type="pct" w:w="5000"/>
+        <w:tblLayout w:type="fixed"/>
+        <w:tblLook w:firstRow="1" w:lastRow="0" w:firstColumn="0" w:lastColumn="0" w:noHBand="0" w:noVBand="0" w:val="0020"/>
+      </w:tblPr>
+      <w:tblGrid>
+        <w:gridCol w:w="3960"/>
+        <w:gridCol w:w="3960"/>
+      </w:tblGrid>
+      <w:tr>
+        <w:trPr>
+          <w:tblHeader w:val="on"/>
+        </w:trPr>
+        <w:tc>
+          <w:tcPr/>
+          <w:p>
+            <w:pPr>
+              <w:pStyle w:val="Compact"/>
+            </w:pPr>
+            <w:r>
+              <w:t xml:space="preserve">❌ Pregunta decorativa</w:t>
+            </w:r>
+          </w:p>
+        </w:tc>
+        <w:tc>
+          <w:tcPr/>
+          <w:p>
+            <w:pPr>
+              <w:pStyle w:val="Compact"/>
+            </w:pPr>
+            <w:r>
+              <w:t xml:space="preserve">✅ Pregunta de verdad</w:t>
+            </w:r>
+          </w:p>
+        </w:tc>
+      </w:tr>
+      <w:tr>
+        <w:tc>
+          <w:tcPr/>
+          <w:p>
+            <w:pPr>
+              <w:pStyle w:val="Compact"/>
+            </w:pPr>
+            <w:r>
+              <w:t xml:space="preserve">“¿Qué tal?”</w:t>
+            </w:r>
+          </w:p>
+        </w:tc>
+        <w:tc>
+          <w:tcPr/>
+          <w:p>
+            <w:pPr>
+              <w:pStyle w:val="Compact"/>
+            </w:pPr>
+            <w:r>
+              <w:t xml:space="preserve">“¿Qué tal el examen de ayer?”</w:t>
+            </w:r>
+          </w:p>
+        </w:tc>
+      </w:tr>
+      <w:tr>
+        <w:tc>
+          <w:tcPr/>
+          <w:p>
+            <w:pPr>
+              <w:pStyle w:val="Compact"/>
+            </w:pPr>
+            <w:r>
+              <w:t xml:space="preserve">“¿Estás bien?”</w:t>
+            </w:r>
+          </w:p>
+        </w:tc>
+        <w:tc>
+          <w:tcPr/>
+          <w:p>
+            <w:pPr>
+              <w:pStyle w:val="Compact"/>
+            </w:pPr>
+            <w:r>
+              <w:t xml:space="preserve">“Veo que estás callado, ¿quieres hablar o prefieres que te deje?”</w:t>
+            </w:r>
+          </w:p>
+        </w:tc>
+      </w:tr>
+      <w:tr>
+        <w:tc>
+          <w:tcPr/>
+          <w:p>
+            <w:pPr>
+              <w:pStyle w:val="Compact"/>
+            </w:pPr>
+            <w:r>
+              <w:t xml:space="preserve">“¿Necesitas algo?”</w:t>
+            </w:r>
+          </w:p>
+        </w:tc>
+        <w:tc>
+          <w:tcPr/>
+          <w:p>
+            <w:pPr>
+              <w:pStyle w:val="Compact"/>
+            </w:pPr>
+            <w:r>
+              <w:t xml:space="preserve">“¿Te ayudo con la caja o prefieres solo?”</w:t>
+            </w:r>
+          </w:p>
+        </w:tc>
+      </w:tr>
+    </w:tbl>
+    <w:p>
+      <w:pPr>
+        <w:pStyle w:val="BodyText"/>
+      </w:pPr>
+      <w:r>
+        <w:t xml:space="preserve">📌</w:t>
+      </w:r>
+      <w:r>
+        <w:t xml:space="preserve"> </w:t>
+      </w:r>
+      <w:r>
+        <w:rPr>
+          <w:b/>
+          <w:bCs/>
+        </w:rPr>
+        <w:t xml:space="preserve">Regla del 2:</w:t>
+      </w:r>
+      <w:r>
+        <w:t xml:space="preserve"> </w:t>
+      </w:r>
+      <w:r>
+        <w:t xml:space="preserve">la primera pregunta es cortesía; la segunda es empatía. Si tras su respuesta sigues sin saber nada de su día, falta una pregunta.</w:t>
+      </w:r>
+    </w:p>
+    <w:bookmarkEnd w:id="33"/>
+    <w:bookmarkStart w:id="34" w:name="no-juzgar-de-primeras"/>
+    <w:p>
+      <w:pPr>
+        <w:pStyle w:val="Heading3"/>
+      </w:pPr>
+      <w:r>
+        <w:t xml:space="preserve">3. ⏸️ No juzgar de primeras</w:t>
+      </w:r>
+    </w:p>
+    <w:p>
+      <w:pPr>
+        <w:pStyle w:val="FirstParagraph"/>
+      </w:pPr>
+      <w:r>
+        <w:t xml:space="preserve">La primera explicación que te llega de alguien</w:t>
+      </w:r>
+      <w:r>
+        <w:t xml:space="preserve"> </w:t>
+      </w:r>
+      <w:r>
+        <w:rPr>
+          <w:b/>
+          <w:bCs/>
+        </w:rPr>
+        <w:t xml:space="preserve">casi nunca es la historia completa</w:t>
+      </w:r>
+      <w:r>
+        <w:t xml:space="preserve">. Regla práctica:</w:t>
+      </w:r>
+      <w:r>
+        <w:t xml:space="preserve"> </w:t>
+      </w:r>
+      <w:r>
+        <w:rPr>
+          <w:b/>
+          <w:bCs/>
+        </w:rPr>
+        <w:t xml:space="preserve">primero entender, después opinar</w:t>
+      </w:r>
+      <w:r>
+        <w:t xml:space="preserve">.</w:t>
+      </w:r>
+    </w:p>
+    <w:p>
+      <w:pPr>
+        <w:pStyle w:val="BodyText"/>
+      </w:pPr>
+      <w:r>
+        <w:rPr>
+          <w:b/>
+          <w:bCs/>
+        </w:rPr>
+        <w:t xml:space="preserve">Escena de tienda:</w:t>
+      </w:r>
+      <w:r>
+        <w:t xml:space="preserve"> </w:t>
+      </w:r>
+      <w:r>
+        <w:t xml:space="preserve">DANI llegó tarde dos días seguidos y ROSA casi le reclama. Pero primero preguntó:</w:t>
+      </w:r>
+      <w:r>
+        <w:t xml:space="preserve"> </w:t>
+      </w:r>
+      <w:r>
+        <w:rPr>
+          <w:i/>
+          <w:iCs/>
+        </w:rPr>
+        <w:t xml:space="preserve">“¿qué pasa?”</w:t>
+      </w:r>
+      <w:r>
+        <w:t xml:space="preserve">. Resultado: DANI ayudaba a su madre a recoger a su hermano del cole por una baja de la abuela. La</w:t>
+      </w:r>
+      <w:r>
+        <w:t xml:space="preserve"> </w:t>
+      </w:r>
+      <w:r>
+        <w:t xml:space="preserve">“historia completa”</w:t>
+      </w:r>
+      <w:r>
+        <w:t xml:space="preserve"> </w:t>
+      </w:r>
+      <w:r>
+        <w:t xml:space="preserve">salvó a DANI de un regaño injusto y a ROSA de arrepentirse.</w:t>
+      </w:r>
+    </w:p>
+    <w:p>
+      <w:pPr>
+        <w:pStyle w:val="BodyText"/>
+      </w:pPr>
+      <w:r>
+        <w:t xml:space="preserve">😬</w:t>
+      </w:r>
+      <w:r>
+        <w:t xml:space="preserve"> </w:t>
+      </w:r>
+      <w:r>
+        <w:rPr>
+          <w:b/>
+          <w:bCs/>
+        </w:rPr>
+        <w:t xml:space="preserve">Fail de DANI:</w:t>
+      </w:r>
+      <w:r>
+        <w:t xml:space="preserve"> </w:t>
+      </w:r>
+      <w:r>
+        <w:t xml:space="preserve">él sí juzgó de primeras. Vio a un compañero sacando el móvil en clase y lo contó a la profe:</w:t>
+      </w:r>
+      <w:r>
+        <w:t xml:space="preserve"> </w:t>
+      </w:r>
+      <w:r>
+        <w:rPr>
+          <w:i/>
+          <w:iCs/>
+        </w:rPr>
+        <w:t xml:space="preserve">“¡otra vez con el móvil!”</w:t>
+      </w:r>
+      <w:r>
+        <w:t xml:space="preserve">. El compañero lo usaba como</w:t>
+      </w:r>
+      <w:r>
+        <w:t xml:space="preserve"> </w:t>
+      </w:r>
+      <w:r>
+        <w:rPr>
+          <w:b/>
+          <w:bCs/>
+        </w:rPr>
+        <w:t xml:space="preserve">calculadora accesible</w:t>
+      </w:r>
+      <w:r>
+        <w:t xml:space="preserve"> </w:t>
+      </w:r>
+      <w:r>
+        <w:t xml:space="preserve">por su dislexia. DANI pasó la tarde pidiendo perdón. Primero entender, después opinar.</w:t>
+      </w:r>
+    </w:p>
+    <w:bookmarkEnd w:id="34"/>
+    <w:bookmarkStart w:id="35" w:name="describir-antes-de-comentar"/>
+    <w:p>
+      <w:pPr>
+        <w:pStyle w:val="Heading3"/>
+      </w:pPr>
+      <w:r>
+        <w:t xml:space="preserve">4. 📝 Describir antes de comentar</w:t>
+      </w:r>
+    </w:p>
+    <w:p>
+      <w:pPr>
+        <w:pStyle w:val="FirstParagraph"/>
+      </w:pPr>
+      <w:r>
+        <w:t xml:space="preserve">En vez de</w:t>
+      </w:r>
+      <w:r>
+        <w:t xml:space="preserve"> </w:t>
+      </w:r>
+      <w:r>
+        <w:t xml:space="preserve">“qué torpe”</w:t>
+      </w:r>
+      <w:r>
+        <w:t xml:space="preserve">,</w:t>
+      </w:r>
+      <w:r>
+        <w:t xml:space="preserve"> </w:t>
+      </w:r>
+      <w:r>
+        <w:rPr>
+          <w:b/>
+          <w:bCs/>
+        </w:rPr>
+        <w:t xml:space="preserve">describe</w:t>
+      </w:r>
+      <w:r>
+        <w:t xml:space="preserve">:</w:t>
+      </w:r>
+      <w:r>
+        <w:t xml:space="preserve"> </w:t>
+      </w:r>
+      <w:r>
+        <w:t xml:space="preserve">“se te ha caído la caja”</w:t>
+      </w:r>
+      <w:r>
+        <w:t xml:space="preserve">. En vez de</w:t>
+      </w:r>
+      <w:r>
+        <w:t xml:space="preserve"> </w:t>
+      </w:r>
+      <w:r>
+        <w:t xml:space="preserve">“qué exagerado”</w:t>
+      </w:r>
+      <w:r>
+        <w:t xml:space="preserve">, describe:</w:t>
+      </w:r>
+      <w:r>
+        <w:t xml:space="preserve"> </w:t>
+      </w:r>
+      <w:r>
+        <w:t xml:space="preserve">“te has puesto muy nervioso con el cliente”</w:t>
+      </w:r>
+      <w:r>
+        <w:t xml:space="preserve">.</w:t>
+      </w:r>
+    </w:p>
+    <w:p>
+      <w:pPr>
+        <w:pStyle w:val="Compact"/>
+        <w:numPr>
+          <w:ilvl w:val="0"/>
+          <w:numId w:val="1006"/>
+        </w:numPr>
+      </w:pPr>
+      <w:r>
+        <w:t xml:space="preserve">✅</w:t>
+      </w:r>
+      <w:r>
+        <w:t xml:space="preserve"> </w:t>
+      </w:r>
+      <w:r>
+        <w:rPr>
+          <w:b/>
+          <w:bCs/>
+        </w:rPr>
+        <w:t xml:space="preserve">Los hechos no heriden; los adjetivos sí.</w:t>
+      </w:r>
+    </w:p>
+    <w:p>
+      <w:pPr>
+        <w:pStyle w:val="Compact"/>
+        <w:numPr>
+          <w:ilvl w:val="0"/>
+          <w:numId w:val="1006"/>
+        </w:numPr>
+      </w:pPr>
+      <w:r>
+        <w:t xml:space="preserve">🎯 Y lo mejor: describir te obliga a mirar</w:t>
+      </w:r>
+      <w:r>
+        <w:t xml:space="preserve"> </w:t>
+      </w:r>
+      <w:r>
+        <w:rPr>
+          <w:b/>
+          <w:bCs/>
+        </w:rPr>
+        <w:t xml:space="preserve">bien</w:t>
+      </w:r>
+      <w:r>
+        <w:t xml:space="preserve"> </w:t>
+      </w:r>
+      <w:r>
+        <w:t xml:space="preserve">lo que pasó (y casi siempre te hace frenar el comentario).</w:t>
+      </w:r>
+    </w:p>
+    <w:tbl>
+      <w:tblPr>
+        <w:tblStyle w:val="Table"/>
+        <w:tblW w:type="auto" w:w="0"/>
+        <w:tblLook w:firstRow="1" w:lastRow="0" w:firstColumn="0" w:lastColumn="0" w:noHBand="0" w:noVBand="0" w:val="0020"/>
+      </w:tblPr>
+      <w:tblGrid>
+        <w:gridCol w:w="3960"/>
+        <w:gridCol w:w="3960"/>
+      </w:tblGrid>
+      <w:tr>
+        <w:trPr>
+          <w:tblHeader w:val="on"/>
+        </w:trPr>
+        <w:tc>
+          <w:tcPr/>
+          <w:p>
+            <w:pPr>
+              <w:pStyle w:val="Compact"/>
+            </w:pPr>
+            <w:r>
+              <w:t xml:space="preserve">❌ Adjetivo (juzga)</w:t>
+            </w:r>
+          </w:p>
+        </w:tc>
+        <w:tc>
+          <w:tcPr/>
+          <w:p>
+            <w:pPr>
+              <w:pStyle w:val="Compact"/>
+            </w:pPr>
+            <w:r>
+              <w:t xml:space="preserve">✅ Hecho (describe)</w:t>
+            </w:r>
+          </w:p>
+        </w:tc>
+      </w:tr>
+      <w:tr>
+        <w:tc>
+          <w:tcPr/>
+          <w:p>
+            <w:pPr>
+              <w:pStyle w:val="Compact"/>
+            </w:pPr>
+            <w:r>
+              <w:t xml:space="preserve">“Qué torpe eres”</w:t>
+            </w:r>
+          </w:p>
+        </w:tc>
+        <w:tc>
+          <w:tcPr/>
+          <w:p>
+            <w:pPr>
+              <w:pStyle w:val="Compact"/>
+            </w:pPr>
+            <w:r>
+              <w:t xml:space="preserve">“Se te ha caído la caja”</w:t>
+            </w:r>
+          </w:p>
+        </w:tc>
+      </w:tr>
+      <w:tr>
+        <w:tc>
+          <w:tcPr/>
+          <w:p>
+            <w:pPr>
+              <w:pStyle w:val="Compact"/>
+            </w:pPr>
+            <w:r>
+              <w:t xml:space="preserve">“Qué exagerado eres”</w:t>
+            </w:r>
+          </w:p>
+        </w:tc>
+        <w:tc>
+          <w:tcPr/>
+          <w:p>
+            <w:pPr>
+              <w:pStyle w:val="Compact"/>
+            </w:pPr>
+            <w:r>
+              <w:t xml:space="preserve">“Te has puesto muy nervioso con el cliente”</w:t>
+            </w:r>
+          </w:p>
+        </w:tc>
+      </w:tr>
+      <w:tr>
+        <w:tc>
+          <w:tcPr/>
+          <w:p>
+            <w:pPr>
+              <w:pStyle w:val="Compact"/>
+            </w:pPr>
+            <w:r>
+              <w:t xml:space="preserve">“Qué raro actúa”</w:t>
+            </w:r>
+          </w:p>
+        </w:tc>
+        <w:tc>
+          <w:tcPr/>
+          <w:p>
+            <w:pPr>
+              <w:pStyle w:val="Compact"/>
+            </w:pPr>
+            <w:r>
+              <w:t xml:space="preserve">“Lleva dos días sin hablar con nadie”</w:t>
+            </w:r>
+          </w:p>
+        </w:tc>
+      </w:tr>
+    </w:tbl>
+    <w:bookmarkEnd w:id="35"/>
+    <w:bookmarkStart w:id="36" w:name="el-silencio-que-apoya"/>
+    <w:p>
+      <w:pPr>
+        <w:pStyle w:val="Heading3"/>
+      </w:pPr>
+      <w:r>
+        <w:t xml:space="preserve">5. 🤫 El silencio que apoya</w:t>
+      </w:r>
+    </w:p>
+    <w:p>
+      <w:pPr>
+        <w:pStyle w:val="FirstParagraph"/>
+      </w:pPr>
+      <w:r>
+        <w:t xml:space="preserve">Cuando alguien se atreve a hablar de algo serio (nervios, un mal día, una duda tonta),</w:t>
+      </w:r>
+      <w:r>
+        <w:t xml:space="preserve"> </w:t>
+      </w:r>
+      <w:r>
+        <w:rPr>
+          <w:b/>
+          <w:bCs/>
+        </w:rPr>
+        <w:t xml:space="preserve">lo peor es el silencio del grupo mirando a otro lado</w:t>
+      </w:r>
+      <w:r>
+        <w:t xml:space="preserve">. Un</w:t>
+      </w:r>
+      <w:r>
+        <w:t xml:space="preserve"> </w:t>
+      </w:r>
+      <w:r>
+        <w:rPr>
+          <w:i/>
+          <w:iCs/>
+        </w:rPr>
+        <w:t xml:space="preserve">“ámbito, te escucho”</w:t>
+      </w:r>
+      <w:r>
+        <w:t xml:space="preserve"> </w:t>
+      </w:r>
+      <w:r>
+        <w:t xml:space="preserve">o un simple asentimiento con la cabeza ya es apoyo. No hace falta un discurso.</w:t>
+      </w:r>
+    </w:p>
+    <w:p>
+      <w:pPr>
+        <w:pStyle w:val="BodyText"/>
+      </w:pPr>
+      <w:r>
+        <w:t xml:space="preserve">📌</w:t>
+      </w:r>
+      <w:r>
+        <w:t xml:space="preserve"> </w:t>
+      </w:r>
+      <w:r>
+        <w:rPr>
+          <w:b/>
+          <w:bCs/>
+        </w:rPr>
+        <w:t xml:space="preserve">El silencio tuyo no es neutro:</w:t>
+      </w:r>
+      <w:r>
+        <w:t xml:space="preserve"> </w:t>
+      </w:r>
+      <w:r>
+        <w:t xml:space="preserve">para quien habla, el silencio del grupo suena a</w:t>
+      </w:r>
+      <w:r>
+        <w:t xml:space="preserve"> </w:t>
+      </w:r>
+      <w:r>
+        <w:rPr>
+          <w:i/>
+          <w:iCs/>
+        </w:rPr>
+        <w:t xml:space="preserve">“estamos esperando a que acabes”</w:t>
+      </w:r>
+      <w:r>
+        <w:t xml:space="preserve">. Asentir con la cabeza es regalarle 3 segundos de valentía.</w:t>
+      </w:r>
+    </w:p>
+    <w:p>
+      <w:r>
+        <w:pict>
+          <v:rect style="width:0;height:1.5pt" o:hralign="center" o:hrstd="t" o:hr="t"/>
+        </w:pict>
+      </w:r>
+    </w:p>
+    <w:p>
+      <w:pPr>
+        <w:pStyle w:val="FirstParagraph"/>
+      </w:pPr>
+      <w:r>
+        <w:t xml:space="preserve">👤 Nombre:</w:t>
+      </w:r>
+      <w:r>
+        <w:t xml:space="preserve"> </w:t>
+      </w:r>
+      <w:r>
+        <w:t xml:space="preserve">📅 Fecha:</w:t>
+      </w:r>
+      <w:r>
+        <w:t xml:space="preserve"> </w:t>
+      </w:r>
+      <w:r>
+        <w:t xml:space="preserve">🏫 Grupo:</w:t>
+      </w:r>
+    </w:p>
+    <w:bookmarkEnd w:id="36"/>
+    <w:bookmarkEnd w:id="37"/>
+    <w:bookmarkStart w:id="38" w:name="a-por-ellos-1"/>
+    <w:p>
+      <w:pPr>
+        <w:pStyle w:val="Heading2"/>
+      </w:pPr>
+      <w:r>
+        <w:t xml:space="preserve">✍️ A por ellos</w:t>
+      </w:r>
+    </w:p>
+    <w:p>
+      <w:pPr>
+        <w:pStyle w:val="FirstParagraph"/>
+      </w:pPr>
+      <w:r>
+        <w:rPr>
+          <w:b/>
+          <w:bCs/>
+        </w:rPr>
+        <w:t xml:space="preserve">1. ✏️ Completa los gestos:</w:t>
+      </w:r>
+    </w:p>
+    <w:p>
+      <w:pPr>
+        <w:pStyle w:val="Compact"/>
+        <w:numPr>
+          <w:ilvl w:val="0"/>
+          <w:numId w:val="1007"/>
+        </w:numPr>
+      </w:pPr>
+      <w:r>
+        <w:t xml:space="preserve">Escuchar sin ______.</w:t>
+      </w:r>
+    </w:p>
+    <w:p>
+      <w:pPr>
+        <w:pStyle w:val="Compact"/>
+        <w:numPr>
+          <w:ilvl w:val="0"/>
+          <w:numId w:val="1007"/>
+        </w:numPr>
+      </w:pPr>
+      <w:r>
+        <w:t xml:space="preserve">Preguntar de ______: la segunda pregunta es la clave.</w:t>
+      </w:r>
+    </w:p>
+    <w:p>
+      <w:pPr>
+        <w:pStyle w:val="Compact"/>
+        <w:numPr>
+          <w:ilvl w:val="0"/>
+          <w:numId w:val="1007"/>
+        </w:numPr>
+      </w:pPr>
+      <w:r>
+        <w:t xml:space="preserve">No ______ de primeras: primero entender, después opinar.</w:t>
+      </w:r>
+    </w:p>
+    <w:p>
+      <w:pPr>
+        <w:pStyle w:val="Compact"/>
+        <w:numPr>
+          <w:ilvl w:val="0"/>
+          <w:numId w:val="1007"/>
+        </w:numPr>
+      </w:pPr>
+      <w:r>
+        <w:t xml:space="preserve">______ antes de comentar: hechos, no adjetivos.</w:t>
+      </w:r>
+    </w:p>
+    <w:p>
+      <w:pPr>
+        <w:pStyle w:val="Compact"/>
+        <w:numPr>
+          <w:ilvl w:val="0"/>
+          <w:numId w:val="1007"/>
+        </w:numPr>
+      </w:pPr>
+      <w:r>
+        <w:t xml:space="preserve">El ______ que apoya: un</w:t>
+      </w:r>
+      <w:r>
+        <w:t xml:space="preserve"> </w:t>
+      </w:r>
+      <w:r>
+        <w:t xml:space="preserve">“te escucho”</w:t>
+      </w:r>
+      <w:r>
+        <w:t xml:space="preserve"> </w:t>
+      </w:r>
+      <w:r>
+        <w:t xml:space="preserve">ya vale.</w:t>
+      </w:r>
+    </w:p>
+    <w:p>
+      <w:pPr>
+        <w:pStyle w:val="FirstParagraph"/>
+      </w:pPr>
+      <w:r>
+        <w:rPr>
+          <w:b/>
+          <w:bCs/>
+        </w:rPr>
+        <w:t xml:space="preserve">2. 🎯 De decorativa a verdad:</w:t>
+      </w:r>
+      <w:r>
+        <w:t xml:space="preserve"> </w:t>
+      </w:r>
+      <w:r>
+        <w:t xml:space="preserve">convierte cada pregunta decorativa en una pregunta de verdad:</w:t>
+      </w:r>
+    </w:p>
+    <w:tbl>
+      <w:tblPr>
+        <w:tblStyle w:val="Table"/>
+        <w:tblW w:type="auto" w:w="0"/>
+        <w:tblLook w:firstRow="1" w:lastRow="0" w:firstColumn="0" w:lastColumn="0" w:noHBand="0" w:noVBand="0" w:val="0020"/>
+      </w:tblPr>
+      <w:tblGrid>
+        <w:gridCol w:w="3960"/>
+        <w:gridCol w:w="3960"/>
+      </w:tblGrid>
+      <w:tr>
+        <w:trPr>
+          <w:tblHeader w:val="on"/>
+        </w:trPr>
+        <w:tc>
+          <w:tcPr/>
+          <w:p>
+            <w:pPr>
+              <w:pStyle w:val="Compact"/>
+            </w:pPr>
+            <w:r>
+              <w:t xml:space="preserve">❌ Decorativa</w:t>
+            </w:r>
+          </w:p>
+        </w:tc>
+        <w:tc>
+          <w:tcPr/>
+          <w:p>
+            <w:pPr>
+              <w:pStyle w:val="Compact"/>
+            </w:pPr>
+            <w:r>
+              <w:t xml:space="preserve">✅ De verdad</w:t>
+            </w:r>
+          </w:p>
+        </w:tc>
+      </w:tr>
+      <w:tr>
+        <w:tc>
+          <w:tcPr/>
+          <w:p>
+            <w:pPr>
+              <w:pStyle w:val="Compact"/>
+            </w:pPr>
+            <w:r>
+              <w:t xml:space="preserve">“¿Qué tal?”</w:t>
+            </w:r>
+          </w:p>
+        </w:tc>
+        <w:tc>
+          <w:tcPr/>
+          <w:p>
+            <w:pPr>
+              <w:pStyle w:val="Compact"/>
+            </w:pPr>
+          </w:p>
+        </w:tc>
+      </w:tr>
+      <w:tr>
+        <w:tc>
+          <w:tcPr/>
+          <w:p>
+            <w:pPr>
+              <w:pStyle w:val="Compact"/>
+            </w:pPr>
+            <w:r>
+              <w:t xml:space="preserve">“¿Estás bien?”</w:t>
+            </w:r>
+          </w:p>
+        </w:tc>
+        <w:tc>
+          <w:tcPr/>
+          <w:p>
+            <w:pPr>
+              <w:pStyle w:val="Compact"/>
+            </w:pPr>
+          </w:p>
+        </w:tc>
+      </w:tr>
+      <w:tr>
+        <w:tc>
+          <w:tcPr/>
+          <w:p>
+            <w:pPr>
+              <w:pStyle w:val="Compact"/>
+            </w:pPr>
+            <w:r>
+              <w:t xml:space="preserve">“¿Necesitas algo?”</w:t>
+            </w:r>
+          </w:p>
+        </w:tc>
+        <w:tc>
+          <w:tcPr/>
+          <w:p>
+            <w:pPr>
+              <w:pStyle w:val="Compact"/>
+            </w:pPr>
+          </w:p>
+        </w:tc>
+      </w:tr>
+    </w:tbl>
+    <w:p>
+      <w:pPr>
+        <w:pStyle w:val="BodyText"/>
+      </w:pPr>
+      <w:r>
+        <w:rPr>
+          <w:b/>
+          <w:bCs/>
+        </w:rPr>
+        <w:t xml:space="preserve">3. 📝 Adjetivo vs hecho:</w:t>
+      </w:r>
+      <w:r>
+        <w:t xml:space="preserve"> </w:t>
+      </w:r>
+      <w:r>
+        <w:t xml:space="preserve">reescribe cada adjetivo como descripción:</w:t>
+      </w:r>
+    </w:p>
+    <w:tbl>
+      <w:tblPr>
+        <w:tblStyle w:val="Table"/>
+        <w:tblW w:type="auto" w:w="0"/>
+        <w:tblLook w:firstRow="1" w:lastRow="0" w:firstColumn="0" w:lastColumn="0" w:noHBand="0" w:noVBand="0" w:val="0020"/>
+      </w:tblPr>
+      <w:tblGrid>
+        <w:gridCol w:w="3960"/>
+        <w:gridCol w:w="3960"/>
+      </w:tblGrid>
+      <w:tr>
+        <w:trPr>
+          <w:tblHeader w:val="on"/>
+        </w:trPr>
+        <w:tc>
+          <w:tcPr/>
+          <w:p>
+            <w:pPr>
+              <w:pStyle w:val="Compact"/>
+            </w:pPr>
+            <w:r>
+              <w:t xml:space="preserve">❌ Adjetivo</w:t>
+            </w:r>
+          </w:p>
+        </w:tc>
+        <w:tc>
+          <w:tcPr/>
+          <w:p>
+            <w:pPr>
+              <w:pStyle w:val="Compact"/>
+            </w:pPr>
+            <w:r>
+              <w:t xml:space="preserve">✅ Hecho</w:t>
+            </w:r>
+          </w:p>
+        </w:tc>
+      </w:tr>
+      <w:tr>
+        <w:tc>
+          <w:tcPr/>
+          <w:p>
+            <w:pPr>
+              <w:pStyle w:val="Compact"/>
+            </w:pPr>
+            <w:r>
+              <w:t xml:space="preserve">“Qué torpe eres”</w:t>
+            </w:r>
+          </w:p>
+        </w:tc>
+        <w:tc>
+          <w:tcPr/>
+          <w:p>
+            <w:pPr>
+              <w:pStyle w:val="Compact"/>
+            </w:pPr>
+          </w:p>
+        </w:tc>
+      </w:tr>
+      <w:tr>
+        <w:tc>
+          <w:tcPr/>
+          <w:p>
+            <w:pPr>
+              <w:pStyle w:val="Compact"/>
+            </w:pPr>
+            <w:r>
+              <w:t xml:space="preserve">“Qué raro actúa”</w:t>
+            </w:r>
+          </w:p>
+        </w:tc>
+        <w:tc>
+          <w:tcPr/>
+          <w:p>
+            <w:pPr>
+              <w:pStyle w:val="Compact"/>
+            </w:pPr>
+          </w:p>
+        </w:tc>
+      </w:tr>
+      <w:tr>
+        <w:tc>
+          <w:tcPr/>
+          <w:p>
+            <w:pPr>
+              <w:pStyle w:val="Compact"/>
+            </w:pPr>
+            <w:r>
+              <w:t xml:space="preserve">“Qué exagerada es”</w:t>
+            </w:r>
+          </w:p>
+        </w:tc>
+        <w:tc>
+          <w:tcPr/>
+          <w:p>
+            <w:pPr>
+              <w:pStyle w:val="Compact"/>
+            </w:pPr>
+          </w:p>
+        </w:tc>
+      </w:tr>
+    </w:tbl>
+    <w:p>
+      <w:pPr>
+        <w:pStyle w:val="BodyText"/>
+      </w:pPr>
+      <w:r>
+        <w:rPr>
+          <w:b/>
+          <w:bCs/>
+        </w:rPr>
+        <w:t xml:space="preserve">4. ⏸️ No juzgar de primeras:</w:t>
+      </w:r>
+      <w:r>
+        <w:t xml:space="preserve"> </w:t>
+      </w:r>
+      <w:r>
+        <w:t xml:space="preserve">un compañero entrega el trabajo tarde y sin excuses. Escribe</w:t>
+      </w:r>
+      <w:r>
+        <w:t xml:space="preserve"> </w:t>
+      </w:r>
+      <w:r>
+        <w:rPr>
+          <w:b/>
+          <w:bCs/>
+        </w:rPr>
+        <w:t xml:space="preserve">las dos preguntas</w:t>
+      </w:r>
+      <w:r>
+        <w:t xml:space="preserve"> </w:t>
+      </w:r>
+      <w:r>
+        <w:t xml:space="preserve">que harías antes de opinar:</w:t>
+      </w:r>
+    </w:p>
+    <w:p>
+      <w:pPr>
+        <w:pStyle w:val="BlockText"/>
+      </w:pPr>
+      <w:r>
+        <w:t xml:space="preserve">Pregunta 1:</w:t>
+      </w:r>
+      <w:r>
+        <w:t xml:space="preserve"> </w:t>
+      </w:r>
+      <w:r>
+        <w:t xml:space="preserve"> </w:t>
+      </w:r>
+      <w:r>
+        <w:t xml:space="preserve">Pregunta 2:</w:t>
+      </w:r>
+      <w:r>
+        <w:t xml:space="preserve"> </w:t>
+      </w:r>
+    </w:p>
+    <w:p>
+      <w:pPr>
+        <w:pStyle w:val="FirstParagraph"/>
+      </w:pPr>
+      <w:r>
+        <w:rPr>
+          <w:b/>
+          <w:bCs/>
+        </w:rPr>
+        <w:t xml:space="preserve">5. 🤫 Tu gesto débil:</w:t>
+      </w:r>
+      <w:r>
+        <w:t xml:space="preserve"> </w:t>
+      </w:r>
+      <w:r>
+        <w:t xml:space="preserve">de los cinco, marca el que se te da peor y pon un plan de 30 segundos para practicarlo esta semana:</w:t>
+      </w:r>
+    </w:p>
+    <w:p>
+      <w:pPr>
+        <w:pStyle w:val="BlockText"/>
+      </w:pPr>
+      <w:r>
+        <w:t xml:space="preserve">Mi gesto débil:</w:t>
+      </w:r>
+      <w:r>
+        <w:t xml:space="preserve"> </w:t>
+      </w:r>
+      <w:r>
+        <w:t xml:space="preserve"> </w:t>
+      </w:r>
+      <w:r>
+        <w:t xml:space="preserve">Esta semana lo practico así:</w:t>
+      </w:r>
+      <w:r>
+        <w:t xml:space="preserve"> </w:t>
+      </w:r>
+    </w:p>
+    <w:p>
+      <w:pPr>
+        <w:pStyle w:val="FirstParagraph"/>
+      </w:pPr>
+      <w:r>
+        <w:rPr>
+          <w:b/>
+          <w:bCs/>
+        </w:rPr>
+        <w:t xml:space="preserve">6. 🧪 Experimento de la semana:</w:t>
+      </w:r>
+      <w:r>
+        <w:t xml:space="preserve"> </w:t>
+      </w:r>
+      <w:r>
+        <w:t xml:space="preserve">elige a</w:t>
+      </w:r>
+      <w:r>
+        <w:t xml:space="preserve"> </w:t>
+      </w:r>
+      <w:r>
+        <w:rPr>
+          <w:b/>
+          <w:bCs/>
+        </w:rPr>
+        <w:t xml:space="preserve">cinco personas distintas</w:t>
+      </w:r>
+      <w:r>
+        <w:t xml:space="preserve"> </w:t>
+      </w:r>
+      <w:r>
+        <w:t xml:space="preserve">(compañeros, familia, quien te atienda en una tienda) y apunta aquí qué descubriste al preguntar</w:t>
+      </w:r>
+      <w:r>
+        <w:t xml:space="preserve"> </w:t>
+      </w:r>
+      <w:r>
+        <w:t xml:space="preserve">“¿qué tal de verdad?”</w:t>
+      </w:r>
+      <w:r>
+        <w:t xml:space="preserve">:</w:t>
+      </w:r>
+    </w:p>
+    <w:p>
+      <w:pPr>
+        <w:pStyle w:val="BlockText"/>
+      </w:pPr>
+      <w:r>
+        <w:t xml:space="preserve">Día 1:</w:t>
+      </w:r>
+      <w:r>
+        <w:t xml:space="preserve"> </w:t>
+      </w:r>
+      <w:r>
+        <w:t xml:space="preserve"> </w:t>
+      </w:r>
+      <w:r>
+        <w:t xml:space="preserve">Día 2:</w:t>
+      </w:r>
+      <w:r>
+        <w:t xml:space="preserve"> </w:t>
+      </w:r>
+    </w:p>
+    <w:p>
+      <w:r>
+        <w:pict>
+          <v:rect style="width:0;height:1.5pt" o:hralign="center" o:hrstd="t" o:hr="t"/>
+        </w:pict>
+      </w:r>
+    </w:p>
+    <w:bookmarkEnd w:id="38"/>
+    <w:bookmarkStart w:id="39" w:name="Xf351af93325545c6485a52424ce916820d2ea53"/>
+    <w:p>
+      <w:pPr>
+        <w:pStyle w:val="Heading2"/>
+      </w:pPr>
+      <w:r>
+        <w:t xml:space="preserve">🎭 Mini dinámica: La escalera de preguntas 👥 5 min</w:t>
+      </w:r>
+    </w:p>
+    <w:p>
+      <w:pPr>
+        <w:pStyle w:val="FirstParagraph"/>
+      </w:pPr>
+      <w:r>
+        <w:t xml:space="preserve">En parejas. Uno cuenta algo de su día (aunque sea pequeño) y el otro</w:t>
+      </w:r>
+      <w:r>
+        <w:t xml:space="preserve"> </w:t>
+      </w:r>
+      <w:r>
+        <w:rPr>
+          <w:b/>
+          <w:bCs/>
+        </w:rPr>
+        <w:t xml:space="preserve">solo puede escalar preguntas</w:t>
+      </w:r>
+      <w:r>
+        <w:t xml:space="preserve">, nunca dar consejos ni cambiar de tema:</w:t>
+      </w:r>
+      <w:r>
+        <w:t xml:space="preserve"> </w:t>
+      </w:r>
+      <w:r>
+        <w:t xml:space="preserve">“¿y eso?”</w:t>
+      </w:r>
+      <w:r>
+        <w:t xml:space="preserve">,</w:t>
+      </w:r>
+      <w:r>
+        <w:t xml:space="preserve"> </w:t>
+      </w:r>
+      <w:r>
+        <w:t xml:space="preserve">“¿y cómo te dejó?”</w:t>
+      </w:r>
+      <w:r>
+        <w:t xml:space="preserve">,</w:t>
+      </w:r>
+      <w:r>
+        <w:t xml:space="preserve"> </w:t>
+      </w:r>
+      <w:r>
+        <w:t xml:space="preserve">“¿y qué hiciste?”</w:t>
+      </w:r>
+      <w:r>
+        <w:t xml:space="preserve">,</w:t>
+      </w:r>
+      <w:r>
+        <w:t xml:space="preserve"> </w:t>
+      </w:r>
+      <w:r>
+        <w:t xml:space="preserve">“¿y ahora?”</w:t>
+      </w:r>
+      <w:r>
+        <w:t xml:space="preserve">. 2 minutos y se cambian.</w:t>
+      </w:r>
+    </w:p>
+    <w:p>
+      <w:pPr>
+        <w:pStyle w:val="BlockText"/>
+      </w:pPr>
+      <w:r>
+        <w:t xml:space="preserve">♿</w:t>
+      </w:r>
+      <w:r>
+        <w:t xml:space="preserve"> </w:t>
+      </w:r>
+      <w:r>
+        <w:rPr>
+          <w:b/>
+          <w:bCs/>
+        </w:rPr>
+        <w:t xml:space="preserve">Inclusión:</w:t>
+      </w:r>
+      <w:r>
+        <w:t xml:space="preserve"> </w:t>
+      </w:r>
+      <w:r>
+        <w:t xml:space="preserve">quien no quiera contar nada personal usa su</w:t>
+      </w:r>
+      <w:r>
+        <w:t xml:space="preserve"> </w:t>
+      </w:r>
+      <w:r>
+        <w:rPr>
+          <w:b/>
+          <w:bCs/>
+        </w:rPr>
+        <w:t xml:space="preserve">finde</w:t>
+      </w:r>
+      <w:r>
+        <w:t xml:space="preserve"> </w:t>
+      </w:r>
+      <w:r>
+        <w:t xml:space="preserve">o su</w:t>
+      </w:r>
+      <w:r>
+        <w:t xml:space="preserve"> </w:t>
+      </w:r>
+      <w:r>
+        <w:rPr>
+          <w:b/>
+          <w:bCs/>
+        </w:rPr>
+        <w:t xml:space="preserve">última película</w:t>
+      </w:r>
+      <w:r>
+        <w:t xml:space="preserve">. El objetivo es practicar la escucha, no la exposición.</w:t>
+      </w:r>
+    </w:p>
+    <w:p>
+      <w:r>
+        <w:pict>
+          <v:rect style="width:0;height:1.5pt" o:hralign="center" o:hrstd="t" o:hr="t"/>
+        </w:pict>
+      </w:r>
+    </w:p>
+    <w:bookmarkEnd w:id="39"/>
+    <w:bookmarkStart w:id="40" w:name="soluciones-y-pistas-1"/>
+    <w:p>
+      <w:pPr>
+        <w:pStyle w:val="Heading2"/>
+      </w:pPr>
+      <w:r>
+        <w:t xml:space="preserve">🔑 Soluciones y pistas</w:t>
+      </w:r>
+    </w:p>
+    <w:p>
+      <w:pPr>
+        <w:pStyle w:val="FirstParagraph"/>
+      </w:pPr>
+      <w:r>
+        <w:t xml:space="preserve">🔄 Ver soluciones</w:t>
+      </w:r>
+    </w:p>
+    <w:p>
+      <w:pPr>
+        <w:pStyle w:val="Compact"/>
+        <w:numPr>
+          <w:ilvl w:val="0"/>
+          <w:numId w:val="1008"/>
+        </w:numPr>
+      </w:pPr>
+      <w:r>
+        <w:rPr>
+          <w:b/>
+          <w:bCs/>
+        </w:rPr>
+        <w:t xml:space="preserve">interrumpir · verdad · juzgar · describir · silencio.</w:t>
+      </w:r>
+    </w:p>
+    <w:p>
+      <w:pPr>
+        <w:pStyle w:val="Compact"/>
+        <w:numPr>
+          <w:ilvl w:val="0"/>
+          <w:numId w:val="1008"/>
+        </w:numPr>
+      </w:pPr>
+      <w:r>
+        <w:t xml:space="preserve">“¿Qué tal el examen de ayer?”</w:t>
+      </w:r>
+      <w:r>
+        <w:t xml:space="preserve"> </w:t>
+      </w:r>
+      <w:r>
+        <w:t xml:space="preserve">·</w:t>
+      </w:r>
+      <w:r>
+        <w:t xml:space="preserve"> </w:t>
+      </w:r>
+      <w:r>
+        <w:t xml:space="preserve">“Veo que estás callado, ¿quieres hablar o prefieres que te deje?”</w:t>
+      </w:r>
+      <w:r>
+        <w:t xml:space="preserve"> </w:t>
+      </w:r>
+      <w:r>
+        <w:t xml:space="preserve">·</w:t>
+      </w:r>
+      <w:r>
+        <w:t xml:space="preserve"> </w:t>
+      </w:r>
+      <w:r>
+        <w:t xml:space="preserve">“¿Te ayudo con la caja o prefieres solo?”</w:t>
+      </w:r>
+      <w:r>
+        <w:t xml:space="preserve">.</w:t>
+      </w:r>
+    </w:p>
+    <w:p>
+      <w:pPr>
+        <w:pStyle w:val="Compact"/>
+        <w:numPr>
+          <w:ilvl w:val="0"/>
+          <w:numId w:val="1008"/>
+        </w:numPr>
+      </w:pPr>
+      <w:r>
+        <w:t xml:space="preserve">“Se te ha caído la caja”</w:t>
+      </w:r>
+      <w:r>
+        <w:t xml:space="preserve"> </w:t>
+      </w:r>
+      <w:r>
+        <w:t xml:space="preserve">·</w:t>
+      </w:r>
+      <w:r>
+        <w:t xml:space="preserve"> </w:t>
+      </w:r>
+      <w:r>
+        <w:t xml:space="preserve">“Lleva dos días sin hablar con nadie”</w:t>
+      </w:r>
+      <w:r>
+        <w:t xml:space="preserve"> </w:t>
+      </w:r>
+      <w:r>
+        <w:t xml:space="preserve">·</w:t>
+      </w:r>
+      <w:r>
+        <w:t xml:space="preserve"> </w:t>
+      </w:r>
+      <w:r>
+        <w:t xml:space="preserve">“Se ha puesto muy nerviosa con el cliente”</w:t>
+      </w:r>
+      <w:r>
+        <w:t xml:space="preserve">.</w:t>
+      </w:r>
+    </w:p>
+    <w:p>
+      <w:pPr>
+        <w:pStyle w:val="Compact"/>
+        <w:numPr>
+          <w:ilvl w:val="0"/>
+          <w:numId w:val="1008"/>
+        </w:numPr>
+      </w:pPr>
+      <w:r>
+        <w:t xml:space="preserve">Ejemplo:</w:t>
+      </w:r>
+      <w:r>
+        <w:t xml:space="preserve"> </w:t>
+      </w:r>
+      <w:r>
+        <w:t xml:space="preserve">“¿Qué te pasó?”</w:t>
+      </w:r>
+      <w:r>
+        <w:t xml:space="preserve"> </w:t>
+      </w:r>
+      <w:r>
+        <w:t xml:space="preserve">y</w:t>
+      </w:r>
+      <w:r>
+        <w:t xml:space="preserve"> </w:t>
+      </w:r>
+      <w:r>
+        <w:t xml:space="preserve">“¿En qué te puedo ayudar?”</w:t>
+      </w:r>
+      <w:r>
+        <w:t xml:space="preserve">. Pista: ninguna contiene un juicio.</w:t>
+      </w:r>
+    </w:p>
+    <w:p>
+      <w:pPr>
+        <w:pStyle w:val="Compact"/>
+        <w:numPr>
+          <w:ilvl w:val="0"/>
+          <w:numId w:val="1008"/>
+        </w:numPr>
+      </w:pPr>
+      <w:r>
+        <w:t xml:space="preserve">Cada cual suyo. Pista: el más difícil suele ser el 1 (escuchar) o el 5 (callar y asentir).</w:t>
+      </w:r>
+    </w:p>
+    <w:p>
+      <w:pPr>
+        <w:pStyle w:val="Compact"/>
+        <w:numPr>
+          <w:ilvl w:val="0"/>
+          <w:numId w:val="1008"/>
+        </w:numPr>
+      </w:pPr>
+      <w:r>
+        <w:t xml:space="preserve">Cada cual suyo. Pista: si tras</w:t>
+      </w:r>
+      <w:r>
+        <w:t xml:space="preserve"> </w:t>
+      </w:r>
+      <w:r>
+        <w:t xml:space="preserve">“¿qué tal?”</w:t>
+      </w:r>
+      <w:r>
+        <w:t xml:space="preserve"> </w:t>
+      </w:r>
+      <w:r>
+        <w:t xml:space="preserve">la respuesta es</w:t>
+      </w:r>
+      <w:r>
+        <w:t xml:space="preserve"> </w:t>
+      </w:r>
+      <w:r>
+        <w:t xml:space="preserve">“bien”</w:t>
+      </w:r>
+      <w:r>
+        <w:t xml:space="preserve">, la segunda pregunta es la que abre la conversación.</w:t>
+      </w:r>
+    </w:p>
+    <w:p>
+      <w:r>
+        <w:pict>
+          <v:rect style="width:0;height:1.5pt" o:hralign="center" o:hrstd="t" o:hr="t"/>
+        </w:pict>
+      </w:r>
+    </w:p>
+    <w:bookmarkEnd w:id="40"/>
+    <w:bookmarkStart w:id="41" w:name="Xcca0ea7217c58ae2c0d1ba0696d8c77870e64cc"/>
+    <w:p>
+      <w:pPr>
+        <w:pStyle w:val="Heading2"/>
+      </w:pPr>
+      <w:r>
+        <w:t xml:space="preserve">🧪 Prueba de la semana: el experimento del</w:t>
+      </w:r>
+      <w:r>
+        <w:t xml:space="preserve"> </w:t>
+      </w:r>
+      <w:r>
+        <w:t xml:space="preserve">“¿qué tal de verdad?”</w:t>
+      </w:r>
+    </w:p>
+    <w:p>
+      <w:pPr>
+        <w:pStyle w:val="FirstParagraph"/>
+      </w:pPr>
+      <w:r>
+        <w:t xml:space="preserve">Durante cinco días, elige a una persona distinta cada día (compañero, familiar, quien te atienda en una tienda) y pregúntale</w:t>
+      </w:r>
+      <w:r>
+        <w:t xml:space="preserve"> </w:t>
+      </w:r>
+      <w:r>
+        <w:t xml:space="preserve">“¿qué tal?”</w:t>
+      </w:r>
+      <w:r>
+        <w:t xml:space="preserve"> </w:t>
+      </w:r>
+      <w:r>
+        <w:rPr>
+          <w:b/>
+          <w:bCs/>
+        </w:rPr>
+        <w:t xml:space="preserve">de verdad</w:t>
+      </w:r>
+      <w:r>
+        <w:t xml:space="preserve">: con tiempo, mirando y esperando. Apunta en el móvil qué descubriste. Verás que la gente, cuando se siente escuchada, te cuenta cosas que no esperabas.</w:t>
+      </w:r>
+    </w:p>
+    <w:p>
+      <w:r>
+        <w:pict>
+          <v:rect style="width:0;height:1.5pt" o:hralign="center" o:hrstd="t" o:hr="t"/>
+        </w:pict>
+      </w:r>
+    </w:p>
+    <w:bookmarkEnd w:id="41"/>
+    <w:bookmarkStart w:id="42" w:name="logros-de-la-unidad-1"/>
+    <w:p>
+      <w:pPr>
+        <w:pStyle w:val="Heading2"/>
+      </w:pPr>
+      <w:r>
+        <w:t xml:space="preserve">🏆 Logros de la unidad</w:t>
+      </w:r>
+    </w:p>
+    <w:tbl>
+      <w:tblPr>
+        <w:tblStyle w:val="Table"/>
+        <w:tblW w:type="pct" w:w="5000"/>
+        <w:tblLayout w:type="fixed"/>
+        <w:tblLook w:firstRow="1" w:lastRow="0" w:firstColumn="0" w:lastColumn="0" w:noHBand="0" w:noVBand="0" w:val="0020"/>
+      </w:tblPr>
+      <w:tblGrid>
+        <w:gridCol w:w="3960"/>
+        <w:gridCol w:w="3960"/>
+      </w:tblGrid>
+      <w:tr>
+        <w:trPr>
+          <w:tblHeader w:val="on"/>
+        </w:trPr>
+        <w:tc>
+          <w:tcPr/>
+          <w:p>
+            <w:pPr>
+              <w:pStyle w:val="Compact"/>
+            </w:pPr>
+            <w:r>
+              <w:t xml:space="preserve">🏆 Logro</w:t>
+            </w:r>
+          </w:p>
+        </w:tc>
+        <w:tc>
+          <w:tcPr/>
+          <w:p>
+            <w:pPr>
+              <w:pStyle w:val="Compact"/>
+            </w:pPr>
+            <w:r>
+              <w:t xml:space="preserve">Cómo se consigue</w:t>
+            </w:r>
+          </w:p>
+        </w:tc>
+      </w:tr>
+      <w:tr>
+        <w:tc>
+          <w:tcPr/>
+          <w:p>
+            <w:pPr>
+              <w:pStyle w:val="Compact"/>
+            </w:pPr>
+            <w:r>
+              <w:t xml:space="preserve">👂</w:t>
+            </w:r>
+            <w:r>
+              <w:t xml:space="preserve"> </w:t>
+            </w:r>
+            <w:r>
+              <w:rPr>
+                <w:b/>
+                <w:bCs/>
+              </w:rPr>
+              <w:t xml:space="preserve">Escucha de oro</w:t>
+            </w:r>
+          </w:p>
+        </w:tc>
+        <w:tc>
+          <w:tcPr/>
+          <w:p>
+            <w:pPr>
+              <w:pStyle w:val="Compact"/>
+            </w:pPr>
+            <w:r>
+              <w:t xml:space="preserve">Que alguien termine de contar algo sin que lo interrumpas</w:t>
+            </w:r>
+          </w:p>
+        </w:tc>
+      </w:tr>
+      <w:tr>
+        <w:tc>
+          <w:tcPr/>
+          <w:p>
+            <w:pPr>
+              <w:pStyle w:val="Compact"/>
+            </w:pPr>
+            <w:r>
+              <w:t xml:space="preserve">❓</w:t>
+            </w:r>
+            <w:r>
+              <w:t xml:space="preserve"> </w:t>
+            </w:r>
+            <w:r>
+              <w:rPr>
+                <w:b/>
+                <w:bCs/>
+              </w:rPr>
+              <w:t xml:space="preserve">Doble pregunta</w:t>
+            </w:r>
+          </w:p>
+        </w:tc>
+        <w:tc>
+          <w:tcPr/>
+          <w:p>
+            <w:pPr>
+              <w:pStyle w:val="Compact"/>
+            </w:pPr>
+            <w:r>
+              <w:t xml:space="preserve">Preguntar la segunda vez y descubrir algo nuevo</w:t>
+            </w:r>
+          </w:p>
+        </w:tc>
+      </w:tr>
+      <w:tr>
+        <w:tc>
+          <w:tcPr/>
+          <w:p>
+            <w:pPr>
+              <w:pStyle w:val="Compact"/>
+            </w:pPr>
+            <w:r>
+              <w:t xml:space="preserve">📝</w:t>
+            </w:r>
+            <w:r>
+              <w:t xml:space="preserve"> </w:t>
+            </w:r>
+            <w:r>
+              <w:rPr>
+                <w:b/>
+                <w:bCs/>
+              </w:rPr>
+              <w:t xml:space="preserve">Traductor de hechos</w:t>
+            </w:r>
+          </w:p>
+        </w:tc>
+        <w:tc>
+          <w:tcPr/>
+          <w:p>
+            <w:pPr>
+              <w:pStyle w:val="Compact"/>
+            </w:pPr>
+            <w:r>
+              <w:t xml:space="preserve">Reescribir un adjetivo ajeno como hecho observable</w:t>
+            </w:r>
+          </w:p>
+        </w:tc>
+      </w:tr>
+      <w:tr>
+        <w:tc>
+          <w:tcPr/>
+          <w:p>
+            <w:pPr>
+              <w:pStyle w:val="Compact"/>
+            </w:pPr>
+            <w:r>
+              <w:t xml:space="preserve">🧪</w:t>
+            </w:r>
+            <w:r>
+              <w:t xml:space="preserve"> </w:t>
+            </w:r>
+            <w:r>
+              <w:rPr>
+                <w:b/>
+                <w:bCs/>
+              </w:rPr>
+              <w:t xml:space="preserve">Científico social</w:t>
+            </w:r>
+          </w:p>
+        </w:tc>
+        <w:tc>
+          <w:tcPr/>
+          <w:p>
+            <w:pPr>
+              <w:pStyle w:val="Compact"/>
+            </w:pPr>
+            <w:r>
+              <w:t xml:space="preserve">Completar los 5 días del experimento</w:t>
+            </w:r>
+          </w:p>
+        </w:tc>
+      </w:tr>
+    </w:tbl>
+    <w:p>
+      <w:r>
+        <w:pict>
+          <v:rect style="width:0;height:1.5pt" o:hralign="center" o:hrstd="t" o:hr="t"/>
+        </w:pict>
+      </w:r>
+    </w:p>
+    <w:bookmarkEnd w:id="42"/>
+    <w:bookmarkStart w:id="43" w:name="dudas-de-10-segundos-1"/>
+    <w:p>
+      <w:pPr>
+        <w:pStyle w:val="Heading2"/>
+      </w:pPr>
+      <w:r>
+        <w:t xml:space="preserve">🤷 Dudas de 10 segundos</w:t>
+      </w:r>
+    </w:p>
+    <w:p>
+      <w:pPr>
+        <w:pStyle w:val="BlockText"/>
+      </w:pPr>
+      <w:r>
+        <w:rPr>
+          <w:b/>
+          <w:bCs/>
+        </w:rPr>
+        <w:t xml:space="preserve">¿Y si pregunto y me dicen</w:t>
+      </w:r>
+      <w:r>
+        <w:rPr>
+          <w:b/>
+          <w:bCs/>
+        </w:rPr>
+        <w:t xml:space="preserve"> </w:t>
+      </w:r>
+      <w:r>
+        <w:rPr>
+          <w:b/>
+          <w:bCs/>
+        </w:rPr>
+        <w:t xml:space="preserve">“bien”</w:t>
+      </w:r>
+      <w:r>
+        <w:rPr>
+          <w:b/>
+          <w:bCs/>
+        </w:rPr>
+        <w:t xml:space="preserve"> </w:t>
+      </w:r>
+      <w:r>
+        <w:rPr>
+          <w:b/>
+          <w:bCs/>
+        </w:rPr>
+        <w:t xml:space="preserve">y ya está?</w:t>
+      </w:r>
+      <w:r>
+        <w:t xml:space="preserve"> </w:t>
+      </w:r>
+      <w:r>
+        <w:t xml:space="preserve">Una respuesta corta no es un</w:t>
+      </w:r>
+      <w:r>
+        <w:t xml:space="preserve"> </w:t>
+      </w:r>
+      <w:r>
+        <w:t xml:space="preserve">“no me hables”</w:t>
+      </w:r>
+      <w:r>
+        <w:t xml:space="preserve">: es</w:t>
+      </w:r>
+      <w:r>
+        <w:t xml:space="preserve"> </w:t>
+      </w:r>
+      <w:r>
+        <w:t xml:space="preserve">“hoy no sé cómo contármelo”</w:t>
+      </w:r>
+      <w:r>
+        <w:t xml:space="preserve">. Pregunta otra vez mañana. La persistencia educada es apoyo, no hostigamiento — la línea es si la otra persona te dice claramente que no quiere hablar.</w:t>
+      </w:r>
+    </w:p>
+    <w:p>
+      <w:pPr>
+        <w:pStyle w:val="BlockText"/>
+      </w:pPr>
+      <w:r>
+        <w:rPr>
+          <w:b/>
+          <w:bCs/>
+        </w:rPr>
+        <w:t xml:space="preserve">¿Y si me interrumpen a mí?</w:t>
+      </w:r>
+      <w:r>
+        <w:t xml:space="preserve"> </w:t>
+      </w:r>
+      <w:r>
+        <w:t xml:space="preserve">Devuelve la pelota con calma:</w:t>
+      </w:r>
+      <w:r>
+        <w:t xml:space="preserve"> </w:t>
+      </w:r>
+      <w:r>
+        <w:t xml:space="preserve">“Oye, déjame acabar que me importa contártelo”</w:t>
+      </w:r>
+      <w:r>
+        <w:t xml:space="preserve">. Si no funciona, esa persona necesita el gesto 1 más que nadie.</w:t>
+      </w:r>
+    </w:p>
+    <w:p>
+      <w:pPr>
+        <w:pStyle w:val="BlockText"/>
+      </w:pPr>
+      <w:r>
+        <w:rPr>
+          <w:b/>
+          <w:bCs/>
+        </w:rPr>
+        <w:t xml:space="preserve">¿Y si no sé qué decir tras escuchar?</w:t>
+      </w:r>
+      <w:r>
+        <w:t xml:space="preserve"> </w:t>
+      </w:r>
+      <w:r>
+        <w:t xml:space="preserve">No hace falta. Un</w:t>
+      </w:r>
+      <w:r>
+        <w:t xml:space="preserve"> </w:t>
+      </w:r>
+      <w:r>
+        <w:t xml:space="preserve">“qué fuerte”</w:t>
+      </w:r>
+      <w:r>
+        <w:t xml:space="preserve"> </w:t>
+      </w:r>
+      <w:r>
+        <w:t xml:space="preserve">o un asentimiento bastan. La empatía no es tener la respuesta correcta: es</w:t>
+      </w:r>
+      <w:r>
+        <w:t xml:space="preserve"> </w:t>
+      </w:r>
+      <w:r>
+        <w:rPr>
+          <w:b/>
+          <w:bCs/>
+        </w:rPr>
+        <w:t xml:space="preserve">estar</w:t>
+      </w:r>
+      <w:r>
+        <w:t xml:space="preserve">.</w:t>
+      </w:r>
+    </w:p>
+    <w:p>
+      <w:r>
+        <w:pict>
+          <v:rect style="width:0;height:1.5pt" o:hralign="center" o:hrstd="t" o:hr="t"/>
+        </w:pict>
+      </w:r>
+    </w:p>
+    <w:bookmarkEnd w:id="43"/>
+    <w:bookmarkStart w:id="44" w:name="vocabulario-rápido"/>
+    <w:p>
+      <w:pPr>
+        <w:pStyle w:val="Heading2"/>
+      </w:pPr>
+      <w:r>
+        <w:t xml:space="preserve">📛 Vocabulario rápido</w:t>
+      </w:r>
+    </w:p>
+    <w:p>
+      <w:pPr>
+        <w:pStyle w:val="Compact"/>
+        <w:numPr>
+          <w:ilvl w:val="0"/>
+          <w:numId w:val="1009"/>
+        </w:numPr>
+      </w:pPr>
+      <w:r>
+        <w:rPr>
+          <w:b/>
+          <w:bCs/>
+        </w:rPr>
+        <w:t xml:space="preserve">Escucha activa:</w:t>
+      </w:r>
+      <w:r>
+        <w:t xml:space="preserve"> </w:t>
+      </w:r>
+      <w:r>
+        <w:t xml:space="preserve">prestar atención de verdad, sin preparar ya tu respuesta.</w:t>
+      </w:r>
+    </w:p>
+    <w:p>
+      <w:pPr>
+        <w:pStyle w:val="Compact"/>
+        <w:numPr>
+          <w:ilvl w:val="0"/>
+          <w:numId w:val="1009"/>
+        </w:numPr>
+      </w:pPr>
+      <w:r>
+        <w:rPr>
+          <w:b/>
+          <w:bCs/>
+        </w:rPr>
+        <w:t xml:space="preserve">Atribución precipitada:</w:t>
+      </w:r>
+      <w:r>
+        <w:t xml:space="preserve"> </w:t>
+      </w:r>
+      <w:r>
+        <w:t xml:space="preserve">sacar conclusiones de alguien con datos a medias (el juicio de primeras).</w:t>
+      </w:r>
+    </w:p>
+    <w:p>
+      <w:pPr>
+        <w:pStyle w:val="Compact"/>
+        <w:numPr>
+          <w:ilvl w:val="0"/>
+          <w:numId w:val="1009"/>
+        </w:numPr>
+      </w:pPr>
+      <w:r>
+        <w:rPr>
+          <w:b/>
+          <w:bCs/>
+        </w:rPr>
+        <w:t xml:space="preserve">Apoyo social:</w:t>
+      </w:r>
+      <w:r>
+        <w:t xml:space="preserve"> </w:t>
+      </w:r>
+      <w:r>
+        <w:t xml:space="preserve">sentir que hay alguien que te escucha; es el antídoto contra el aislamiento.</w:t>
+      </w:r>
+    </w:p>
+    <w:p>
+      <w:r>
+        <w:pict>
+          <v:rect style="width:0;height:1.5pt" o:hralign="center" o:hrstd="t" o:hr="t"/>
+        </w:pict>
+      </w:r>
+    </w:p>
+    <w:p>
+      <w:pPr>
+        <w:pStyle w:val="FirstParagraph"/>
+      </w:pPr>
+      <w:r>
+        <w:t xml:space="preserve">📚</w:t>
+      </w:r>
+      <w:r>
+        <w:t xml:space="preserve"> </w:t>
+      </w:r>
+      <w:hyperlink r:id="rId27">
+        <w:r>
+          <w:rPr>
+            <w:rStyle w:val="Hyperlink"/>
+          </w:rPr>
+          <w:t xml:space="preserve">Volver al índice de Ponte en su sitio</w:t>
+        </w:r>
+      </w:hyperlink>
+      <w:r>
+        <w:t xml:space="preserve"> </w:t>
+      </w:r>
+      <w:r>
+        <w:t xml:space="preserve">·</w:t>
+      </w:r>
+      <w:r>
+        <w:t xml:space="preserve"> </w:t>
+      </w:r>
+      <w:r>
+        <w:rPr>
+          <w:b/>
+          <w:bCs/>
+        </w:rPr>
+        <w:t xml:space="preserve">Anterior:</w:t>
+      </w:r>
+      <w:r>
+        <w:t xml:space="preserve"> </w:t>
+      </w:r>
+      <w:hyperlink r:id="rId10">
+        <w:r>
+          <w:rPr>
+            <w:rStyle w:val="Hyperlink"/>
+          </w:rPr>
+          <w:t xml:space="preserve">Qué es la empatía</w:t>
+        </w:r>
+      </w:hyperlink>
+      <w:r>
+        <w:t xml:space="preserve"> </w:t>
+      </w:r>
+      <w:r>
+        <w:t xml:space="preserve">·</w:t>
+      </w:r>
+      <w:r>
+        <w:t xml:space="preserve"> </w:t>
+      </w:r>
+      <w:r>
+        <w:rPr>
+          <w:b/>
+          <w:bCs/>
+        </w:rPr>
+        <w:t xml:space="preserve">Siguiente:</w:t>
+      </w:r>
+      <w:r>
+        <w:t xml:space="preserve"> </w:t>
+      </w:r>
+      <w:hyperlink r:id="rId12">
+        <w:r>
+          <w:rPr>
+            <w:rStyle w:val="Hyperlink"/>
+          </w:rPr>
+          <w:t xml:space="preserve">🎮 Juegos y retos</w:t>
+        </w:r>
+      </w:hyperlink>
+    </w:p>
+    <w:bookmarkEnd w:id="44"/>
+    <w:bookmarkEnd w:id="45"/>
+    <w:bookmarkStart w:id="56" w:name="juegos-y-retos"/>
+    <w:p>
+      <w:pPr>
+        <w:pStyle w:val="Heading1"/>
+      </w:pPr>
+      <w:r>
+        <w:t xml:space="preserve">3 — Juegos y retos</w:t>
+      </w:r>
+    </w:p>
+    <w:p>
+      <w:pPr>
+        <w:pStyle w:val="FirstParagraph"/>
+      </w:pPr>
+      <w:r>
+        <w:t xml:space="preserve">El fail de DANI, la telaraña y logros 🎮</w:t>
+      </w:r>
+    </w:p>
+    <w:p>
+      <w:pPr>
+        <w:pStyle w:val="BlockText"/>
+      </w:pPr>
+      <w:r>
+        <w:t xml:space="preserve">🗺️</w:t>
+      </w:r>
+      <w:r>
+        <w:t xml:space="preserve"> </w:t>
+      </w:r>
+      <w:r>
+        <w:rPr>
+          <w:b/>
+          <w:bCs/>
+        </w:rPr>
+        <w:t xml:space="preserve">Estás en:</w:t>
+      </w:r>
+      <w:r>
+        <w:t xml:space="preserve"> </w:t>
+      </w:r>
+      <w:r>
+        <w:t xml:space="preserve">🤝</w:t>
+      </w:r>
+      <w:r>
+        <w:t xml:space="preserve"> </w:t>
+      </w:r>
+      <w:r>
+        <w:rPr>
+          <w:b/>
+          <w:bCs/>
+        </w:rPr>
+        <w:t xml:space="preserve">Ponte en su sitio</w:t>
+      </w:r>
+      <w:r>
+        <w:t xml:space="preserve"> </w:t>
+      </w:r>
+      <w:r>
+        <w:t xml:space="preserve">→ 3 · Juegos y retos</w:t>
+      </w:r>
+    </w:p>
+    <w:p>
+      <w:r>
+        <w:pict>
+          <v:rect style="width:0;height:1.5pt" o:hralign="center" o:hrstd="t" o:hr="t"/>
+        </w:pict>
+      </w:r>
+    </w:p>
+    <w:bookmarkStart w:id="46" w:name="en-corto-2"/>
+    <w:p>
+      <w:pPr>
+        <w:pStyle w:val="Heading2"/>
+      </w:pPr>
+      <w:r>
+        <w:t xml:space="preserve">📬 En corto</w:t>
+      </w:r>
+    </w:p>
+    <w:p>
+      <w:pPr>
+        <w:pStyle w:val="BlockText"/>
+      </w:pPr>
+      <w:r>
+        <w:t xml:space="preserve">Hoy se juega con la empatía: un fail de pantalla, la telaraña de cumplidos reales y retos para el recreo.</w:t>
+      </w:r>
+    </w:p>
+    <w:p>
+      <w:r>
+        <w:pict>
+          <v:rect style="width:0;height:1.5pt" o:hralign="center" o:hrstd="t" o:hr="t"/>
+        </w:pict>
+      </w:r>
+    </w:p>
+    <w:bookmarkEnd w:id="46"/>
+    <w:bookmarkStart w:id="47" w:name="el-fail-de-dani-un-clic-gratis"/>
+    <w:p>
+      <w:pPr>
+        <w:pStyle w:val="Heading2"/>
+      </w:pPr>
+      <w:r>
+        <w:t xml:space="preserve">😬 El fail de DANI: un clic gratis</w:t>
+      </w:r>
+    </w:p>
+    <w:p>
+      <w:pPr>
+        <w:pStyle w:val="FirstParagraph"/>
+      </w:pPr>
+      <w:r>
+        <w:t xml:space="preserve">El grupo de la tienda tenía un chat. Alguien mandó una foto de un cliente, con comentarios. DANI, sin pensar, lo reenvió a otro chat</w:t>
+      </w:r>
+      <w:r>
+        <w:t xml:space="preserve"> </w:t>
+      </w:r>
+      <w:r>
+        <w:rPr>
+          <w:i/>
+          <w:iCs/>
+        </w:rPr>
+        <w:t xml:space="preserve">“porque daba risa”</w:t>
+      </w:r>
+      <w:r>
+        <w:t xml:space="preserve">. A las dos horas, la foto había vuelto. Y con ella, la mala cara de ROSA.</w:t>
+      </w:r>
+    </w:p>
+    <w:p>
+      <w:pPr>
+        <w:pStyle w:val="BlockText"/>
+      </w:pPr>
+      <w:r>
+        <w:t xml:space="preserve">—</w:t>
+      </w:r>
+      <w:r>
+        <w:t xml:space="preserve"> </w:t>
+      </w:r>
+      <w:r>
+        <w:rPr>
+          <w:b/>
+          <w:bCs/>
+        </w:rPr>
+        <w:t xml:space="preserve">ROSA:</w:t>
+      </w:r>
+      <w:r>
+        <w:t xml:space="preserve"> </w:t>
+      </w:r>
+      <w:r>
+        <w:t xml:space="preserve">¿El cliente de la foto? Tuvo que venir a quejarse</w:t>
+      </w:r>
+      <w:r>
+        <w:t xml:space="preserve"> </w:t>
+      </w:r>
+      <w:r>
+        <w:rPr>
+          <w:b/>
+          <w:bCs/>
+        </w:rPr>
+        <w:t xml:space="preserve">en persona</w:t>
+      </w:r>
+      <w:r>
+        <w:t xml:space="preserve">. ¿Y el que rió contigo? Ni se acuerda.</w:t>
+      </w:r>
+      <w:r>
+        <w:t xml:space="preserve"> </w:t>
+      </w:r>
+      <w:r>
+        <w:t xml:space="preserve">—</w:t>
+      </w:r>
+      <w:r>
+        <w:t xml:space="preserve"> </w:t>
+      </w:r>
+      <w:r>
+        <w:rPr>
+          <w:b/>
+          <w:bCs/>
+        </w:rPr>
+        <w:t xml:space="preserve">DANI:</w:t>
+      </w:r>
+      <w:r>
+        <w:t xml:space="preserve"> </w:t>
+      </w:r>
+      <w:r>
+        <w:t xml:space="preserve">Yo solo la reenvié…</w:t>
+      </w:r>
+      <w:r>
+        <w:t xml:space="preserve"> </w:t>
+      </w:r>
+      <w:r>
+        <w:t xml:space="preserve">—</w:t>
+      </w:r>
+      <w:r>
+        <w:t xml:space="preserve"> </w:t>
+      </w:r>
+      <w:r>
+        <w:rPr>
+          <w:b/>
+          <w:bCs/>
+        </w:rPr>
+        <w:t xml:space="preserve">ROSA:</w:t>
+      </w:r>
+      <w:r>
+        <w:t xml:space="preserve"> </w:t>
+      </w:r>
+      <w:r>
+        <w:t xml:space="preserve">Un clic también es un click. Detrás de esa foto hay una persona con su día, su ropa y sus nervios. ¿Y si el de la foto eres tú el lunes con la caja en el suelo?</w:t>
+      </w:r>
+    </w:p>
+    <w:p>
+      <w:pPr>
+        <w:pStyle w:val="FirstParagraph"/>
+      </w:pPr>
+      <w:r>
+        <w:rPr>
+          <w:b/>
+          <w:bCs/>
+        </w:rPr>
+        <w:t xml:space="preserve">La lección:</w:t>
+      </w:r>
+      <w:r>
+        <w:t xml:space="preserve"> </w:t>
+      </w:r>
+      <w:r>
+        <w:t xml:space="preserve">en pantalla parece gratis porque no ves la cara. Pero</w:t>
+      </w:r>
+      <w:r>
+        <w:t xml:space="preserve"> </w:t>
+      </w:r>
+      <w:r>
+        <w:rPr>
+          <w:b/>
+          <w:bCs/>
+        </w:rPr>
+        <w:t xml:space="preserve">la persona de la foto la ve</w:t>
+      </w:r>
+      <w:r>
+        <w:t xml:space="preserve">. Cyberempatía: piensa dos veces antes de reenviar, y no reenvíes nada con personas que no hayas tenido en cuenta.</w:t>
+      </w:r>
+    </w:p>
+    <w:p>
+      <w:pPr>
+        <w:pStyle w:val="BodyText"/>
+      </w:pPr>
+      <w:r>
+        <w:t xml:space="preserve">📌</w:t>
+      </w:r>
+      <w:r>
+        <w:t xml:space="preserve"> </w:t>
+      </w:r>
+      <w:r>
+        <w:rPr>
+          <w:b/>
+          <w:bCs/>
+        </w:rPr>
+        <w:t xml:space="preserve">El dato que nadie cuenta:</w:t>
+      </w:r>
+      <w:r>
+        <w:t xml:space="preserve"> </w:t>
+      </w:r>
+      <w:r>
+        <w:t xml:space="preserve">el 90 % de las veces, el que reenvía</w:t>
+      </w:r>
+      <w:r>
+        <w:t xml:space="preserve"> </w:t>
+      </w:r>
+      <w:r>
+        <w:rPr>
+          <w:i/>
+          <w:iCs/>
+        </w:rPr>
+        <w:t xml:space="preserve">“sin malicia”</w:t>
+      </w:r>
+      <w:r>
+        <w:t xml:space="preserve"> </w:t>
+      </w:r>
+      <w:r>
+        <w:t xml:space="preserve">es el que más se arrepiente a las 24 horas. El arrepentimiento no deshace el clic. Por eso:</w:t>
+      </w:r>
+      <w:r>
+        <w:t xml:space="preserve"> </w:t>
+      </w:r>
+      <w:r>
+        <w:rPr>
+          <w:b/>
+          <w:bCs/>
+        </w:rPr>
+        <w:t xml:space="preserve">reacción lenta = clic bueno</w:t>
+      </w:r>
+      <w:r>
+        <w:t xml:space="preserve">.</w:t>
+      </w:r>
+    </w:p>
+    <w:p>
+      <w:r>
+        <w:pict>
+          <v:rect style="width:0;height:1.5pt" o:hralign="center" o:hrstd="t" o:hr="t"/>
+        </w:pict>
+      </w:r>
+    </w:p>
+    <w:bookmarkEnd w:id="47"/>
+    <w:bookmarkStart w:id="48" w:name="cara-a-cara-empatía-vs-simpatía"/>
+    <w:p>
+      <w:pPr>
+        <w:pStyle w:val="Heading2"/>
+      </w:pPr>
+      <w:r>
+        <w:t xml:space="preserve">⚔️ Cara a cara: Empatía vs Simpatía</w:t>
+      </w:r>
+    </w:p>
+    <w:tbl>
+      <w:tblPr>
+        <w:tblStyle w:val="Table"/>
+        <w:tblW w:type="auto" w:w="0"/>
+        <w:tblLook w:firstRow="1" w:lastRow="0" w:firstColumn="0" w:lastColumn="0" w:noHBand="0" w:noVBand="0" w:val="0020"/>
+      </w:tblPr>
+      <w:tblGrid>
+        <w:gridCol w:w="3960"/>
+        <w:gridCol w:w="3960"/>
+      </w:tblGrid>
+      <w:tr>
+        <w:trPr>
+          <w:tblHeader w:val="on"/>
+        </w:trPr>
+        <w:tc>
+          <w:tcPr/>
+          <w:p>
+            <w:pPr>
+              <w:pStyle w:val="Compact"/>
+            </w:pPr>
+            <w:r>
+              <w:t xml:space="preserve">⚔️</w:t>
+            </w:r>
+            <w:r>
+              <w:t xml:space="preserve"> </w:t>
+            </w:r>
+            <w:r>
+              <w:rPr>
+                <w:b/>
+                <w:bCs/>
+              </w:rPr>
+              <w:t xml:space="preserve">Simpatía</w:t>
+            </w:r>
+            <w:r>
+              <w:t xml:space="preserve"> </w:t>
+            </w:r>
+            <w:r>
+              <w:t xml:space="preserve">(</w:t>
+            </w:r>
+            <w:r>
+              <w:t xml:space="preserve">“pobrecito”</w:t>
+            </w:r>
+            <w:r>
+              <w:t xml:space="preserve">)</w:t>
+            </w:r>
+          </w:p>
+        </w:tc>
+        <w:tc>
+          <w:tcPr/>
+          <w:p>
+            <w:pPr>
+              <w:pStyle w:val="Compact"/>
+            </w:pPr>
+            <w:r>
+              <w:t xml:space="preserve">⚔️</w:t>
+            </w:r>
+            <w:r>
+              <w:t xml:space="preserve"> </w:t>
+            </w:r>
+            <w:r>
+              <w:rPr>
+                <w:b/>
+                <w:bCs/>
+              </w:rPr>
+              <w:t xml:space="preserve">Empatía</w:t>
+            </w:r>
+            <w:r>
+              <w:t xml:space="preserve"> </w:t>
+            </w:r>
+            <w:r>
+              <w:t xml:space="preserve">(</w:t>
+            </w:r>
+            <w:r>
+              <w:t xml:space="preserve">“ponte en su sitio”</w:t>
+            </w:r>
+            <w:r>
+              <w:t xml:space="preserve">)</w:t>
+            </w:r>
+          </w:p>
+        </w:tc>
+      </w:tr>
+      <w:tr>
+        <w:tc>
+          <w:tcPr/>
+          <w:p>
+            <w:pPr>
+              <w:pStyle w:val="Compact"/>
+            </w:pPr>
+            <w:r>
+              <w:t xml:space="preserve">😞 Lástima desde arriba</w:t>
+            </w:r>
+          </w:p>
+        </w:tc>
+        <w:tc>
+          <w:tcPr/>
+          <w:p>
+            <w:pPr>
+              <w:pStyle w:val="Compact"/>
+            </w:pPr>
+            <w:r>
+              <w:t xml:space="preserve">🤝 Respeto desde el lado</w:t>
+            </w:r>
+          </w:p>
+        </w:tc>
+      </w:tr>
+      <w:tr>
+        <w:tc>
+          <w:tcPr/>
+          <w:p>
+            <w:pPr>
+              <w:pStyle w:val="Compact"/>
+            </w:pPr>
+            <w:r>
+              <w:t xml:space="preserve">El otro se siente</w:t>
+            </w:r>
+            <w:r>
+              <w:t xml:space="preserve"> </w:t>
+            </w:r>
+            <w:r>
+              <w:rPr>
+                <w:b/>
+                <w:bCs/>
+              </w:rPr>
+              <w:t xml:space="preserve">pequeño</w:t>
+            </w:r>
+          </w:p>
+        </w:tc>
+        <w:tc>
+          <w:tcPr/>
+          <w:p>
+            <w:pPr>
+              <w:pStyle w:val="Compact"/>
+            </w:pPr>
+            <w:r>
+              <w:t xml:space="preserve">El otro se siente</w:t>
+            </w:r>
+            <w:r>
+              <w:t xml:space="preserve"> </w:t>
+            </w:r>
+            <w:r>
+              <w:rPr>
+                <w:b/>
+                <w:bCs/>
+              </w:rPr>
+              <w:t xml:space="preserve">igual</w:t>
+            </w:r>
+          </w:p>
+        </w:tc>
+      </w:tr>
+      <w:tr>
+        <w:tc>
+          <w:tcPr/>
+          <w:p>
+            <w:pPr>
+              <w:pStyle w:val="Compact"/>
+            </w:pPr>
+            <w:r>
+              <w:t xml:space="preserve">“Qué mal lo tienes…”</w:t>
+            </w:r>
+          </w:p>
+        </w:tc>
+        <w:tc>
+          <w:tcPr/>
+          <w:p>
+            <w:pPr>
+              <w:pStyle w:val="Compact"/>
+            </w:pPr>
+            <w:r>
+              <w:t xml:space="preserve">“¿Qué necesitas?”</w:t>
+            </w:r>
+          </w:p>
+        </w:tc>
+      </w:tr>
+      <w:tr>
+        <w:tc>
+          <w:tcPr/>
+          <w:p>
+            <w:pPr>
+              <w:pStyle w:val="Compact"/>
+            </w:pPr>
+            <w:r>
+              <w:t xml:space="preserve">Termina en</w:t>
+            </w:r>
+            <w:r>
+              <w:t xml:space="preserve"> </w:t>
+            </w:r>
+            <w:r>
+              <w:rPr>
+                <w:b/>
+                <w:bCs/>
+              </w:rPr>
+              <w:t xml:space="preserve">comentario</w:t>
+            </w:r>
+          </w:p>
+        </w:tc>
+        <w:tc>
+          <w:tcPr/>
+          <w:p>
+            <w:pPr>
+              <w:pStyle w:val="Compact"/>
+            </w:pPr>
+            <w:r>
+              <w:t xml:space="preserve">Termina en</w:t>
+            </w:r>
+            <w:r>
+              <w:t xml:space="preserve"> </w:t>
+            </w:r>
+            <w:r>
+              <w:rPr>
+                <w:b/>
+                <w:bCs/>
+              </w:rPr>
+              <w:t xml:space="preserve">acción</w:t>
+            </w:r>
+          </w:p>
+        </w:tc>
+      </w:tr>
+    </w:tbl>
+    <w:p>
+      <w:pPr>
+        <w:pStyle w:val="BlockText"/>
+      </w:pPr>
+      <w:r>
+        <w:t xml:space="preserve">💡</w:t>
+      </w:r>
+      <w:r>
+        <w:t xml:space="preserve"> </w:t>
+      </w:r>
+      <w:r>
+        <w:rPr>
+          <w:b/>
+          <w:bCs/>
+        </w:rPr>
+        <w:t xml:space="preserve">El veredicto de ROSA:</w:t>
+      </w:r>
+      <w:r>
+        <w:t xml:space="preserve"> </w:t>
+      </w:r>
+      <w:r>
+        <w:t xml:space="preserve">la simpatía te deja</w:t>
+      </w:r>
+      <w:r>
+        <w:t xml:space="preserve"> </w:t>
+      </w:r>
+      <w:r>
+        <w:rPr>
+          <w:b/>
+          <w:bCs/>
+        </w:rPr>
+        <w:t xml:space="preserve">a ti</w:t>
+      </w:r>
+      <w:r>
+        <w:t xml:space="preserve"> </w:t>
+      </w:r>
+      <w:r>
+        <w:t xml:space="preserve">sintiéndote bien por ayudar; la empatía deja</w:t>
+      </w:r>
+      <w:r>
+        <w:t xml:space="preserve"> </w:t>
+      </w:r>
+      <w:r>
+        <w:rPr>
+          <w:b/>
+          <w:bCs/>
+        </w:rPr>
+        <w:t xml:space="preserve">al otro</w:t>
+      </w:r>
+      <w:r>
+        <w:t xml:space="preserve"> </w:t>
+      </w:r>
+      <w:r>
+        <w:t xml:space="preserve">sintiéndote útil. Elige la que deja bien al otro.</w:t>
+      </w:r>
+    </w:p>
+    <w:p>
+      <w:pPr>
+        <w:pStyle w:val="FirstParagraph"/>
+      </w:pPr>
+      <w:r>
+        <w:rPr>
+          <w:b/>
+          <w:bCs/>
+        </w:rPr>
+        <w:t xml:space="preserve">Ejemplo de tienda:</w:t>
+      </w:r>
+      <w:r>
+        <w:t xml:space="preserve"> </w:t>
+      </w:r>
+      <w:r>
+        <w:t xml:space="preserve">el cliente se queja de un producto defectuoso.</w:t>
+      </w:r>
+      <w:r>
+        <w:t xml:space="preserve"> </w:t>
+      </w:r>
+      <w:r>
+        <w:t xml:space="preserve">- 😞 Simpatía:</w:t>
+      </w:r>
+      <w:r>
+        <w:t xml:space="preserve"> </w:t>
+      </w:r>
+      <w:r>
+        <w:t xml:space="preserve">“Pobrecito, qué mala suerte tiene usted”</w:t>
+      </w:r>
+      <w:r>
+        <w:t xml:space="preserve">. (El cliente sale sintiéndose un desgraciado.)</w:t>
+      </w:r>
+      <w:r>
+        <w:t xml:space="preserve"> </w:t>
+      </w:r>
+      <w:r>
+        <w:t xml:space="preserve">- 🤝 Empatía:</w:t>
+      </w:r>
+      <w:r>
+        <w:t xml:space="preserve"> </w:t>
+      </w:r>
+      <w:r>
+        <w:t xml:space="preserve">“Le cambio ahora mismo y le aviso cuando llegue el nuevo”</w:t>
+      </w:r>
+      <w:r>
+        <w:t xml:space="preserve">. (El cliente sale con el problema resuelto.)</w:t>
+      </w:r>
+    </w:p>
+    <w:p>
+      <w:r>
+        <w:pict>
+          <v:rect style="width:0;height:1.5pt" o:hralign="center" o:hrstd="t" o:hr="t"/>
+        </w:pict>
+      </w:r>
+    </w:p>
+    <w:bookmarkEnd w:id="48"/>
+    <w:bookmarkStart w:id="49" w:name="reto-mental"/>
+    <w:p>
+      <w:pPr>
+        <w:pStyle w:val="Heading2"/>
+      </w:pPr>
+      <w:r>
+        <w:t xml:space="preserve">🧠 Reto mental</w:t>
+      </w:r>
+    </w:p>
+    <w:p>
+      <w:pPr>
+        <w:pStyle w:val="FirstParagraph"/>
+      </w:pPr>
+      <w:r>
+        <w:t xml:space="preserve">Piensa antes de mirar las soluciones:</w:t>
+      </w:r>
+    </w:p>
+    <w:p>
+      <w:pPr>
+        <w:pStyle w:val="Compact"/>
+        <w:numPr>
+          <w:ilvl w:val="0"/>
+          <w:numId w:val="1010"/>
+        </w:numPr>
+      </w:pPr>
+      <w:r>
+        <w:t xml:space="preserve">👤 Un compañero llega a clase callado y no se ríe de nadie. ¿Qué gesto empatía (de los cinco) usarías?</w:t>
+      </w:r>
+    </w:p>
+    <w:p>
+      <w:pPr>
+        <w:pStyle w:val="Compact"/>
+        <w:numPr>
+          <w:ilvl w:val="0"/>
+          <w:numId w:val="1010"/>
+        </w:numPr>
+      </w:pPr>
+      <w:r>
+        <w:t xml:space="preserve">📝 Reescribe con hechos:</w:t>
+      </w:r>
+      <w:r>
+        <w:t xml:space="preserve"> </w:t>
+      </w:r>
+      <w:r>
+        <w:rPr>
+          <w:i/>
+          <w:iCs/>
+        </w:rPr>
+        <w:t xml:space="preserve">“estás siempre de mal humor”</w:t>
+      </w:r>
+      <w:r>
+        <w:t xml:space="preserve">.</w:t>
+      </w:r>
+    </w:p>
+    <w:p>
+      <w:pPr>
+        <w:pStyle w:val="Compact"/>
+        <w:numPr>
+          <w:ilvl w:val="0"/>
+          <w:numId w:val="1010"/>
+        </w:numPr>
+      </w:pPr>
+      <w:r>
+        <w:t xml:space="preserve">📱 Estás en un chat y mandan un meme con la cara de alguien de clase. ¿Qué haces?</w:t>
+      </w:r>
+    </w:p>
+    <w:p>
+      <w:pPr>
+        <w:pStyle w:val="FirstParagraph"/>
+      </w:pPr>
+      <w:r>
+        <w:t xml:space="preserve">🔄 Respuestas</w:t>
+      </w:r>
+    </w:p>
+    <w:p>
+      <w:pPr>
+        <w:pStyle w:val="Compact"/>
+        <w:numPr>
+          <w:ilvl w:val="0"/>
+          <w:numId w:val="1011"/>
+        </w:numPr>
+      </w:pPr>
+      <w:r>
+        <w:t xml:space="preserve">Acercarte y preguntar de verdad (</w:t>
+      </w:r>
+      <w:r>
+        <w:rPr>
+          <w:i/>
+          <w:iCs/>
+        </w:rPr>
+        <w:t xml:space="preserve">“¿qué tal el examen?”</w:t>
+      </w:r>
+      <w:r>
+        <w:t xml:space="preserve">) con tiempo y escuchando entero. Y con el</w:t>
+      </w:r>
+      <w:r>
+        <w:t xml:space="preserve"> </w:t>
+      </w:r>
+      <w:r>
+        <w:rPr>
+          <w:b/>
+          <w:bCs/>
+        </w:rPr>
+        <w:t xml:space="preserve">silencio que apoya</w:t>
+      </w:r>
+      <w:r>
+        <w:t xml:space="preserve"> </w:t>
+      </w:r>
+      <w:r>
+        <w:t xml:space="preserve">si no quiere hablar: presencia sin presión.</w:t>
+      </w:r>
+    </w:p>
+    <w:p>
+      <w:pPr>
+        <w:pStyle w:val="Compact"/>
+        <w:numPr>
+          <w:ilvl w:val="0"/>
+          <w:numId w:val="1011"/>
+        </w:numPr>
+      </w:pPr>
+      <w:r>
+        <w:t xml:space="preserve">Descripción de hechos:</w:t>
+      </w:r>
+      <w:r>
+        <w:t xml:space="preserve"> </w:t>
+      </w:r>
+      <w:r>
+        <w:rPr>
+          <w:i/>
+          <w:iCs/>
+        </w:rPr>
+        <w:t xml:space="preserve">“estos días contestas muy corto y te has ido al fondo del aula”</w:t>
+      </w:r>
+      <w:r>
+        <w:t xml:space="preserve">. Hechos, sin adjetivos.</w:t>
+      </w:r>
+    </w:p>
+    <w:p>
+      <w:pPr>
+        <w:pStyle w:val="Compact"/>
+        <w:numPr>
+          <w:ilvl w:val="0"/>
+          <w:numId w:val="1011"/>
+        </w:numPr>
+      </w:pPr>
+      <w:r>
+        <w:t xml:space="preserve">No lo reenvíes. Si te parece de mal gusto, puedes decirlo sin exponer a nadie (</w:t>
+      </w:r>
+      <w:r>
+        <w:rPr>
+          <w:i/>
+          <w:iCs/>
+        </w:rPr>
+        <w:t xml:space="preserve">“guay, no reenviéis eso, que sale fulano”</w:t>
+      </w:r>
+      <w:r>
+        <w:t xml:space="preserve">). Si la burla persiste con la misma persona, es señal:</w:t>
+      </w:r>
+      <w:r>
+        <w:t xml:space="preserve"> </w:t>
+      </w:r>
+      <w:r>
+        <w:rPr>
+          <w:b/>
+          <w:bCs/>
+        </w:rPr>
+        <w:t xml:space="preserve">se apoya a esa persona y se avisa</w:t>
+      </w:r>
+      <w:r>
+        <w:t xml:space="preserve">.</w:t>
+      </w:r>
+    </w:p>
+    <w:p>
+      <w:r>
+        <w:pict>
+          <v:rect style="width:0;height:1.5pt" o:hralign="center" o:hrstd="t" o:hr="t"/>
+        </w:pict>
+      </w:r>
+    </w:p>
+    <w:bookmarkEnd w:id="49"/>
+    <w:bookmarkStart w:id="50" w:name="la-dinámica-estrella-la-telaraña"/>
+    <w:p>
+      <w:pPr>
+        <w:pStyle w:val="Heading2"/>
+      </w:pPr>
+      <w:r>
+        <w:t xml:space="preserve">🎁 La dinámica estrella: La telaraña</w:t>
+      </w:r>
+    </w:p>
+    <w:p>
+      <w:pPr>
+        <w:pStyle w:val="FirstParagraph"/>
+      </w:pPr>
+      <w:r>
+        <w:t xml:space="preserve">Tejer en círculo una red de cosas positivas</w:t>
+      </w:r>
+      <w:r>
+        <w:t xml:space="preserve"> </w:t>
+      </w:r>
+      <w:r>
+        <w:rPr>
+          <w:b/>
+          <w:bCs/>
+        </w:rPr>
+        <w:t xml:space="preserve">reales</w:t>
+      </w:r>
+      <w:r>
+        <w:t xml:space="preserve"> </w:t>
+      </w:r>
+      <w:r>
+        <w:t xml:space="preserve">sobre los que participan:</w:t>
+      </w:r>
+    </w:p>
+    <w:p>
+      <w:pPr>
+        <w:pStyle w:val="BodyText"/>
+      </w:pPr>
+    </w:p>
+    <w:p>
+      <w:pPr>
+        <w:pStyle w:val="BodyText"/>
+      </w:pPr>
+      <w:r>
+        <w:t xml:space="preserve">🕸️ La telaraña — la red que sostiene la clase</w:t>
+      </w:r>
+    </w:p>
+    <w:p>
+      <w:pPr>
+        <w:pStyle w:val="BodyText"/>
+      </w:pPr>
+      <w:r>
+        <w:rPr>
+          <w:b/>
+          <w:bCs/>
+        </w:rPr>
+        <w:t xml:space="preserve">Objetivo:</w:t>
+      </w:r>
+      <w:r>
+        <w:t xml:space="preserve"> </w:t>
+      </w:r>
+      <w:r>
+        <w:t xml:space="preserve">tejer en círculo una red de cosas positivas reales sobre los que participan.</w:t>
+      </w:r>
+      <w:r>
+        <w:t xml:space="preserve"> </w:t>
+      </w:r>
+      <w:r>
+        <w:rPr>
+          <w:b/>
+          <w:bCs/>
+        </w:rPr>
+        <w:t xml:space="preserve">Tiempo:</w:t>
+      </w:r>
+      <w:r>
+        <w:t xml:space="preserve"> </w:t>
+      </w:r>
+      <w:r>
+        <w:t xml:space="preserve">15-20 min ·</w:t>
+      </w:r>
+      <w:r>
+        <w:t xml:space="preserve"> </w:t>
+      </w:r>
+      <w:r>
+        <w:rPr>
+          <w:b/>
+          <w:bCs/>
+        </w:rPr>
+        <w:t xml:space="preserve">Material:</w:t>
+      </w:r>
+      <w:r>
+        <w:t xml:space="preserve"> </w:t>
+      </w:r>
+      <w:r>
+        <w:t xml:space="preserve">una pelota o madeja de lana.</w:t>
+      </w:r>
+    </w:p>
+    <w:p>
+      <w:pPr>
+        <w:pStyle w:val="Compact"/>
+        <w:numPr>
+          <w:ilvl w:val="0"/>
+          <w:numId w:val="1012"/>
+        </w:numPr>
+      </w:pPr>
+      <w:r>
+        <w:t xml:space="preserve">🕸️ Todo el grupo en círculo. Quien empieza se queda con el extremo de la lana y dice</w:t>
+      </w:r>
+      <w:r>
+        <w:t xml:space="preserve"> </w:t>
+      </w:r>
+      <w:r>
+        <w:rPr>
+          <w:b/>
+          <w:bCs/>
+        </w:rPr>
+        <w:t xml:space="preserve">el nombre de alguien del círculo</w:t>
+      </w:r>
+      <w:r>
+        <w:t xml:space="preserve"> </w:t>
+      </w:r>
+      <w:r>
+        <w:t xml:space="preserve">más</w:t>
+      </w:r>
+      <w:r>
+        <w:t xml:space="preserve"> </w:t>
+      </w:r>
+      <w:r>
+        <w:rPr>
+          <w:b/>
+          <w:bCs/>
+        </w:rPr>
+        <w:t xml:space="preserve">una cosa positiva y concreta</w:t>
+      </w:r>
+      <w:r>
+        <w:t xml:space="preserve"> </w:t>
+      </w:r>
+      <w:r>
+        <w:t xml:space="preserve">que haya visto en él/ella (</w:t>
+      </w:r>
+      <w:r>
+        <w:rPr>
+          <w:i/>
+          <w:iCs/>
+        </w:rPr>
+        <w:t xml:space="preserve">“Ana, el otro día me ayudaste con el tema de la caja”</w:t>
+      </w:r>
+      <w:r>
+        <w:t xml:space="preserve">).</w:t>
+      </w:r>
+    </w:p>
+    <w:p>
+      <w:pPr>
+        <w:pStyle w:val="Compact"/>
+        <w:numPr>
+          <w:ilvl w:val="0"/>
+          <w:numId w:val="1012"/>
+        </w:numPr>
+      </w:pPr>
+      <w:r>
+        <w:t xml:space="preserve">🧶 Quien es nombrado se queda con la lana, se tira suave de ella para que quede tensa, y repite el proceso con</w:t>
+      </w:r>
+      <w:r>
+        <w:t xml:space="preserve"> </w:t>
+      </w:r>
+      <w:r>
+        <w:rPr>
+          <w:b/>
+          <w:bCs/>
+        </w:rPr>
+        <w:t xml:space="preserve">otra persona distinta</w:t>
+      </w:r>
+      <w:r>
+        <w:t xml:space="preserve">.</w:t>
+      </w:r>
+    </w:p>
+    <w:p>
+      <w:pPr>
+        <w:pStyle w:val="Compact"/>
+        <w:numPr>
+          <w:ilvl w:val="0"/>
+          <w:numId w:val="1012"/>
+        </w:numPr>
+      </w:pPr>
+      <w:r>
+        <w:t xml:space="preserve">🕸️ Se sigue hasta que la telaraña cubra a todo el grupo y la lana acabe.</w:t>
+      </w:r>
+    </w:p>
+    <w:p>
+      <w:pPr>
+        <w:pStyle w:val="Compact"/>
+        <w:numPr>
+          <w:ilvl w:val="0"/>
+          <w:numId w:val="1012"/>
+        </w:numPr>
+      </w:pPr>
+      <w:r>
+        <w:t xml:space="preserve">🏁 Cierre: todos ven la red. Frase de clausura:</w:t>
+      </w:r>
+      <w:r>
+        <w:t xml:space="preserve"> </w:t>
+      </w:r>
+      <w:r>
+        <w:rPr>
+          <w:i/>
+          <w:iCs/>
+        </w:rPr>
+        <w:t xml:space="preserve">“esto es lo que sostiene la clase: la red que acabáis de tejer”</w:t>
+      </w:r>
+      <w:r>
+        <w:t xml:space="preserve">.</w:t>
+      </w:r>
+    </w:p>
+    <w:p>
+      <w:pPr>
+        <w:pStyle w:val="BlockText"/>
+      </w:pPr>
+      <w:r>
+        <w:t xml:space="preserve">📌</w:t>
+      </w:r>
+      <w:r>
+        <w:t xml:space="preserve"> </w:t>
+      </w:r>
+      <w:r>
+        <w:rPr>
+          <w:b/>
+          <w:bCs/>
+        </w:rPr>
+        <w:t xml:space="preserve">Por qué funciona:</w:t>
+      </w:r>
+      <w:r>
+        <w:t xml:space="preserve"> </w:t>
+      </w:r>
+      <w:r>
+        <w:t xml:space="preserve">los cumplidos</w:t>
+      </w:r>
+      <w:r>
+        <w:t xml:space="preserve"> </w:t>
+      </w:r>
+      <w:r>
+        <w:rPr>
+          <w:b/>
+          <w:bCs/>
+        </w:rPr>
+        <w:t xml:space="preserve">dichos en voz alta y con testigos</w:t>
+      </w:r>
+      <w:r>
+        <w:t xml:space="preserve"> </w:t>
+      </w:r>
+      <w:r>
+        <w:t xml:space="preserve">se recuerdan el doble. Y la red física (la lana tensa entre todos) es la imagen que se te queda en la cabeza del</w:t>
+      </w:r>
+      <w:r>
+        <w:t xml:space="preserve"> </w:t>
+      </w:r>
+      <w:r>
+        <w:t xml:space="preserve">“grupo”</w:t>
+      </w:r>
+      <w:r>
+        <w:t xml:space="preserve">.</w:t>
+      </w:r>
+      <w:r>
+        <w:t xml:space="preserve"> </w:t>
+      </w:r>
+      <w:r>
+        <w:t xml:space="preserve">♿</w:t>
+      </w:r>
+      <w:r>
+        <w:t xml:space="preserve"> </w:t>
+      </w:r>
+      <w:r>
+        <w:rPr>
+          <w:b/>
+          <w:bCs/>
+        </w:rPr>
+        <w:t xml:space="preserve">Inclusión:</w:t>
+      </w:r>
+      <w:r>
+        <w:t xml:space="preserve"> </w:t>
+      </w:r>
+      <w:r>
+        <w:t xml:space="preserve">la docencia vigila que</w:t>
+      </w:r>
+      <w:r>
+        <w:t xml:space="preserve"> </w:t>
+      </w:r>
+      <w:r>
+        <w:rPr>
+          <w:b/>
+          <w:bCs/>
+        </w:rPr>
+        <w:t xml:space="preserve">nadie quede sin ser nombrado</w:t>
+      </w:r>
+      <w:r>
+        <w:t xml:space="preserve"> </w:t>
+      </w:r>
+      <w:r>
+        <w:t xml:space="preserve">y que solo se digan cosas</w:t>
+      </w:r>
+      <w:r>
+        <w:t xml:space="preserve"> </w:t>
+      </w:r>
+      <w:r>
+        <w:rPr>
+          <w:b/>
+          <w:bCs/>
+        </w:rPr>
+        <w:t xml:space="preserve">verdaderas y concretas</w:t>
+      </w:r>
+      <w:r>
+        <w:t xml:space="preserve"> </w:t>
+      </w:r>
+      <w:r>
+        <w:t xml:space="preserve">(nada inventado ni irónico). En grupos muy conflictivos, variante escrita: cada uno escribe el cumplido en un</w:t>
+      </w:r>
+      <w:r>
+        <w:t xml:space="preserve"> </w:t>
+      </w:r>
+      <w:r>
+        <w:rPr>
+          <w:b/>
+          <w:bCs/>
+        </w:rPr>
+        <w:t xml:space="preserve">post-it anónimo</w:t>
+      </w:r>
+      <w:r>
+        <w:t xml:space="preserve"> </w:t>
+      </w:r>
+      <w:r>
+        <w:t xml:space="preserve">para su destinatario, sin hablar en público.</w:t>
+      </w:r>
+    </w:p>
+    <w:p>
+      <w:r>
+        <w:pict>
+          <v:rect style="width:0;height:1.5pt" o:hralign="center" o:hrstd="t" o:hr="t"/>
+        </w:pict>
+      </w:r>
+    </w:p>
+    <w:p>
+      <w:pPr>
+        <w:pStyle w:val="FirstParagraph"/>
+      </w:pPr>
+      <w:r>
+        <w:t xml:space="preserve">👤 Nombre:</w:t>
+      </w:r>
+      <w:r>
+        <w:t xml:space="preserve"> </w:t>
+      </w:r>
+      <w:r>
+        <w:t xml:space="preserve">📅 Fecha:</w:t>
+      </w:r>
+      <w:r>
+        <w:t xml:space="preserve"> </w:t>
+      </w:r>
+      <w:r>
+        <w:t xml:space="preserve">🏫 Grupo:</w:t>
+      </w:r>
+    </w:p>
+    <w:bookmarkEnd w:id="50"/>
+    <w:bookmarkStart w:id="51" w:name="a-por-ellos-2"/>
+    <w:p>
+      <w:pPr>
+        <w:pStyle w:val="Heading2"/>
+      </w:pPr>
+      <w:r>
+        <w:t xml:space="preserve">✍️ A por ellos</w:t>
+      </w:r>
+    </w:p>
+    <w:p>
+      <w:pPr>
+        <w:pStyle w:val="FirstParagraph"/>
+      </w:pPr>
+      <w:r>
+        <w:rPr>
+          <w:b/>
+          <w:bCs/>
+        </w:rPr>
+        <w:t xml:space="preserve">1. ✏️ Empareja:</w:t>
+      </w:r>
+    </w:p>
+    <w:tbl>
+      <w:tblPr>
+        <w:tblStyle w:val="Table"/>
+        <w:tblW w:type="auto" w:w="0"/>
+        <w:tblLook w:firstRow="1" w:lastRow="0" w:firstColumn="0" w:lastColumn="0" w:noHBand="0" w:noVBand="0" w:val="0020"/>
+      </w:tblPr>
+      <w:tblGrid>
+        <w:gridCol w:w="3960"/>
+        <w:gridCol w:w="3960"/>
+      </w:tblGrid>
+      <w:tr>
+        <w:trPr>
+          <w:tblHeader w:val="on"/>
+        </w:trPr>
+        <w:tc>
+          <w:tcPr/>
+          <w:p>
+            <w:pPr>
+              <w:pStyle w:val="Compact"/>
+            </w:pPr>
+            <w:r>
+              <w:t xml:space="preserve">Situación</w:t>
+            </w:r>
+          </w:p>
+        </w:tc>
+        <w:tc>
+          <w:tcPr/>
+          <w:p>
+            <w:pPr>
+              <w:pStyle w:val="Compact"/>
+            </w:pPr>
+            <w:r>
+              <w:t xml:space="preserve">¿Qué es?</w:t>
+            </w:r>
+          </w:p>
+        </w:tc>
+      </w:tr>
+      <w:tr>
+        <w:tc>
+          <w:tcPr/>
+          <w:p>
+            <w:pPr>
+              <w:pStyle w:val="Compact"/>
+            </w:pPr>
+            <w:r>
+              <w:t xml:space="preserve">1.</w:t>
+            </w:r>
+            <w:r>
+              <w:t xml:space="preserve"> </w:t>
+            </w:r>
+            <w:r>
+              <w:t xml:space="preserve">“Pobrecito, qué vida”</w:t>
+            </w:r>
+          </w:p>
+        </w:tc>
+        <w:tc>
+          <w:tcPr/>
+          <w:p>
+            <w:pPr>
+              <w:pStyle w:val="Compact"/>
+            </w:pPr>
+            <w:r>
+              <w:t xml:space="preserve">a. Empatía</w:t>
+            </w:r>
+          </w:p>
+        </w:tc>
+      </w:tr>
+      <w:tr>
+        <w:tc>
+          <w:tcPr/>
+          <w:p>
+            <w:pPr>
+              <w:pStyle w:val="Compact"/>
+            </w:pPr>
+            <w:r>
+              <w:t xml:space="preserve">2.</w:t>
+            </w:r>
+            <w:r>
+              <w:t xml:space="preserve"> </w:t>
+            </w:r>
+            <w:r>
+              <w:t xml:space="preserve">“¿Qué necesitas?”</w:t>
+            </w:r>
+          </w:p>
+        </w:tc>
+        <w:tc>
+          <w:tcPr/>
+          <w:p>
+            <w:pPr>
+              <w:pStyle w:val="Compact"/>
+            </w:pPr>
+            <w:r>
+              <w:t xml:space="preserve">b. Indiferencia</w:t>
+            </w:r>
+          </w:p>
+        </w:tc>
+      </w:tr>
+      <w:tr>
+        <w:tc>
+          <w:tcPr/>
+          <w:p>
+            <w:pPr>
+              <w:pStyle w:val="Compact"/>
+            </w:pPr>
+            <w:r>
+              <w:t xml:space="preserve">3. Mirar a otro lado</w:t>
+            </w:r>
+          </w:p>
+        </w:tc>
+        <w:tc>
+          <w:tcPr/>
+          <w:p>
+            <w:pPr>
+              <w:pStyle w:val="Compact"/>
+            </w:pPr>
+            <w:r>
+              <w:t xml:space="preserve">c. Simpatía</w:t>
+            </w:r>
+          </w:p>
+        </w:tc>
+      </w:tr>
+    </w:tbl>
+    <w:p>
+      <w:pPr>
+        <w:pStyle w:val="BlockText"/>
+      </w:pPr>
+      <w:r>
+        <w:t xml:space="preserve">1–____ 2–____ 3–____</w:t>
+      </w:r>
+    </w:p>
+    <w:p>
+      <w:pPr>
+        <w:pStyle w:val="FirstParagraph"/>
+      </w:pPr>
+      <w:r>
+        <w:rPr>
+          <w:b/>
+          <w:bCs/>
+        </w:rPr>
+        <w:t xml:space="preserve">2. 📱 Tu clic:</w:t>
+      </w:r>
+      <w:r>
+        <w:t xml:space="preserve"> </w:t>
+      </w:r>
+      <w:r>
+        <w:t xml:space="preserve">en el chat de la tienda mandan una foto de un cliente</w:t>
+      </w:r>
+      <w:r>
+        <w:t xml:space="preserve"> </w:t>
+      </w:r>
+      <w:r>
+        <w:t xml:space="preserve">“porque da risa”</w:t>
+      </w:r>
+      <w:r>
+        <w:t xml:space="preserve">. Escribe</w:t>
+      </w:r>
+      <w:r>
+        <w:t xml:space="preserve"> </w:t>
+      </w:r>
+      <w:r>
+        <w:rPr>
+          <w:b/>
+          <w:bCs/>
+        </w:rPr>
+        <w:t xml:space="preserve">lo que escribes tú en el chat</w:t>
+      </w:r>
+      <w:r>
+        <w:t xml:space="preserve"> </w:t>
+      </w:r>
+      <w:r>
+        <w:t xml:space="preserve">(sin exponer a nadie):</w:t>
+      </w:r>
+    </w:p>
+    <w:p>
+      <w:pPr>
+        <w:pStyle w:val="BlockText"/>
+      </w:pPr>
+      <w:r>
+        <w:t xml:space="preserve"> </w:t>
+      </w:r>
+    </w:p>
+    <w:p>
+      <w:pPr>
+        <w:pStyle w:val="FirstParagraph"/>
+      </w:pPr>
+      <w:r>
+        <w:rPr>
+          <w:b/>
+          <w:bCs/>
+        </w:rPr>
+        <w:t xml:space="preserve">3. 🕸️ Tu hilo de la telaraña:</w:t>
+      </w:r>
+      <w:r>
+        <w:t xml:space="preserve"> </w:t>
+      </w:r>
+      <w:r>
+        <w:t xml:space="preserve">piensa en un compañero/a de clase y escribe</w:t>
+      </w:r>
+      <w:r>
+        <w:t xml:space="preserve"> </w:t>
+      </w:r>
+      <w:r>
+        <w:rPr>
+          <w:b/>
+          <w:bCs/>
+        </w:rPr>
+        <w:t xml:space="preserve">una cosa positiva y concreta</w:t>
+      </w:r>
+      <w:r>
+        <w:t xml:space="preserve"> </w:t>
+      </w:r>
+      <w:r>
+        <w:t xml:space="preserve">que hayas visto en él/ella (con hecho y día si puedes):</w:t>
+      </w:r>
+    </w:p>
+    <w:p>
+      <w:pPr>
+        <w:pStyle w:val="BlockText"/>
+      </w:pPr>
+      <w:r>
+        <w:t xml:space="preserve">A:</w:t>
+      </w:r>
+      <w:r>
+        <w:t xml:space="preserve"> </w:t>
+      </w:r>
+      <w:r>
+        <w:t xml:space="preserve"> </w:t>
+      </w:r>
+      <w:r>
+        <w:t xml:space="preserve">Mi hilo:</w:t>
+      </w:r>
+      <w:r>
+        <w:t xml:space="preserve"> </w:t>
+      </w:r>
+    </w:p>
+    <w:p>
+      <w:pPr>
+        <w:pStyle w:val="FirstParagraph"/>
+      </w:pPr>
+      <w:r>
+        <w:rPr>
+          <w:b/>
+          <w:bCs/>
+        </w:rPr>
+        <w:t xml:space="preserve">4. ⚔️ Simpatía → Empatía:</w:t>
+      </w:r>
+      <w:r>
+        <w:t xml:space="preserve"> </w:t>
+      </w:r>
+      <w:r>
+        <w:t xml:space="preserve">reescribe cada frase lastimera como acción empática:</w:t>
+      </w:r>
+    </w:p>
+    <w:tbl>
+      <w:tblPr>
+        <w:tblStyle w:val="Table"/>
+        <w:tblW w:type="auto" w:w="0"/>
+        <w:tblLook w:firstRow="1" w:lastRow="0" w:firstColumn="0" w:lastColumn="0" w:noHBand="0" w:noVBand="0" w:val="0020"/>
+      </w:tblPr>
+      <w:tblGrid>
+        <w:gridCol w:w="3960"/>
+        <w:gridCol w:w="3960"/>
+      </w:tblGrid>
+      <w:tr>
+        <w:trPr>
+          <w:tblHeader w:val="on"/>
+        </w:trPr>
+        <w:tc>
+          <w:tcPr/>
+          <w:p>
+            <w:pPr>
+              <w:pStyle w:val="Compact"/>
+            </w:pPr>
+            <w:r>
+              <w:t xml:space="preserve">❌ Simpatía</w:t>
+            </w:r>
+          </w:p>
+        </w:tc>
+        <w:tc>
+          <w:tcPr/>
+          <w:p>
+            <w:pPr>
+              <w:pStyle w:val="Compact"/>
+            </w:pPr>
+            <w:r>
+              <w:t xml:space="preserve">✅ Empatía (acción)</w:t>
+            </w:r>
+          </w:p>
+        </w:tc>
+      </w:tr>
+      <w:tr>
+        <w:tc>
+          <w:tcPr/>
+          <w:p>
+            <w:pPr>
+              <w:pStyle w:val="Compact"/>
+            </w:pPr>
+            <w:r>
+              <w:t xml:space="preserve">“Pobrecito, qué examen más duro”</w:t>
+            </w:r>
+          </w:p>
+        </w:tc>
+        <w:tc>
+          <w:tcPr/>
+          <w:p>
+            <w:pPr>
+              <w:pStyle w:val="Compact"/>
+            </w:pPr>
+          </w:p>
+        </w:tc>
+      </w:tr>
+      <w:tr>
+        <w:tc>
+          <w:tcPr/>
+          <w:p>
+            <w:pPr>
+              <w:pStyle w:val="Compact"/>
+            </w:pPr>
+            <w:r>
+              <w:t xml:space="preserve">“Qué mal lo tienes con ese trabajo”</w:t>
+            </w:r>
+          </w:p>
+        </w:tc>
+        <w:tc>
+          <w:tcPr/>
+          <w:p>
+            <w:pPr>
+              <w:pStyle w:val="Compact"/>
+            </w:pPr>
+          </w:p>
+        </w:tc>
+      </w:tr>
+      <w:tr>
+        <w:tc>
+          <w:tcPr/>
+          <w:p>
+            <w:pPr>
+              <w:pStyle w:val="Compact"/>
+            </w:pPr>
+            <w:r>
+              <w:t xml:space="preserve">“Qué mala suerte tienes siempre”</w:t>
+            </w:r>
+          </w:p>
+        </w:tc>
+        <w:tc>
+          <w:tcPr/>
+          <w:p>
+            <w:pPr>
+              <w:pStyle w:val="Compact"/>
+            </w:pPr>
+          </w:p>
+        </w:tc>
+      </w:tr>
+    </w:tbl>
+    <w:p>
+      <w:pPr>
+        <w:pStyle w:val="BodyText"/>
+      </w:pPr>
+      <w:r>
+        <w:rPr>
+          <w:b/>
+          <w:bCs/>
+        </w:rPr>
+        <w:t xml:space="preserve">5. 🔍 Detecta el veredicto de ROSA:</w:t>
+      </w:r>
+      <w:r>
+        <w:t xml:space="preserve"> </w:t>
+      </w:r>
+      <w:r>
+        <w:t xml:space="preserve">en la frase</w:t>
+      </w:r>
+      <w:r>
+        <w:t xml:space="preserve"> </w:t>
+      </w:r>
+      <w:r>
+        <w:rPr>
+          <w:i/>
+          <w:iCs/>
+        </w:rPr>
+        <w:t xml:space="preserve">“la simpatía te deja a ti sintiéndote bien; la empatía deja al otro sintiéndote útil”</w:t>
+      </w:r>
+      <w:r>
+        <w:t xml:space="preserve"> </w:t>
+      </w:r>
+      <w:r>
+        <w:t xml:space="preserve">— escribe</w:t>
+      </w:r>
+      <w:r>
+        <w:t xml:space="preserve"> </w:t>
+      </w:r>
+      <w:r>
+        <w:rPr>
+          <w:b/>
+          <w:bCs/>
+        </w:rPr>
+        <w:t xml:space="preserve">una situación real</w:t>
+      </w:r>
+      <w:r>
+        <w:t xml:space="preserve"> </w:t>
+      </w:r>
+      <w:r>
+        <w:t xml:space="preserve">en la que hayas sentido las dos cosas:</w:t>
+      </w:r>
+    </w:p>
+    <w:p>
+      <w:pPr>
+        <w:pStyle w:val="BlockText"/>
+      </w:pPr>
+      <w:r>
+        <w:t xml:space="preserve"> </w:t>
+      </w:r>
+    </w:p>
+    <w:p>
+      <w:r>
+        <w:pict>
+          <v:rect style="width:0;height:1.5pt" o:hralign="center" o:hrstd="t" o:hr="t"/>
+        </w:pict>
+      </w:r>
+    </w:p>
+    <w:bookmarkEnd w:id="51"/>
+    <w:bookmarkStart w:id="52" w:name="Xe857e375cc9f67c8573c2d54e79f9d513a7a043"/>
+    <w:p>
+      <w:pPr>
+        <w:pStyle w:val="Heading2"/>
+      </w:pPr>
+      <w:r>
+        <w:t xml:space="preserve">🎭 Mini dinámica: El clic que no doblas 👥 5 min</w:t>
+      </w:r>
+    </w:p>
+    <w:p>
+      <w:pPr>
+        <w:pStyle w:val="FirstParagraph"/>
+      </w:pPr>
+      <w:r>
+        <w:t xml:space="preserve">En pie, por turnos: la docencia dice situaciones (</w:t>
+      </w:r>
+      <w:r>
+        <w:t xml:space="preserve">“mandan una foto de alguien…”</w:t>
+      </w:r>
+      <w:r>
+        <w:t xml:space="preserve">,</w:t>
+      </w:r>
+      <w:r>
+        <w:t xml:space="preserve"> </w:t>
+      </w:r>
+      <w:r>
+        <w:t xml:space="preserve">“alguien dice</w:t>
+      </w:r>
+      <w:r>
+        <w:t xml:space="preserve"> </w:t>
+      </w:r>
+      <w:r>
+        <w:t xml:space="preserve">‘no le hagáis caso’</w:t>
+      </w:r>
+      <w:r>
+        <w:t xml:space="preserve">…”</w:t>
+      </w:r>
+      <w:r>
+        <w:t xml:space="preserve">) y cada persona, en 5 segundos, decide con un</w:t>
+      </w:r>
+      <w:r>
+        <w:t xml:space="preserve"> </w:t>
+      </w:r>
+      <w:r>
+        <w:rPr>
+          <w:b/>
+          <w:bCs/>
+        </w:rPr>
+        <w:t xml:space="preserve">gesto</w:t>
+      </w:r>
+      <w:r>
+        <w:t xml:space="preserve">: 👍 lo apoyo (reenvío/comento), 🤚 lo paro (digo algo), 🤷 me callo. Se comentan los</w:t>
+      </w:r>
+      <w:r>
+        <w:t xml:space="preserve"> </w:t>
+      </w:r>
+      <w:r>
+        <w:t xml:space="preserve">“🤚”</w:t>
+      </w:r>
+      <w:r>
+        <w:t xml:space="preserve"> </w:t>
+      </w:r>
+      <w:r>
+        <w:t xml:space="preserve">— son los que sostienen el grupo.</w:t>
+      </w:r>
+    </w:p>
+    <w:p>
+      <w:pPr>
+        <w:pStyle w:val="BlockText"/>
+      </w:pPr>
+      <w:r>
+        <w:t xml:space="preserve">♿</w:t>
+      </w:r>
+      <w:r>
+        <w:t xml:space="preserve"> </w:t>
+      </w:r>
+      <w:r>
+        <w:rPr>
+          <w:b/>
+          <w:bCs/>
+        </w:rPr>
+        <w:t xml:space="preserve">Inclusión:</w:t>
+      </w:r>
+      <w:r>
+        <w:t xml:space="preserve"> </w:t>
+      </w:r>
+      <w:r>
+        <w:t xml:space="preserve">nadie explica su decisión en voz alta si no quiere; los gestos son personales. La docencia solo pide que se note quién elige</w:t>
+      </w:r>
+      <w:r>
+        <w:t xml:space="preserve"> </w:t>
+      </w:r>
+      <w:r>
+        <w:t xml:space="preserve">“🤚”</w:t>
+      </w:r>
+      <w:r>
+        <w:t xml:space="preserve"> </w:t>
+      </w:r>
+      <w:r>
+        <w:t xml:space="preserve">para ver la fuerza del grupo.</w:t>
+      </w:r>
+    </w:p>
+    <w:p>
+      <w:r>
+        <w:pict>
+          <v:rect style="width:0;height:1.5pt" o:hralign="center" o:hrstd="t" o:hr="t"/>
+        </w:pict>
+      </w:r>
+    </w:p>
+    <w:bookmarkEnd w:id="52"/>
+    <w:bookmarkStart w:id="53" w:name="logros-de-la-unidad-2"/>
+    <w:p>
+      <w:pPr>
+        <w:pStyle w:val="Heading2"/>
+      </w:pPr>
+      <w:r>
+        <w:t xml:space="preserve">🏆 Logros de la unidad</w:t>
+      </w:r>
+    </w:p>
+    <w:tbl>
+      <w:tblPr>
+        <w:tblStyle w:val="Table"/>
+        <w:tblW w:type="pct" w:w="5000"/>
+        <w:tblLayout w:type="fixed"/>
+        <w:tblLook w:firstRow="1" w:lastRow="0" w:firstColumn="0" w:lastColumn="0" w:noHBand="0" w:noVBand="0" w:val="0020"/>
+      </w:tblPr>
+      <w:tblGrid>
+        <w:gridCol w:w="3960"/>
+        <w:gridCol w:w="3960"/>
+      </w:tblGrid>
+      <w:tr>
+        <w:trPr>
+          <w:tblHeader w:val="on"/>
+        </w:trPr>
+        <w:tc>
+          <w:tcPr/>
+          <w:p>
+            <w:pPr>
+              <w:pStyle w:val="Compact"/>
+            </w:pPr>
+            <w:r>
+              <w:t xml:space="preserve">🏆 Logro</w:t>
+            </w:r>
+          </w:p>
+        </w:tc>
+        <w:tc>
+          <w:tcPr/>
+          <w:p>
+            <w:pPr>
+              <w:pStyle w:val="Compact"/>
+            </w:pPr>
+            <w:r>
+              <w:t xml:space="preserve">Cómo se consigue</w:t>
+            </w:r>
+          </w:p>
+        </w:tc>
+      </w:tr>
+      <w:tr>
+        <w:tc>
+          <w:tcPr/>
+          <w:p>
+            <w:pPr>
+              <w:pStyle w:val="Compact"/>
+            </w:pPr>
+            <w:r>
+              <w:t xml:space="preserve">🪞</w:t>
+            </w:r>
+            <w:r>
+              <w:t xml:space="preserve"> </w:t>
+            </w:r>
+            <w:r>
+              <w:rPr>
+                <w:b/>
+                <w:bCs/>
+              </w:rPr>
+              <w:t xml:space="preserve">Espejo empático</w:t>
+            </w:r>
+          </w:p>
+        </w:tc>
+        <w:tc>
+          <w:tcPr/>
+          <w:p>
+            <w:pPr>
+              <w:pStyle w:val="Compact"/>
+            </w:pPr>
+            <w:r>
+              <w:t xml:space="preserve">Cinco días preguntando</w:t>
+            </w:r>
+            <w:r>
+              <w:t xml:space="preserve"> </w:t>
+            </w:r>
+            <w:r>
+              <w:t xml:space="preserve">“¿qué tal de verdad?”</w:t>
+            </w:r>
+            <w:r>
+              <w:t xml:space="preserve"> </w:t>
+            </w:r>
+            <w:r>
+              <w:t xml:space="preserve">a cinco personas distintas</w:t>
+            </w:r>
+          </w:p>
+        </w:tc>
+      </w:tr>
+      <w:tr>
+        <w:tc>
+          <w:tcPr/>
+          <w:p>
+            <w:pPr>
+              <w:pStyle w:val="Compact"/>
+            </w:pPr>
+            <w:r>
+              <w:t xml:space="preserve">🛑</w:t>
+            </w:r>
+            <w:r>
+              <w:t xml:space="preserve"> </w:t>
+            </w:r>
+            <w:r>
+              <w:rPr>
+                <w:b/>
+                <w:bCs/>
+              </w:rPr>
+              <w:t xml:space="preserve">No reenviado</w:t>
+            </w:r>
+          </w:p>
+        </w:tc>
+        <w:tc>
+          <w:tcPr/>
+          <w:p>
+            <w:pPr>
+              <w:pStyle w:val="Compact"/>
+            </w:pPr>
+            <w:r>
+              <w:t xml:space="preserve">Gestionar una semana entera un chat sin reenviar ninguna burla</w:t>
+            </w:r>
+          </w:p>
+        </w:tc>
+      </w:tr>
+      <w:tr>
+        <w:tc>
+          <w:tcPr/>
+          <w:p>
+            <w:pPr>
+              <w:pStyle w:val="Compact"/>
+            </w:pPr>
+            <w:r>
+              <w:t xml:space="preserve">👂</w:t>
+            </w:r>
+            <w:r>
+              <w:t xml:space="preserve"> </w:t>
+            </w:r>
+            <w:r>
+              <w:rPr>
+                <w:b/>
+                <w:bCs/>
+              </w:rPr>
+              <w:t xml:space="preserve">Escucha entera</w:t>
+            </w:r>
+          </w:p>
+        </w:tc>
+        <w:tc>
+          <w:tcPr/>
+          <w:p>
+            <w:pPr>
+              <w:pStyle w:val="Compact"/>
+            </w:pPr>
+            <w:r>
+              <w:t xml:space="preserve">Dejar que alguien termine su historia sin interrumpir, tres veces</w:t>
+            </w:r>
+          </w:p>
+        </w:tc>
+      </w:tr>
+      <w:tr>
+        <w:tc>
+          <w:tcPr/>
+          <w:p>
+            <w:pPr>
+              <w:pStyle w:val="Compact"/>
+            </w:pPr>
+            <w:r>
+              <w:t xml:space="preserve">🕸️</w:t>
+            </w:r>
+            <w:r>
+              <w:t xml:space="preserve"> </w:t>
+            </w:r>
+            <w:r>
+              <w:rPr>
+                <w:b/>
+                <w:bCs/>
+              </w:rPr>
+              <w:t xml:space="preserve">Tejedor de red</w:t>
+            </w:r>
+          </w:p>
+        </w:tc>
+        <w:tc>
+          <w:tcPr/>
+          <w:p>
+            <w:pPr>
+              <w:pStyle w:val="Compact"/>
+            </w:pPr>
+            <w:r>
+              <w:t xml:space="preserve">Que tu hilo de la telaraña sea concreto y no un</w:t>
+            </w:r>
+            <w:r>
+              <w:t xml:space="preserve"> </w:t>
+            </w:r>
+            <w:r>
+              <w:t xml:space="preserve">“eres crack”</w:t>
+            </w:r>
+            <w:r>
+              <w:t xml:space="preserve"> </w:t>
+            </w:r>
+            <w:r>
+              <w:t xml:space="preserve">genérico</w:t>
+            </w:r>
+          </w:p>
+        </w:tc>
+      </w:tr>
+    </w:tbl>
+    <w:p>
+      <w:r>
+        <w:pict>
+          <v:rect style="width:0;height:1.5pt" o:hralign="center" o:hrstd="t" o:hr="t"/>
+        </w:pict>
+      </w:r>
+    </w:p>
+    <w:bookmarkEnd w:id="53"/>
+    <w:bookmarkStart w:id="54" w:name="dudas-de-10-segundos-2"/>
+    <w:p>
+      <w:pPr>
+        <w:pStyle w:val="Heading2"/>
+      </w:pPr>
+      <w:r>
+        <w:t xml:space="preserve">🤷 Dudas de 10 segundos</w:t>
+      </w:r>
+    </w:p>
+    <w:p>
+      <w:pPr>
+        <w:pStyle w:val="BlockText"/>
+      </w:pPr>
+      <w:r>
+        <w:rPr>
+          <w:b/>
+          <w:bCs/>
+        </w:rPr>
+        <w:t xml:space="preserve">¿Y si me pongo en su sitio y me pasan factura?</w:t>
+      </w:r>
+      <w:r>
+        <w:t xml:space="preserve"> </w:t>
+      </w:r>
+      <w:r>
+        <w:t xml:space="preserve">La empatía no es cargar con los problemas de otros: es entenderlos. Puedes entender el mal día de alguien sin arreglarlo tú; a veces entender ya es arreglar media cosa.</w:t>
+      </w:r>
+    </w:p>
+    <w:p>
+      <w:pPr>
+        <w:pStyle w:val="BlockText"/>
+      </w:pPr>
+      <w:r>
+        <w:rPr>
+          <w:b/>
+          <w:bCs/>
+        </w:rPr>
+        <w:t xml:space="preserve">¿Empatía con quien me ha hecho daño?</w:t>
+      </w:r>
+      <w:r>
+        <w:t xml:space="preserve"> </w:t>
+      </w:r>
+      <w:r>
+        <w:t xml:space="preserve">Entender su porqué</w:t>
+      </w:r>
+      <w:r>
+        <w:t xml:space="preserve"> </w:t>
+      </w:r>
+      <w:r>
+        <w:rPr>
+          <w:b/>
+          <w:bCs/>
+        </w:rPr>
+        <w:t xml:space="preserve">no</w:t>
+      </w:r>
+      <w:r>
+        <w:t xml:space="preserve"> </w:t>
+      </w:r>
+      <w:r>
+        <w:t xml:space="preserve">significa que esté bien hecho. La empatía te ayuda a responder sin hundirte; los límites (la unidad de Líneas rojas) siguen en pie.</w:t>
+      </w:r>
+    </w:p>
+    <w:p>
+      <w:r>
+        <w:pict>
+          <v:rect style="width:0;height:1.5pt" o:hralign="center" o:hrstd="t" o:hr="t"/>
+        </w:pict>
+      </w:r>
+    </w:p>
+    <w:bookmarkEnd w:id="54"/>
+    <w:bookmarkStart w:id="55" w:name="poscréditos"/>
+    <w:p>
+      <w:pPr>
+        <w:pStyle w:val="Heading2"/>
+      </w:pPr>
+      <w:r>
+        <w:t xml:space="preserve">🎬 Poscréditos</w:t>
+      </w:r>
+    </w:p>
+    <w:p>
+      <w:pPr>
+        <w:pStyle w:val="FirstParagraph"/>
+      </w:pPr>
+      <w:r>
+        <w:t xml:space="preserve">DANI llega tarde a la tienda, con cara de pocos amigos. ROSA no dice nada. Le deja un café al lado de la caja.</w:t>
+      </w:r>
+    </w:p>
+    <w:p>
+      <w:pPr>
+        <w:pStyle w:val="BlockText"/>
+      </w:pPr>
+      <w:r>
+        <w:t xml:space="preserve">—</w:t>
+      </w:r>
+      <w:r>
+        <w:t xml:space="preserve"> </w:t>
+      </w:r>
+      <w:r>
+        <w:rPr>
+          <w:b/>
+          <w:bCs/>
+        </w:rPr>
+        <w:t xml:space="preserve">DANI:</w:t>
+      </w:r>
+      <w:r>
+        <w:t xml:space="preserve"> </w:t>
+      </w:r>
+      <w:r>
+        <w:t xml:space="preserve">¿Por qué el café?</w:t>
+      </w:r>
+      <w:r>
+        <w:t xml:space="preserve"> </w:t>
+      </w:r>
+      <w:r>
+        <w:t xml:space="preserve">—</w:t>
+      </w:r>
+      <w:r>
+        <w:t xml:space="preserve"> </w:t>
+      </w:r>
+      <w:r>
+        <w:rPr>
+          <w:b/>
+          <w:bCs/>
+        </w:rPr>
+        <w:t xml:space="preserve">ROSA:</w:t>
+      </w:r>
+      <w:r>
+        <w:t xml:space="preserve"> </w:t>
+      </w:r>
+      <w:r>
+        <w:t xml:space="preserve">Porque veo que hoy el tuyo no da para mucho. Mañana me lo explicas, o no. Aquí estamos.</w:t>
+      </w:r>
+    </w:p>
+    <w:p>
+      <w:pPr>
+        <w:pStyle w:val="FirstParagraph"/>
+      </w:pPr>
+      <w:r>
+        <w:t xml:space="preserve">Dos horas después, DANI atendió mejor que nunca.</w:t>
+      </w:r>
+      <w:r>
+        <w:t xml:space="preserve"> </w:t>
+      </w:r>
+      <w:r>
+        <w:rPr>
+          <w:b/>
+          <w:bCs/>
+        </w:rPr>
+        <w:t xml:space="preserve">Un café también es empatía.</w:t>
+      </w:r>
+      <w:r>
+        <w:t xml:space="preserve"> </w:t>
+      </w:r>
+      <w:r>
+        <w:t xml:space="preserve">☕</w:t>
+      </w:r>
+    </w:p>
+    <w:p>
+      <w:r>
+        <w:pict>
+          <v:rect style="width:0;height:1.5pt" o:hralign="center" o:hrstd="t" o:hr="t"/>
+        </w:pict>
+      </w:r>
+    </w:p>
+    <w:p>
+      <w:pPr>
+        <w:pStyle w:val="FirstParagraph"/>
+      </w:pPr>
+      <w:r>
+        <w:t xml:space="preserve">📚</w:t>
+      </w:r>
+      <w:r>
+        <w:t xml:space="preserve"> </w:t>
+      </w:r>
+      <w:hyperlink r:id="rId27">
+        <w:r>
+          <w:rPr>
+            <w:rStyle w:val="Hyperlink"/>
+          </w:rPr>
+          <w:t xml:space="preserve">Volver al índice de Ponte en su sitio</w:t>
+        </w:r>
+      </w:hyperlink>
+      <w:r>
+        <w:t xml:space="preserve"> </w:t>
+      </w:r>
+      <w:r>
+        <w:t xml:space="preserve">·</w:t>
+      </w:r>
+      <w:r>
+        <w:t xml:space="preserve"> </w:t>
+      </w:r>
+      <w:r>
+        <w:rPr>
+          <w:b/>
+          <w:bCs/>
+        </w:rPr>
+        <w:t xml:space="preserve">Anterior:</w:t>
+      </w:r>
+      <w:r>
+        <w:t xml:space="preserve"> </w:t>
+      </w:r>
+      <w:hyperlink r:id="rId11">
+        <w:r>
+          <w:rPr>
+            <w:rStyle w:val="Hyperlink"/>
+          </w:rPr>
+          <w:t xml:space="preserve">Cómo se practica</w:t>
+        </w:r>
+      </w:hyperlink>
       <w:r>
         <w:t xml:space="preserve"> </w:t>
       </w:r>
@@ -3112,8 +7287,8 @@
         </w:r>
       </w:hyperlink>
     </w:p>
-    <w:bookmarkEnd w:id="45"/>
-    <w:bookmarkEnd w:id="46"/>
+    <w:bookmarkEnd w:id="55"/>
+    <w:bookmarkEnd w:id="56"/>
     <w:sectPr>
       <w:footnotePr>
         <w:numRestart w:val="eachSect"/>
@@ -3455,34 +7630,7 @@
     </w:lvlOverride>
   </w:num>
   <w:num w:numId="1005">
-    <w:abstractNumId w:val="99411"/>
-    <w:lvlOverride w:ilvl="0">
-      <w:startOverride w:val="1"/>
-    </w:lvlOverride>
-    <w:lvlOverride w:ilvl="1">
-      <w:startOverride w:val="1"/>
-    </w:lvlOverride>
-    <w:lvlOverride w:ilvl="2">
-      <w:startOverride w:val="1"/>
-    </w:lvlOverride>
-    <w:lvlOverride w:ilvl="3">
-      <w:startOverride w:val="1"/>
-    </w:lvlOverride>
-    <w:lvlOverride w:ilvl="4">
-      <w:startOverride w:val="1"/>
-    </w:lvlOverride>
-    <w:lvlOverride w:ilvl="5">
-      <w:startOverride w:val="1"/>
-    </w:lvlOverride>
-    <w:lvlOverride w:ilvl="6">
-      <w:startOverride w:val="1"/>
-    </w:lvlOverride>
-    <w:lvlOverride w:ilvl="7">
-      <w:startOverride w:val="1"/>
-    </w:lvlOverride>
-    <w:lvlOverride w:ilvl="8">
-      <w:startOverride w:val="1"/>
-    </w:lvlOverride>
+    <w:abstractNumId w:val="991"/>
   </w:num>
   <w:num w:numId="1006">
     <w:abstractNumId w:val="991"/>

--- a/docx/02-ponte-en-su-sitio/02-ponte-en-su-sitio.docx
+++ b/docx/02-ponte-en-su-sitio/02-ponte-en-su-sitio.docx
@@ -28,7 +28,7 @@
         </w:p>
       </w:sdtContent>
     </w:sdt>
-    <w:bookmarkStart w:id="17" w:name="ponte-en-su-sitio"/>
+    <w:bookmarkStart w:id="18" w:name="ponte-en-su-sitio"/>
     <w:p>
       <w:pPr>
         <w:pStyle w:val="Heading1"/>
@@ -83,6 +83,41 @@
       </w:r>
       <w:r>
         <w:t xml:space="preserve">→ Modo equipo</w:t>
+      </w:r>
+    </w:p>
+    <w:p>
+      <w:pPr>
+        <w:pStyle w:val="BlockText"/>
+      </w:pPr>
+      <w:r>
+        <w:t xml:space="preserve">🖨️</w:t>
+      </w:r>
+      <w:r>
+        <w:t xml:space="preserve"> </w:t>
+      </w:r>
+      <w:r>
+        <w:rPr>
+          <w:b/>
+          <w:bCs/>
+        </w:rPr>
+        <w:t xml:space="preserve">¿En papel?</w:t>
+      </w:r>
+      <w:r>
+        <w:t xml:space="preserve"> </w:t>
+      </w:r>
+      <w:hyperlink r:id="rId9">
+        <w:r>
+          <w:rPr>
+            <w:rStyle w:val="Hyperlink"/>
+          </w:rPr>
+          <w:t xml:space="preserve">Imprimir unidad completa</w:t>
+        </w:r>
+      </w:hyperlink>
+      <w:r>
+        <w:t xml:space="preserve"> </w:t>
+      </w:r>
+      <w:r>
+        <w:t xml:space="preserve">— índice + todas las fichas, con salto de página.</w:t>
       </w:r>
     </w:p>
     <w:p>
@@ -119,7 +154,7 @@
         </w:pict>
       </w:r>
     </w:p>
-    <w:bookmarkStart w:id="9" w:name="objetivo-de-la-unidad"/>
+    <w:bookmarkStart w:id="10" w:name="objetivo-de-la-unidad"/>
     <w:p>
       <w:pPr>
         <w:pStyle w:val="Heading2"/>
@@ -179,8 +214,8 @@
         </w:pict>
       </w:r>
     </w:p>
-    <w:bookmarkEnd w:id="9"/>
-    <w:bookmarkStart w:id="13" w:name="mapa-de-la-unidad"/>
+    <w:bookmarkEnd w:id="10"/>
+    <w:bookmarkStart w:id="14" w:name="mapa-de-la-unidad"/>
     <w:p>
       <w:pPr>
         <w:pStyle w:val="Heading2"/>
@@ -246,7 +281,7 @@
             <w:pPr>
               <w:pStyle w:val="Compact"/>
             </w:pPr>
-            <w:hyperlink r:id="rId10">
+            <w:hyperlink r:id="rId11">
               <w:r>
                 <w:rPr>
                   <w:rStyle w:val="Hyperlink"/>
@@ -286,7 +321,7 @@
             <w:pPr>
               <w:pStyle w:val="Compact"/>
             </w:pPr>
-            <w:hyperlink r:id="rId11">
+            <w:hyperlink r:id="rId12">
               <w:r>
                 <w:rPr>
                   <w:rStyle w:val="Hyperlink"/>
@@ -326,7 +361,7 @@
             <w:pPr>
               <w:pStyle w:val="Compact"/>
             </w:pPr>
-            <w:hyperlink r:id="rId12">
+            <w:hyperlink r:id="rId13">
               <w:r>
                 <w:rPr>
                   <w:rStyle w:val="Hyperlink"/>
@@ -367,8 +402,8 @@
         </w:pict>
       </w:r>
     </w:p>
-    <w:bookmarkEnd w:id="13"/>
-    <w:bookmarkStart w:id="14" w:name="actividades-y-juegos-de-la-unidad"/>
+    <w:bookmarkEnd w:id="14"/>
+    <w:bookmarkStart w:id="15" w:name="actividades-y-juegos-de-la-unidad"/>
     <w:p>
       <w:pPr>
         <w:pStyle w:val="Heading2"/>
@@ -410,8 +445,8 @@
         </w:pict>
       </w:r>
     </w:p>
-    <w:bookmarkEnd w:id="14"/>
-    <w:bookmarkStart w:id="16" w:name="por-dónde-empiezo"/>
+    <w:bookmarkEnd w:id="15"/>
+    <w:bookmarkStart w:id="17" w:name="por-dónde-empiezo"/>
     <w:p>
       <w:pPr>
         <w:pStyle w:val="Heading2"/>
@@ -434,7 +469,7 @@
       <w:r>
         <w:t xml:space="preserve"> </w:t>
       </w:r>
-      <w:hyperlink r:id="rId10">
+      <w:hyperlink r:id="rId11">
         <w:r>
           <w:rPr>
             <w:rStyle w:val="Hyperlink"/>
@@ -460,7 +495,7 @@
       <w:r>
         <w:t xml:space="preserve"> </w:t>
       </w:r>
-      <w:hyperlink r:id="rId11">
+      <w:hyperlink r:id="rId12">
         <w:r>
           <w:rPr>
             <w:rStyle w:val="Hyperlink"/>
@@ -486,7 +521,7 @@
       <w:r>
         <w:t xml:space="preserve"> </w:t>
       </w:r>
-      <w:hyperlink r:id="rId10">
+      <w:hyperlink r:id="rId11">
         <w:r>
           <w:rPr>
             <w:rStyle w:val="Hyperlink"/>
@@ -513,7 +548,7 @@
         </w:rPr>
         <w:t xml:space="preserve"> </w:t>
       </w:r>
-      <w:hyperlink r:id="rId15">
+      <w:hyperlink r:id="rId16">
         <w:r>
           <w:rPr>
             <w:rStyle w:val="Hyperlink"/>
@@ -531,9 +566,9 @@
         <w:t xml:space="preserve">.</w:t>
       </w:r>
     </w:p>
-    <w:bookmarkEnd w:id="16"/>
     <w:bookmarkEnd w:id="17"/>
-    <w:bookmarkStart w:id="29" w:name="qué-es-la-empatía"/>
+    <w:bookmarkEnd w:id="18"/>
+    <w:bookmarkStart w:id="30" w:name="qué-es-la-empatía"/>
     <w:p>
       <w:pPr>
         <w:pStyle w:val="Heading1"/>
@@ -597,7 +632,7 @@
         </w:pict>
       </w:r>
     </w:p>
-    <w:bookmarkStart w:id="18" w:name="en-corto"/>
+    <w:bookmarkStart w:id="19" w:name="en-corto"/>
     <w:p>
       <w:pPr>
         <w:pStyle w:val="Heading2"/>
@@ -653,8 +688,8 @@
         </w:pict>
       </w:r>
     </w:p>
-    <w:bookmarkEnd w:id="18"/>
-    <w:bookmarkStart w:id="19" w:name="X388302c41e9d9c2c27b77a4851d25f854ed778e"/>
+    <w:bookmarkEnd w:id="19"/>
+    <w:bookmarkStart w:id="20" w:name="X388302c41e9d9c2c27b77a4851d25f854ed778e"/>
     <w:p>
       <w:pPr>
         <w:pStyle w:val="Heading2"/>
@@ -765,8 +800,8 @@
         </w:pict>
       </w:r>
     </w:p>
-    <w:bookmarkEnd w:id="19"/>
-    <w:bookmarkStart w:id="20" w:name="Xdcd47f8ebfda25f5c73e8a2a55145ccedea1f18"/>
+    <w:bookmarkEnd w:id="20"/>
+    <w:bookmarkStart w:id="21" w:name="Xdcd47f8ebfda25f5c73e8a2a55145ccedea1f18"/>
     <w:p>
       <w:pPr>
         <w:pStyle w:val="Heading2"/>
@@ -1148,8 +1183,8 @@
         </w:pict>
       </w:r>
     </w:p>
-    <w:bookmarkEnd w:id="20"/>
-    <w:bookmarkStart w:id="21" w:name="la-regla-del-y-si-fuera-yo"/>
+    <w:bookmarkEnd w:id="21"/>
+    <w:bookmarkStart w:id="22" w:name="la-regla-del-y-si-fuera-yo"/>
     <w:p>
       <w:pPr>
         <w:pStyle w:val="Heading2"/>
@@ -1301,8 +1336,8 @@
         </w:pict>
       </w:r>
     </w:p>
-    <w:bookmarkEnd w:id="21"/>
-    <w:bookmarkStart w:id="22" w:name="empatía-en-pantalla-cyberempatía"/>
+    <w:bookmarkEnd w:id="22"/>
+    <w:bookmarkStart w:id="23" w:name="empatía-en-pantalla-cyberempatía"/>
     <w:p>
       <w:pPr>
         <w:pStyle w:val="Heading2"/>
@@ -1540,8 +1575,8 @@
         <w:t xml:space="preserve">🏫 Grupo:</w:t>
       </w:r>
     </w:p>
-    <w:bookmarkEnd w:id="22"/>
-    <w:bookmarkStart w:id="23" w:name="a-por-ellos"/>
+    <w:bookmarkEnd w:id="23"/>
+    <w:bookmarkStart w:id="24" w:name="a-por-ellos"/>
     <w:p>
       <w:pPr>
         <w:pStyle w:val="Heading2"/>
@@ -2021,8 +2056,8 @@
         </w:pict>
       </w:r>
     </w:p>
-    <w:bookmarkEnd w:id="23"/>
-    <w:bookmarkStart w:id="24" w:name="mini-dinámica-el-día-de-otro-5-min"/>
+    <w:bookmarkEnd w:id="24"/>
+    <w:bookmarkStart w:id="25" w:name="mini-dinámica-el-día-de-otro-5-min"/>
     <w:p>
       <w:pPr>
         <w:pStyle w:val="Heading2"/>
@@ -2133,8 +2168,8 @@
         </w:pict>
       </w:r>
     </w:p>
-    <w:bookmarkEnd w:id="24"/>
-    <w:bookmarkStart w:id="25" w:name="soluciones-y-pistas"/>
+    <w:bookmarkEnd w:id="25"/>
+    <w:bookmarkStart w:id="26" w:name="soluciones-y-pistas"/>
     <w:p>
       <w:pPr>
         <w:pStyle w:val="Heading2"/>
@@ -2267,8 +2302,8 @@
         </w:pict>
       </w:r>
     </w:p>
-    <w:bookmarkEnd w:id="25"/>
-    <w:bookmarkStart w:id="26" w:name="dudas-de-10-segundos"/>
+    <w:bookmarkEnd w:id="26"/>
+    <w:bookmarkStart w:id="27" w:name="dudas-de-10-segundos"/>
     <w:p>
       <w:pPr>
         <w:pStyle w:val="Heading2"/>
@@ -2369,8 +2404,8 @@
         </w:pict>
       </w:r>
     </w:p>
-    <w:bookmarkEnd w:id="26"/>
-    <w:bookmarkStart w:id="28" w:name="logros-de-la-unidad"/>
+    <w:bookmarkEnd w:id="27"/>
+    <w:bookmarkStart w:id="29" w:name="logros-de-la-unidad"/>
     <w:p>
       <w:pPr>
         <w:pStyle w:val="Heading2"/>
@@ -2549,7 +2584,7 @@
       <w:r>
         <w:t xml:space="preserve"> </w:t>
       </w:r>
-      <w:hyperlink r:id="rId27">
+      <w:hyperlink r:id="rId28">
         <w:r>
           <w:rPr>
             <w:rStyle w:val="Hyperlink"/>
@@ -2576,7 +2611,7 @@
       <w:r>
         <w:t xml:space="preserve"> </w:t>
       </w:r>
-      <w:hyperlink r:id="rId27">
+      <w:hyperlink r:id="rId28">
         <w:r>
           <w:rPr>
             <w:rStyle w:val="Hyperlink"/>
@@ -2603,7 +2638,7 @@
       <w:r>
         <w:t xml:space="preserve"> </w:t>
       </w:r>
-      <w:hyperlink r:id="rId11">
+      <w:hyperlink r:id="rId12">
         <w:r>
           <w:rPr>
             <w:rStyle w:val="Hyperlink"/>
@@ -2612,9 +2647,9 @@
         </w:r>
       </w:hyperlink>
     </w:p>
-    <w:bookmarkEnd w:id="28"/>
     <w:bookmarkEnd w:id="29"/>
-    <w:bookmarkStart w:id="45" w:name="cómo-se-practica"/>
+    <w:bookmarkEnd w:id="30"/>
+    <w:bookmarkStart w:id="46" w:name="cómo-se-practica"/>
     <w:p>
       <w:pPr>
         <w:pStyle w:val="Heading1"/>
@@ -2678,7 +2713,7 @@
         </w:pict>
       </w:r>
     </w:p>
-    <w:bookmarkStart w:id="30" w:name="en-corto-1"/>
+    <w:bookmarkStart w:id="31" w:name="en-corto-1"/>
     <w:p>
       <w:pPr>
         <w:pStyle w:val="Heading2"/>
@@ -2718,8 +2753,8 @@
         </w:pict>
       </w:r>
     </w:p>
-    <w:bookmarkEnd w:id="30"/>
-    <w:bookmarkStart w:id="31" w:name="Xfd2ca4091b1068754addad026a7ee5cc7646c03"/>
+    <w:bookmarkEnd w:id="31"/>
+    <w:bookmarkStart w:id="32" w:name="Xfd2ca4091b1068754addad026a7ee5cc7646c03"/>
     <w:p>
       <w:pPr>
         <w:pStyle w:val="Heading2"/>
@@ -2841,8 +2876,8 @@
         </w:pict>
       </w:r>
     </w:p>
-    <w:bookmarkEnd w:id="31"/>
-    <w:bookmarkStart w:id="37" w:name="los-cinco-gestos-de-la-empatía-práctica"/>
+    <w:bookmarkEnd w:id="32"/>
+    <w:bookmarkStart w:id="38" w:name="los-cinco-gestos-de-la-empatía-práctica"/>
     <w:p>
       <w:pPr>
         <w:pStyle w:val="Heading2"/>
@@ -2878,7 +2913,7 @@
         <w:t xml:space="preserve">“te escucho”</w:t>
       </w:r>
     </w:p>
-    <w:bookmarkStart w:id="32" w:name="escuchar-sin-interrumpir"/>
+    <w:bookmarkStart w:id="33" w:name="escuchar-sin-interrumpir"/>
     <w:p>
       <w:pPr>
         <w:pStyle w:val="Heading3"/>
@@ -3037,8 +3072,8 @@
         <w:t xml:space="preserve">. Marta deja de contar. No porque la interrumpieran: porque vio que su historia ya no interesaba.</w:t>
       </w:r>
     </w:p>
-    <w:bookmarkEnd w:id="32"/>
-    <w:bookmarkStart w:id="33" w:name="preguntar-de-verdad"/>
+    <w:bookmarkEnd w:id="33"/>
+    <w:bookmarkStart w:id="34" w:name="preguntar-de-verdad"/>
     <w:p>
       <w:pPr>
         <w:pStyle w:val="Heading3"/>
@@ -3266,8 +3301,8 @@
         <w:t xml:space="preserve">la primera pregunta es cortesía; la segunda es empatía. Si tras su respuesta sigues sin saber nada de su día, falta una pregunta.</w:t>
       </w:r>
     </w:p>
-    <w:bookmarkEnd w:id="33"/>
-    <w:bookmarkStart w:id="34" w:name="no-juzgar-de-primeras"/>
+    <w:bookmarkEnd w:id="34"/>
+    <w:bookmarkStart w:id="35" w:name="no-juzgar-de-primeras"/>
     <w:p>
       <w:pPr>
         <w:pStyle w:val="Heading3"/>
@@ -3406,8 +3441,8 @@
         <w:t xml:space="preserve">por su dislexia. DANI pasó la tarde pidiendo perdón. Primero entender, después opinar.</w:t>
       </w:r>
     </w:p>
-    <w:bookmarkEnd w:id="34"/>
-    <w:bookmarkStart w:id="35" w:name="describir-antes-de-comentar"/>
+    <w:bookmarkEnd w:id="35"/>
+    <w:bookmarkStart w:id="36" w:name="describir-antes-de-comentar"/>
     <w:p>
       <w:pPr>
         <w:pStyle w:val="Heading3"/>
@@ -3633,8 +3668,8 @@
         </w:tc>
       </w:tr>
     </w:tbl>
-    <w:bookmarkEnd w:id="35"/>
-    <w:bookmarkStart w:id="36" w:name="el-silencio-que-apoya"/>
+    <w:bookmarkEnd w:id="36"/>
+    <w:bookmarkStart w:id="37" w:name="el-silencio-que-apoya"/>
     <w:p>
       <w:pPr>
         <w:pStyle w:val="Heading3"/>
@@ -3744,9 +3779,9 @@
         <w:t xml:space="preserve">🏫 Grupo:</w:t>
       </w:r>
     </w:p>
-    <w:bookmarkEnd w:id="36"/>
     <w:bookmarkEnd w:id="37"/>
-    <w:bookmarkStart w:id="38" w:name="a-por-ellos-1"/>
+    <w:bookmarkEnd w:id="38"/>
+    <w:bookmarkStart w:id="39" w:name="a-por-ellos-1"/>
     <w:p>
       <w:pPr>
         <w:pStyle w:val="Heading2"/>
@@ -4239,8 +4274,8 @@
         </w:pict>
       </w:r>
     </w:p>
-    <w:bookmarkEnd w:id="38"/>
-    <w:bookmarkStart w:id="39" w:name="Xf351af93325545c6485a52424ce916820d2ea53"/>
+    <w:bookmarkEnd w:id="39"/>
+    <w:bookmarkStart w:id="40" w:name="Xf351af93325545c6485a52424ce916820d2ea53"/>
     <w:p>
       <w:pPr>
         <w:pStyle w:val="Heading2"/>
@@ -4366,8 +4401,8 @@
         </w:pict>
       </w:r>
     </w:p>
-    <w:bookmarkEnd w:id="39"/>
-    <w:bookmarkStart w:id="40" w:name="soluciones-y-pistas-1"/>
+    <w:bookmarkEnd w:id="40"/>
+    <w:bookmarkStart w:id="41" w:name="soluciones-y-pistas-1"/>
     <w:p>
       <w:pPr>
         <w:pStyle w:val="Heading2"/>
@@ -4563,8 +4598,8 @@
         </w:pict>
       </w:r>
     </w:p>
-    <w:bookmarkEnd w:id="40"/>
-    <w:bookmarkStart w:id="41" w:name="Xcca0ea7217c58ae2c0d1ba0696d8c77870e64cc"/>
+    <w:bookmarkEnd w:id="41"/>
+    <w:bookmarkStart w:id="42" w:name="Xcca0ea7217c58ae2c0d1ba0696d8c77870e64cc"/>
     <w:p>
       <w:pPr>
         <w:pStyle w:val="Heading2"/>
@@ -4613,8 +4648,8 @@
         </w:pict>
       </w:r>
     </w:p>
-    <w:bookmarkEnd w:id="41"/>
-    <w:bookmarkStart w:id="42" w:name="logros-de-la-unidad-1"/>
+    <w:bookmarkEnd w:id="42"/>
+    <w:bookmarkStart w:id="43" w:name="logros-de-la-unidad-1"/>
     <w:p>
       <w:pPr>
         <w:pStyle w:val="Heading2"/>
@@ -4805,8 +4840,8 @@
         </w:pict>
       </w:r>
     </w:p>
-    <w:bookmarkEnd w:id="42"/>
-    <w:bookmarkStart w:id="43" w:name="dudas-de-10-segundos-1"/>
+    <w:bookmarkEnd w:id="43"/>
+    <w:bookmarkStart w:id="44" w:name="dudas-de-10-segundos-1"/>
     <w:p>
       <w:pPr>
         <w:pStyle w:val="Heading2"/>
@@ -4956,8 +4991,8 @@
         </w:pict>
       </w:r>
     </w:p>
-    <w:bookmarkEnd w:id="43"/>
-    <w:bookmarkStart w:id="44" w:name="vocabulario-rápido"/>
+    <w:bookmarkEnd w:id="44"/>
+    <w:bookmarkStart w:id="45" w:name="vocabulario-rápido"/>
     <w:p>
       <w:pPr>
         <w:pStyle w:val="Heading2"/>
@@ -5049,7 +5084,7 @@
       <w:r>
         <w:t xml:space="preserve"> </w:t>
       </w:r>
-      <w:hyperlink r:id="rId27">
+      <w:hyperlink r:id="rId28">
         <w:r>
           <w:rPr>
             <w:rStyle w:val="Hyperlink"/>
@@ -5076,7 +5111,7 @@
       <w:r>
         <w:t xml:space="preserve"> </w:t>
       </w:r>
-      <w:hyperlink r:id="rId10">
+      <w:hyperlink r:id="rId11">
         <w:r>
           <w:rPr>
             <w:rStyle w:val="Hyperlink"/>
@@ -5103,7 +5138,7 @@
       <w:r>
         <w:t xml:space="preserve"> </w:t>
       </w:r>
-      <w:hyperlink r:id="rId12">
+      <w:hyperlink r:id="rId13">
         <w:r>
           <w:rPr>
             <w:rStyle w:val="Hyperlink"/>
@@ -5112,9 +5147,9 @@
         </w:r>
       </w:hyperlink>
     </w:p>
-    <w:bookmarkEnd w:id="44"/>
     <w:bookmarkEnd w:id="45"/>
-    <w:bookmarkStart w:id="56" w:name="juegos-y-retos"/>
+    <w:bookmarkEnd w:id="46"/>
+    <w:bookmarkStart w:id="57" w:name="juegos-y-retos"/>
     <w:p>
       <w:pPr>
         <w:pStyle w:val="Heading1"/>
@@ -5178,7 +5213,7 @@
         </w:pict>
       </w:r>
     </w:p>
-    <w:bookmarkStart w:id="46" w:name="en-corto-2"/>
+    <w:bookmarkStart w:id="47" w:name="en-corto-2"/>
     <w:p>
       <w:pPr>
         <w:pStyle w:val="Heading2"/>
@@ -5202,8 +5237,8 @@
         </w:pict>
       </w:r>
     </w:p>
-    <w:bookmarkEnd w:id="46"/>
-    <w:bookmarkStart w:id="47" w:name="el-fail-de-dani-un-clic-gratis"/>
+    <w:bookmarkEnd w:id="47"/>
+    <w:bookmarkStart w:id="48" w:name="el-fail-de-dani-un-clic-gratis"/>
     <w:p>
       <w:pPr>
         <w:pStyle w:val="Heading2"/>
@@ -5405,8 +5440,8 @@
         </w:pict>
       </w:r>
     </w:p>
-    <w:bookmarkEnd w:id="47"/>
-    <w:bookmarkStart w:id="48" w:name="cara-a-cara-empatía-vs-simpatía"/>
+    <w:bookmarkEnd w:id="48"/>
+    <w:bookmarkStart w:id="49" w:name="cara-a-cara-empatía-vs-simpatía"/>
     <w:p>
       <w:pPr>
         <w:pStyle w:val="Heading2"/>
@@ -5744,8 +5779,8 @@
         </w:pict>
       </w:r>
     </w:p>
-    <w:bookmarkEnd w:id="48"/>
-    <w:bookmarkStart w:id="49" w:name="reto-mental"/>
+    <w:bookmarkEnd w:id="49"/>
+    <w:bookmarkStart w:id="50" w:name="reto-mental"/>
     <w:p>
       <w:pPr>
         <w:pStyle w:val="Heading2"/>
@@ -5924,8 +5959,8 @@
         </w:pict>
       </w:r>
     </w:p>
-    <w:bookmarkEnd w:id="49"/>
-    <w:bookmarkStart w:id="50" w:name="la-dinámica-estrella-la-telaraña"/>
+    <w:bookmarkEnd w:id="50"/>
+    <w:bookmarkStart w:id="51" w:name="la-dinámica-estrella-la-telaraña"/>
     <w:p>
       <w:pPr>
         <w:pStyle w:val="Heading2"/>
@@ -6283,8 +6318,8 @@
         <w:t xml:space="preserve">🏫 Grupo:</w:t>
       </w:r>
     </w:p>
-    <w:bookmarkEnd w:id="50"/>
-    <w:bookmarkStart w:id="51" w:name="a-por-ellos-2"/>
+    <w:bookmarkEnd w:id="51"/>
+    <w:bookmarkStart w:id="52" w:name="a-por-ellos-2"/>
     <w:p>
       <w:pPr>
         <w:pStyle w:val="Heading2"/>
@@ -6724,8 +6759,8 @@
         </w:pict>
       </w:r>
     </w:p>
-    <w:bookmarkEnd w:id="51"/>
-    <w:bookmarkStart w:id="52" w:name="Xe857e375cc9f67c8573c2d54e79f9d513a7a043"/>
+    <w:bookmarkEnd w:id="52"/>
+    <w:bookmarkStart w:id="53" w:name="Xe857e375cc9f67c8573c2d54e79f9d513a7a043"/>
     <w:p>
       <w:pPr>
         <w:pStyle w:val="Heading2"/>
@@ -6834,8 +6869,8 @@
         </w:pict>
       </w:r>
     </w:p>
-    <w:bookmarkEnd w:id="52"/>
-    <w:bookmarkStart w:id="53" w:name="logros-de-la-unidad-2"/>
+    <w:bookmarkEnd w:id="53"/>
+    <w:bookmarkStart w:id="54" w:name="logros-de-la-unidad-2"/>
     <w:p>
       <w:pPr>
         <w:pStyle w:val="Heading2"/>
@@ -7050,8 +7085,8 @@
         </w:pict>
       </w:r>
     </w:p>
-    <w:bookmarkEnd w:id="53"/>
-    <w:bookmarkStart w:id="54" w:name="dudas-de-10-segundos-2"/>
+    <w:bookmarkEnd w:id="54"/>
+    <w:bookmarkStart w:id="55" w:name="dudas-de-10-segundos-2"/>
     <w:p>
       <w:pPr>
         <w:pStyle w:val="Heading2"/>
@@ -7119,8 +7154,8 @@
         </w:pict>
       </w:r>
     </w:p>
-    <w:bookmarkEnd w:id="54"/>
-    <w:bookmarkStart w:id="55" w:name="poscréditos"/>
+    <w:bookmarkEnd w:id="55"/>
+    <w:bookmarkStart w:id="56" w:name="poscréditos"/>
     <w:p>
       <w:pPr>
         <w:pStyle w:val="Heading2"/>
@@ -7224,7 +7259,7 @@
       <w:r>
         <w:t xml:space="preserve"> </w:t>
       </w:r>
-      <w:hyperlink r:id="rId27">
+      <w:hyperlink r:id="rId28">
         <w:r>
           <w:rPr>
             <w:rStyle w:val="Hyperlink"/>
@@ -7251,7 +7286,7 @@
       <w:r>
         <w:t xml:space="preserve"> </w:t>
       </w:r>
-      <w:hyperlink r:id="rId11">
+      <w:hyperlink r:id="rId12">
         <w:r>
           <w:rPr>
             <w:rStyle w:val="Hyperlink"/>
@@ -7278,7 +7313,7 @@
       <w:r>
         <w:t xml:space="preserve"> </w:t>
       </w:r>
-      <w:hyperlink r:id="rId15">
+      <w:hyperlink r:id="rId16">
         <w:r>
           <w:rPr>
             <w:rStyle w:val="Hyperlink"/>
@@ -7287,8 +7322,8 @@
         </w:r>
       </w:hyperlink>
     </w:p>
-    <w:bookmarkEnd w:id="55"/>
     <w:bookmarkEnd w:id="56"/>
+    <w:bookmarkEnd w:id="57"/>
     <w:sectPr>
       <w:footnotePr>
         <w:numRestart w:val="eachSect"/>

--- a/docx/02-ponte-en-su-sitio/02-ponte-en-su-sitio.docx
+++ b/docx/02-ponte-en-su-sitio/02-ponte-en-su-sitio.docx
@@ -568,7 +568,7 @@
     </w:p>
     <w:bookmarkEnd w:id="17"/>
     <w:bookmarkEnd w:id="18"/>
-    <w:bookmarkStart w:id="30" w:name="qué-es-la-empatía"/>
+    <w:bookmarkStart w:id="33" w:name="qué-es-la-empatía"/>
     <w:p>
       <w:pPr>
         <w:pStyle w:val="Heading1"/>
@@ -801,7 +801,7 @@
       </w:r>
     </w:p>
     <w:bookmarkEnd w:id="20"/>
-    <w:bookmarkStart w:id="21" w:name="Xdcd47f8ebfda25f5c73e8a2a55145ccedea1f18"/>
+    <w:bookmarkStart w:id="24" w:name="Xdcd47f8ebfda25f5c73e8a2a55145ccedea1f18"/>
     <w:p>
       <w:pPr>
         <w:pStyle w:val="Heading2"/>
@@ -833,12 +833,54 @@
     </w:p>
     <w:p>
       <w:pPr>
-        <w:pStyle w:val="BodyText"/>
-      </w:pPr>
-    </w:p>
-    <w:p>
-      <w:pPr>
-        <w:pStyle w:val="BodyText"/>
+        <w:pStyle w:val="CaptionedFigure"/>
+      </w:pPr>
+      <w:r>
+        <w:drawing>
+          <wp:inline>
+            <wp:extent cx="5334000" cy="3449320"/>
+            <wp:effectExtent b="0" l="0" r="0" t="0"/>
+            <wp:docPr descr="🎭 Las tres reacciones posibles — y lo que deja cada una" title="" id="22" name="Picture"/>
+            <a:graphic>
+              <a:graphicData uri="http://schemas.openxmlformats.org/drawingml/2006/picture">
+                <pic:pic>
+                  <pic:nvPicPr>
+                    <pic:cNvPr descr="public/img/02-ponte-en-su-sitio/01-tres-formas-ver.png" id="23" name="Picture"/>
+                    <pic:cNvPicPr>
+                      <a:picLocks noChangeArrowheads="1" noChangeAspect="1"/>
+                    </pic:cNvPicPr>
+                  </pic:nvPicPr>
+                  <pic:blipFill>
+                    <a:blip r:embed="rId21"/>
+                    <a:stretch>
+                      <a:fillRect/>
+                    </a:stretch>
+                  </pic:blipFill>
+                  <pic:spPr bwMode="auto">
+                    <a:xfrm>
+                      <a:off x="0" y="0"/>
+                      <a:ext cx="5334000" cy="3449320"/>
+                    </a:xfrm>
+                    <a:prstGeom prst="rect">
+                      <a:avLst/>
+                    </a:prstGeom>
+                    <a:noFill/>
+                    <a:ln w="9525">
+                      <a:noFill/>
+                      <a:headEnd/>
+                      <a:tailEnd/>
+                    </a:ln>
+                  </pic:spPr>
+                </pic:pic>
+              </a:graphicData>
+            </a:graphic>
+          </wp:inline>
+        </w:drawing>
+      </w:r>
+    </w:p>
+    <w:p>
+      <w:pPr>
+        <w:pStyle w:val="ImageCaption"/>
       </w:pPr>
       <w:r>
         <w:t xml:space="preserve">🎭 Las tres reacciones posibles — y lo que deja cada una</w:t>
@@ -1183,8 +1225,8 @@
         </w:pict>
       </w:r>
     </w:p>
-    <w:bookmarkEnd w:id="21"/>
-    <w:bookmarkStart w:id="22" w:name="la-regla-del-y-si-fuera-yo"/>
+    <w:bookmarkEnd w:id="24"/>
+    <w:bookmarkStart w:id="25" w:name="la-regla-del-y-si-fuera-yo"/>
     <w:p>
       <w:pPr>
         <w:pStyle w:val="Heading2"/>
@@ -1336,8 +1378,8 @@
         </w:pict>
       </w:r>
     </w:p>
-    <w:bookmarkEnd w:id="22"/>
-    <w:bookmarkStart w:id="23" w:name="empatía-en-pantalla-cyberempatía"/>
+    <w:bookmarkEnd w:id="25"/>
+    <w:bookmarkStart w:id="26" w:name="empatía-en-pantalla-cyberempatía"/>
     <w:p>
       <w:pPr>
         <w:pStyle w:val="Heading2"/>
@@ -1575,8 +1617,8 @@
         <w:t xml:space="preserve">🏫 Grupo:</w:t>
       </w:r>
     </w:p>
-    <w:bookmarkEnd w:id="23"/>
-    <w:bookmarkStart w:id="24" w:name="a-por-ellos"/>
+    <w:bookmarkEnd w:id="26"/>
+    <w:bookmarkStart w:id="27" w:name="a-por-ellos"/>
     <w:p>
       <w:pPr>
         <w:pStyle w:val="Heading2"/>
@@ -2056,8 +2098,8 @@
         </w:pict>
       </w:r>
     </w:p>
-    <w:bookmarkEnd w:id="24"/>
-    <w:bookmarkStart w:id="25" w:name="mini-dinámica-el-día-de-otro-5-min"/>
+    <w:bookmarkEnd w:id="27"/>
+    <w:bookmarkStart w:id="28" w:name="mini-dinámica-el-día-de-otro-5-min"/>
     <w:p>
       <w:pPr>
         <w:pStyle w:val="Heading2"/>
@@ -2168,8 +2210,8 @@
         </w:pict>
       </w:r>
     </w:p>
-    <w:bookmarkEnd w:id="25"/>
-    <w:bookmarkStart w:id="26" w:name="soluciones-y-pistas"/>
+    <w:bookmarkEnd w:id="28"/>
+    <w:bookmarkStart w:id="29" w:name="soluciones-y-pistas"/>
     <w:p>
       <w:pPr>
         <w:pStyle w:val="Heading2"/>
@@ -2302,8 +2344,8 @@
         </w:pict>
       </w:r>
     </w:p>
-    <w:bookmarkEnd w:id="26"/>
-    <w:bookmarkStart w:id="27" w:name="dudas-de-10-segundos"/>
+    <w:bookmarkEnd w:id="29"/>
+    <w:bookmarkStart w:id="30" w:name="dudas-de-10-segundos"/>
     <w:p>
       <w:pPr>
         <w:pStyle w:val="Heading2"/>
@@ -2404,8 +2446,8 @@
         </w:pict>
       </w:r>
     </w:p>
-    <w:bookmarkEnd w:id="27"/>
-    <w:bookmarkStart w:id="29" w:name="logros-de-la-unidad"/>
+    <w:bookmarkEnd w:id="30"/>
+    <w:bookmarkStart w:id="32" w:name="logros-de-la-unidad"/>
     <w:p>
       <w:pPr>
         <w:pStyle w:val="Heading2"/>
@@ -2584,7 +2626,7 @@
       <w:r>
         <w:t xml:space="preserve"> </w:t>
       </w:r>
-      <w:hyperlink r:id="rId28">
+      <w:hyperlink r:id="rId31">
         <w:r>
           <w:rPr>
             <w:rStyle w:val="Hyperlink"/>
@@ -2611,7 +2653,7 @@
       <w:r>
         <w:t xml:space="preserve"> </w:t>
       </w:r>
-      <w:hyperlink r:id="rId28">
+      <w:hyperlink r:id="rId31">
         <w:r>
           <w:rPr>
             <w:rStyle w:val="Hyperlink"/>
@@ -2647,9 +2689,9 @@
         </w:r>
       </w:hyperlink>
     </w:p>
-    <w:bookmarkEnd w:id="29"/>
-    <w:bookmarkEnd w:id="30"/>
-    <w:bookmarkStart w:id="46" w:name="cómo-se-practica"/>
+    <w:bookmarkEnd w:id="32"/>
+    <w:bookmarkEnd w:id="33"/>
+    <w:bookmarkStart w:id="52" w:name="cómo-se-practica"/>
     <w:p>
       <w:pPr>
         <w:pStyle w:val="Heading1"/>
@@ -2713,7 +2755,7 @@
         </w:pict>
       </w:r>
     </w:p>
-    <w:bookmarkStart w:id="31" w:name="en-corto-1"/>
+    <w:bookmarkStart w:id="34" w:name="en-corto-1"/>
     <w:p>
       <w:pPr>
         <w:pStyle w:val="Heading2"/>
@@ -2753,8 +2795,8 @@
         </w:pict>
       </w:r>
     </w:p>
-    <w:bookmarkEnd w:id="31"/>
-    <w:bookmarkStart w:id="32" w:name="Xfd2ca4091b1068754addad026a7ee5cc7646c03"/>
+    <w:bookmarkEnd w:id="34"/>
+    <w:bookmarkStart w:id="35" w:name="Xfd2ca4091b1068754addad026a7ee5cc7646c03"/>
     <w:p>
       <w:pPr>
         <w:pStyle w:val="Heading2"/>
@@ -2876,8 +2918,8 @@
         </w:pict>
       </w:r>
     </w:p>
-    <w:bookmarkEnd w:id="32"/>
-    <w:bookmarkStart w:id="38" w:name="los-cinco-gestos-de-la-empatía-práctica"/>
+    <w:bookmarkEnd w:id="35"/>
+    <w:bookmarkStart w:id="44" w:name="los-cinco-gestos-de-la-empatía-práctica"/>
     <w:p>
       <w:pPr>
         <w:pStyle w:val="Heading2"/>
@@ -2896,12 +2938,54 @@
     </w:p>
     <w:p>
       <w:pPr>
-        <w:pStyle w:val="BodyText"/>
-      </w:pPr>
-    </w:p>
-    <w:p>
-      <w:pPr>
-        <w:pStyle w:val="BodyText"/>
+        <w:pStyle w:val="CaptionedFigure"/>
+      </w:pPr>
+      <w:r>
+        <w:drawing>
+          <wp:inline>
+            <wp:extent cx="5334000" cy="2169160"/>
+            <wp:effectExtent b="0" l="0" r="0" t="0"/>
+            <wp:docPr descr="🤝 Los 5 gestos — del escuche al “te escucho”" title="" id="37" name="Picture"/>
+            <a:graphic>
+              <a:graphicData uri="http://schemas.openxmlformats.org/drawingml/2006/picture">
+                <pic:pic>
+                  <pic:nvPicPr>
+                    <pic:cNvPr descr="public/img/02-ponte-en-su-sitio/02-cinco-gestos.png" id="38" name="Picture"/>
+                    <pic:cNvPicPr>
+                      <a:picLocks noChangeArrowheads="1" noChangeAspect="1"/>
+                    </pic:cNvPicPr>
+                  </pic:nvPicPr>
+                  <pic:blipFill>
+                    <a:blip r:embed="rId36"/>
+                    <a:stretch>
+                      <a:fillRect/>
+                    </a:stretch>
+                  </pic:blipFill>
+                  <pic:spPr bwMode="auto">
+                    <a:xfrm>
+                      <a:off x="0" y="0"/>
+                      <a:ext cx="5334000" cy="2169160"/>
+                    </a:xfrm>
+                    <a:prstGeom prst="rect">
+                      <a:avLst/>
+                    </a:prstGeom>
+                    <a:noFill/>
+                    <a:ln w="9525">
+                      <a:noFill/>
+                      <a:headEnd/>
+                      <a:tailEnd/>
+                    </a:ln>
+                  </pic:spPr>
+                </pic:pic>
+              </a:graphicData>
+            </a:graphic>
+          </wp:inline>
+        </w:drawing>
+      </w:r>
+    </w:p>
+    <w:p>
+      <w:pPr>
+        <w:pStyle w:val="ImageCaption"/>
       </w:pPr>
       <w:r>
         <w:t xml:space="preserve">🤝 Los 5 gestos — del escuche al</w:t>
@@ -2913,7 +2997,7 @@
         <w:t xml:space="preserve">“te escucho”</w:t>
       </w:r>
     </w:p>
-    <w:bookmarkStart w:id="33" w:name="escuchar-sin-interrumpir"/>
+    <w:bookmarkStart w:id="39" w:name="escuchar-sin-interrumpir"/>
     <w:p>
       <w:pPr>
         <w:pStyle w:val="Heading3"/>
@@ -3072,8 +3156,8 @@
         <w:t xml:space="preserve">. Marta deja de contar. No porque la interrumpieran: porque vio que su historia ya no interesaba.</w:t>
       </w:r>
     </w:p>
-    <w:bookmarkEnd w:id="33"/>
-    <w:bookmarkStart w:id="34" w:name="preguntar-de-verdad"/>
+    <w:bookmarkEnd w:id="39"/>
+    <w:bookmarkStart w:id="40" w:name="preguntar-de-verdad"/>
     <w:p>
       <w:pPr>
         <w:pStyle w:val="Heading3"/>
@@ -3301,8 +3385,8 @@
         <w:t xml:space="preserve">la primera pregunta es cortesía; la segunda es empatía. Si tras su respuesta sigues sin saber nada de su día, falta una pregunta.</w:t>
       </w:r>
     </w:p>
-    <w:bookmarkEnd w:id="34"/>
-    <w:bookmarkStart w:id="35" w:name="no-juzgar-de-primeras"/>
+    <w:bookmarkEnd w:id="40"/>
+    <w:bookmarkStart w:id="41" w:name="no-juzgar-de-primeras"/>
     <w:p>
       <w:pPr>
         <w:pStyle w:val="Heading3"/>
@@ -3441,8 +3525,8 @@
         <w:t xml:space="preserve">por su dislexia. DANI pasó la tarde pidiendo perdón. Primero entender, después opinar.</w:t>
       </w:r>
     </w:p>
-    <w:bookmarkEnd w:id="35"/>
-    <w:bookmarkStart w:id="36" w:name="describir-antes-de-comentar"/>
+    <w:bookmarkEnd w:id="41"/>
+    <w:bookmarkStart w:id="42" w:name="describir-antes-de-comentar"/>
     <w:p>
       <w:pPr>
         <w:pStyle w:val="Heading3"/>
@@ -3668,8 +3752,8 @@
         </w:tc>
       </w:tr>
     </w:tbl>
-    <w:bookmarkEnd w:id="36"/>
-    <w:bookmarkStart w:id="37" w:name="el-silencio-que-apoya"/>
+    <w:bookmarkEnd w:id="42"/>
+    <w:bookmarkStart w:id="43" w:name="el-silencio-que-apoya"/>
     <w:p>
       <w:pPr>
         <w:pStyle w:val="Heading3"/>
@@ -3779,9 +3863,9 @@
         <w:t xml:space="preserve">🏫 Grupo:</w:t>
       </w:r>
     </w:p>
-    <w:bookmarkEnd w:id="37"/>
-    <w:bookmarkEnd w:id="38"/>
-    <w:bookmarkStart w:id="39" w:name="a-por-ellos-1"/>
+    <w:bookmarkEnd w:id="43"/>
+    <w:bookmarkEnd w:id="44"/>
+    <w:bookmarkStart w:id="45" w:name="a-por-ellos-1"/>
     <w:p>
       <w:pPr>
         <w:pStyle w:val="Heading2"/>
@@ -4274,8 +4358,8 @@
         </w:pict>
       </w:r>
     </w:p>
-    <w:bookmarkEnd w:id="39"/>
-    <w:bookmarkStart w:id="40" w:name="Xf351af93325545c6485a52424ce916820d2ea53"/>
+    <w:bookmarkEnd w:id="45"/>
+    <w:bookmarkStart w:id="46" w:name="Xf351af93325545c6485a52424ce916820d2ea53"/>
     <w:p>
       <w:pPr>
         <w:pStyle w:val="Heading2"/>
@@ -4401,8 +4485,8 @@
         </w:pict>
       </w:r>
     </w:p>
-    <w:bookmarkEnd w:id="40"/>
-    <w:bookmarkStart w:id="41" w:name="soluciones-y-pistas-1"/>
+    <w:bookmarkEnd w:id="46"/>
+    <w:bookmarkStart w:id="47" w:name="soluciones-y-pistas-1"/>
     <w:p>
       <w:pPr>
         <w:pStyle w:val="Heading2"/>
@@ -4598,8 +4682,8 @@
         </w:pict>
       </w:r>
     </w:p>
-    <w:bookmarkEnd w:id="41"/>
-    <w:bookmarkStart w:id="42" w:name="Xcca0ea7217c58ae2c0d1ba0696d8c77870e64cc"/>
+    <w:bookmarkEnd w:id="47"/>
+    <w:bookmarkStart w:id="48" w:name="Xcca0ea7217c58ae2c0d1ba0696d8c77870e64cc"/>
     <w:p>
       <w:pPr>
         <w:pStyle w:val="Heading2"/>
@@ -4648,8 +4732,8 @@
         </w:pict>
       </w:r>
     </w:p>
-    <w:bookmarkEnd w:id="42"/>
-    <w:bookmarkStart w:id="43" w:name="logros-de-la-unidad-1"/>
+    <w:bookmarkEnd w:id="48"/>
+    <w:bookmarkStart w:id="49" w:name="logros-de-la-unidad-1"/>
     <w:p>
       <w:pPr>
         <w:pStyle w:val="Heading2"/>
@@ -4840,8 +4924,8 @@
         </w:pict>
       </w:r>
     </w:p>
-    <w:bookmarkEnd w:id="43"/>
-    <w:bookmarkStart w:id="44" w:name="dudas-de-10-segundos-1"/>
+    <w:bookmarkEnd w:id="49"/>
+    <w:bookmarkStart w:id="50" w:name="dudas-de-10-segundos-1"/>
     <w:p>
       <w:pPr>
         <w:pStyle w:val="Heading2"/>
@@ -4991,8 +5075,8 @@
         </w:pict>
       </w:r>
     </w:p>
-    <w:bookmarkEnd w:id="44"/>
-    <w:bookmarkStart w:id="45" w:name="vocabulario-rápido"/>
+    <w:bookmarkEnd w:id="50"/>
+    <w:bookmarkStart w:id="51" w:name="vocabulario-rápido"/>
     <w:p>
       <w:pPr>
         <w:pStyle w:val="Heading2"/>
@@ -5084,7 +5168,7 @@
       <w:r>
         <w:t xml:space="preserve"> </w:t>
       </w:r>
-      <w:hyperlink r:id="rId28">
+      <w:hyperlink r:id="rId31">
         <w:r>
           <w:rPr>
             <w:rStyle w:val="Hyperlink"/>
@@ -5147,9 +5231,9 @@
         </w:r>
       </w:hyperlink>
     </w:p>
-    <w:bookmarkEnd w:id="45"/>
-    <w:bookmarkEnd w:id="46"/>
-    <w:bookmarkStart w:id="57" w:name="juegos-y-retos"/>
+    <w:bookmarkEnd w:id="51"/>
+    <w:bookmarkEnd w:id="52"/>
+    <w:bookmarkStart w:id="66" w:name="juegos-y-retos"/>
     <w:p>
       <w:pPr>
         <w:pStyle w:val="Heading1"/>
@@ -5213,7 +5297,7 @@
         </w:pict>
       </w:r>
     </w:p>
-    <w:bookmarkStart w:id="47" w:name="en-corto-2"/>
+    <w:bookmarkStart w:id="53" w:name="en-corto-2"/>
     <w:p>
       <w:pPr>
         <w:pStyle w:val="Heading2"/>
@@ -5237,8 +5321,8 @@
         </w:pict>
       </w:r>
     </w:p>
-    <w:bookmarkEnd w:id="47"/>
-    <w:bookmarkStart w:id="48" w:name="el-fail-de-dani-un-clic-gratis"/>
+    <w:bookmarkEnd w:id="53"/>
+    <w:bookmarkStart w:id="54" w:name="el-fail-de-dani-un-clic-gratis"/>
     <w:p>
       <w:pPr>
         <w:pStyle w:val="Heading2"/>
@@ -5440,8 +5524,8 @@
         </w:pict>
       </w:r>
     </w:p>
-    <w:bookmarkEnd w:id="48"/>
-    <w:bookmarkStart w:id="49" w:name="cara-a-cara-empatía-vs-simpatía"/>
+    <w:bookmarkEnd w:id="54"/>
+    <w:bookmarkStart w:id="55" w:name="cara-a-cara-empatía-vs-simpatía"/>
     <w:p>
       <w:pPr>
         <w:pStyle w:val="Heading2"/>
@@ -5779,8 +5863,8 @@
         </w:pict>
       </w:r>
     </w:p>
-    <w:bookmarkEnd w:id="49"/>
-    <w:bookmarkStart w:id="50" w:name="reto-mental"/>
+    <w:bookmarkEnd w:id="55"/>
+    <w:bookmarkStart w:id="56" w:name="reto-mental"/>
     <w:p>
       <w:pPr>
         <w:pStyle w:val="Heading2"/>
@@ -5959,8 +6043,8 @@
         </w:pict>
       </w:r>
     </w:p>
-    <w:bookmarkEnd w:id="50"/>
-    <w:bookmarkStart w:id="51" w:name="la-dinámica-estrella-la-telaraña"/>
+    <w:bookmarkEnd w:id="56"/>
+    <w:bookmarkStart w:id="60" w:name="la-dinámica-estrella-la-telaraña"/>
     <w:p>
       <w:pPr>
         <w:pStyle w:val="Heading2"/>
@@ -5995,12 +6079,54 @@
     </w:p>
     <w:p>
       <w:pPr>
-        <w:pStyle w:val="BodyText"/>
-      </w:pPr>
-    </w:p>
-    <w:p>
-      <w:pPr>
-        <w:pStyle w:val="BodyText"/>
+        <w:pStyle w:val="CaptionedFigure"/>
+      </w:pPr>
+      <w:r>
+        <w:drawing>
+          <wp:inline>
+            <wp:extent cx="5334000" cy="3911600"/>
+            <wp:effectExtent b="0" l="0" r="0" t="0"/>
+            <wp:docPr descr="🕸️ La telaraña — la red que sostiene la clase" title="" id="58" name="Picture"/>
+            <a:graphic>
+              <a:graphicData uri="http://schemas.openxmlformats.org/drawingml/2006/picture">
+                <pic:pic>
+                  <pic:nvPicPr>
+                    <pic:cNvPr descr="public/img/02-ponte-en-su-sitio/03-telarana.png" id="59" name="Picture"/>
+                    <pic:cNvPicPr>
+                      <a:picLocks noChangeArrowheads="1" noChangeAspect="1"/>
+                    </pic:cNvPicPr>
+                  </pic:nvPicPr>
+                  <pic:blipFill>
+                    <a:blip r:embed="rId57"/>
+                    <a:stretch>
+                      <a:fillRect/>
+                    </a:stretch>
+                  </pic:blipFill>
+                  <pic:spPr bwMode="auto">
+                    <a:xfrm>
+                      <a:off x="0" y="0"/>
+                      <a:ext cx="5334000" cy="3911600"/>
+                    </a:xfrm>
+                    <a:prstGeom prst="rect">
+                      <a:avLst/>
+                    </a:prstGeom>
+                    <a:noFill/>
+                    <a:ln w="9525">
+                      <a:noFill/>
+                      <a:headEnd/>
+                      <a:tailEnd/>
+                    </a:ln>
+                  </pic:spPr>
+                </pic:pic>
+              </a:graphicData>
+            </a:graphic>
+          </wp:inline>
+        </w:drawing>
+      </w:r>
+    </w:p>
+    <w:p>
+      <w:pPr>
+        <w:pStyle w:val="ImageCaption"/>
       </w:pPr>
       <w:r>
         <w:t xml:space="preserve">🕸️ La telaraña — la red que sostiene la clase</w:t>
@@ -6318,8 +6444,8 @@
         <w:t xml:space="preserve">🏫 Grupo:</w:t>
       </w:r>
     </w:p>
-    <w:bookmarkEnd w:id="51"/>
-    <w:bookmarkStart w:id="52" w:name="a-por-ellos-2"/>
+    <w:bookmarkEnd w:id="60"/>
+    <w:bookmarkStart w:id="61" w:name="a-por-ellos-2"/>
     <w:p>
       <w:pPr>
         <w:pStyle w:val="Heading2"/>
@@ -6759,8 +6885,8 @@
         </w:pict>
       </w:r>
     </w:p>
-    <w:bookmarkEnd w:id="52"/>
-    <w:bookmarkStart w:id="53" w:name="Xe857e375cc9f67c8573c2d54e79f9d513a7a043"/>
+    <w:bookmarkEnd w:id="61"/>
+    <w:bookmarkStart w:id="62" w:name="Xe857e375cc9f67c8573c2d54e79f9d513a7a043"/>
     <w:p>
       <w:pPr>
         <w:pStyle w:val="Heading2"/>
@@ -6869,8 +6995,8 @@
         </w:pict>
       </w:r>
     </w:p>
-    <w:bookmarkEnd w:id="53"/>
-    <w:bookmarkStart w:id="54" w:name="logros-de-la-unidad-2"/>
+    <w:bookmarkEnd w:id="62"/>
+    <w:bookmarkStart w:id="63" w:name="logros-de-la-unidad-2"/>
     <w:p>
       <w:pPr>
         <w:pStyle w:val="Heading2"/>
@@ -7085,8 +7211,8 @@
         </w:pict>
       </w:r>
     </w:p>
-    <w:bookmarkEnd w:id="54"/>
-    <w:bookmarkStart w:id="55" w:name="dudas-de-10-segundos-2"/>
+    <w:bookmarkEnd w:id="63"/>
+    <w:bookmarkStart w:id="64" w:name="dudas-de-10-segundos-2"/>
     <w:p>
       <w:pPr>
         <w:pStyle w:val="Heading2"/>
@@ -7154,8 +7280,8 @@
         </w:pict>
       </w:r>
     </w:p>
-    <w:bookmarkEnd w:id="55"/>
-    <w:bookmarkStart w:id="56" w:name="poscréditos"/>
+    <w:bookmarkEnd w:id="64"/>
+    <w:bookmarkStart w:id="65" w:name="poscréditos"/>
     <w:p>
       <w:pPr>
         <w:pStyle w:val="Heading2"/>
@@ -7259,7 +7385,7 @@
       <w:r>
         <w:t xml:space="preserve"> </w:t>
       </w:r>
-      <w:hyperlink r:id="rId28">
+      <w:hyperlink r:id="rId31">
         <w:r>
           <w:rPr>
             <w:rStyle w:val="Hyperlink"/>
@@ -7322,8 +7448,8 @@
         </w:r>
       </w:hyperlink>
     </w:p>
-    <w:bookmarkEnd w:id="56"/>
-    <w:bookmarkEnd w:id="57"/>
+    <w:bookmarkEnd w:id="65"/>
+    <w:bookmarkEnd w:id="66"/>
     <w:sectPr>
       <w:footnotePr>
         <w:numRestart w:val="eachSect"/>
